--- a/00_Project_Management/Change Log.docx
+++ b/00_Project_Management/Change Log.docx
@@ -1,22 +1,22 @@
 
 <file path=word/document.xml><?xml version="1.0" encoding="utf-8"?>
-<w:document xmlns:wpc="http://schemas.microsoft.com/office/word/2010/wordprocessingCanvas" xmlns:mc="http://schemas.openxmlformats.org/markup-compatibility/2006" xmlns:o="urn:schemas-microsoft-com:office:office" xmlns:r="http://schemas.openxmlformats.org/officeDocument/2006/relationships" xmlns:m="http://schemas.openxmlformats.org/officeDocument/2006/math" xmlns:v="urn:schemas-microsoft-com:vml" xmlns:wp14="http://schemas.microsoft.com/office/word/2010/wordprocessingDrawing" xmlns:wp="http://schemas.openxmlformats.org/drawingml/2006/wordprocessingDrawing" xmlns:w10="urn:schemas-microsoft-com:office:word" xmlns:w="http://schemas.openxmlformats.org/wordprocessingml/2006/main" xmlns:w14="http://schemas.microsoft.com/office/word/2010/wordml" xmlns:w15="http://schemas.microsoft.com/office/word/2012/wordml" xmlns:wpg="http://schemas.microsoft.com/office/word/2010/wordprocessingGroup" xmlns:wpi="http://schemas.microsoft.com/office/word/2010/wordprocessingInk" xmlns:wne="http://schemas.microsoft.com/office/word/2006/wordml" xmlns:wps="http://schemas.microsoft.com/office/word/2010/wordprocessingShape" xmlns:cx="http://schemas.microsoft.com/office/drawing/2014/chartex" xmlns:cx1="http://schemas.microsoft.com/office/drawing/2015/9/8/chartex" xmlns:cx2="http://schemas.microsoft.com/office/drawing/2015/10/21/chartex" xmlns:cx3="http://schemas.microsoft.com/office/drawing/2016/5/9/chartex" xmlns:cx4="http://schemas.microsoft.com/office/drawing/2016/5/10/chartex" xmlns:cx5="http://schemas.microsoft.com/office/drawing/2016/5/11/chartex" xmlns:cx6="http://schemas.microsoft.com/office/drawing/2016/5/12/chartex" xmlns:cx7="http://schemas.microsoft.com/office/drawing/2016/5/13/chartex" xmlns:cx8="http://schemas.microsoft.com/office/drawing/2016/5/14/chartex" xmlns:aink="http://schemas.microsoft.com/office/drawing/2016/ink" xmlns:am3d="http://schemas.microsoft.com/office/drawing/2017/model3d" xmlns:w16cex="http://schemas.microsoft.com/office/word/2018/wordml/cex" xmlns:w16cid="http://schemas.microsoft.com/office/word/2016/wordml/cid" xmlns:w16="http://schemas.microsoft.com/office/word/2018/wordml" xmlns:w16sdtdh="http://schemas.microsoft.com/office/word/2020/wordml/sdtdatahash" xmlns:w16se="http://schemas.microsoft.com/office/word/2015/wordml/symex" mc:Ignorable="w14 w15 wp14">
+<w:document xmlns:wpc="http://schemas.microsoft.com/office/word/2010/wordprocessingCanvas" xmlns:mc="http://schemas.openxmlformats.org/markup-compatibility/2006" xmlns:o="urn:schemas-microsoft-com:office:office" xmlns:r="http://schemas.openxmlformats.org/officeDocument/2006/relationships" xmlns:m="http://schemas.openxmlformats.org/officeDocument/2006/math" xmlns:v="urn:schemas-microsoft-com:vml" xmlns:wp14="http://schemas.microsoft.com/office/word/2010/wordprocessingDrawing" xmlns:wp="http://schemas.openxmlformats.org/drawingml/2006/wordprocessingDrawing" xmlns:w="http://schemas.openxmlformats.org/wordprocessingml/2006/main" xmlns:w14="http://schemas.microsoft.com/office/word/2010/wordml" xmlns:w10="urn:schemas-microsoft-com:office:word" xmlns:w15="http://schemas.microsoft.com/office/word/2012/wordml" xmlns:wpg="http://schemas.microsoft.com/office/word/2010/wordprocessingGroup" xmlns:wpi="http://schemas.microsoft.com/office/word/2010/wordprocessingInk" xmlns:wne="http://schemas.microsoft.com/office/word/2006/wordml" xmlns:wps="http://schemas.microsoft.com/office/word/2010/wordprocessingShape" xmlns:wpsCustomData="http://www.wps.cn/officeDocument/2013/wpsCustomData" mc:Ignorable="w14 w15 wp14">
   <w:body>
     <w:p>
       <w:pPr>
-        <w:spacing w:after="200" w:before="2000"/>
+        <w:spacing w:before="2000" w:after="200"/>
         <w:jc w:val="center"/>
       </w:pPr>
       <w:r>
         <w:rPr>
-          <w:rFonts w:ascii="Calibri" w:cs="Calibri" w:eastAsia="Calibri" w:hAnsi="Calibri"/>
+          <w:rFonts w:ascii="Calibri" w:hAnsi="Calibri" w:eastAsia="Calibri" w:cs="Calibri"/>
           <w:b/>
           <w:bCs/>
           <w:color w:val="2E5395"/>
           <w:sz w:val="22"/>
           <w:szCs w:val="22"/>
         </w:rPr>
-        <w:t xml:space="preserve">DE10-Standard FPGA Engineering Knowledge Base</w:t>
+        <w:t>DE10-Standard FPGA Engineering Knowledge Base</w:t>
       </w:r>
     </w:p>
     <w:p>
@@ -26,14 +26,14 @@
       </w:pPr>
       <w:r>
         <w:rPr>
-          <w:rFonts w:ascii="Calibri" w:cs="Calibri" w:eastAsia="Calibri" w:hAnsi="Calibri"/>
+          <w:rFonts w:ascii="Calibri" w:hAnsi="Calibri" w:eastAsia="Calibri" w:cs="Calibri"/>
           <w:i/>
           <w:iCs/>
           <w:color w:val="595959"/>
           <w:sz w:val="20"/>
           <w:szCs w:val="20"/>
         </w:rPr>
-        <w:t xml:space="preserve">EKB-PM-005</w:t>
+        <w:t>EKB-PM-005</w:t>
       </w:r>
     </w:p>
     <w:p>
@@ -43,14 +43,14 @@
       </w:pPr>
       <w:r>
         <w:rPr>
-          <w:rFonts w:ascii="Calibri" w:cs="Calibri" w:eastAsia="Calibri" w:hAnsi="Calibri"/>
+          <w:rFonts w:ascii="Calibri" w:hAnsi="Calibri" w:eastAsia="Calibri" w:cs="Calibri"/>
           <w:b/>
           <w:bCs/>
           <w:color w:val="1F3864"/>
           <w:sz w:val="56"/>
           <w:szCs w:val="56"/>
         </w:rPr>
-        <w:t xml:space="preserve">Change Log</w:t>
+        <w:t>Change Log</w:t>
       </w:r>
     </w:p>
     <w:p>
@@ -60,40 +60,65 @@
       </w:pPr>
       <w:r>
         <w:rPr>
-          <w:rFonts w:ascii="Calibri" w:cs="Calibri" w:eastAsia="Calibri" w:hAnsi="Calibri"/>
+          <w:rFonts w:ascii="Calibri" w:hAnsi="Calibri" w:eastAsia="Calibri" w:cs="Calibri"/>
           <w:color w:val="2E5395"/>
           <w:sz w:val="28"/>
           <w:szCs w:val="28"/>
         </w:rPr>
-        <w:t xml:space="preserve">Nhật ký thay đổi theo chuẩn Keep a Changelog</w:t>
+        <w:t>Nhật ký thay đổi theo chuẩn Keep a Changelog</w:t>
       </w:r>
     </w:p>
     <w:tbl>
       <w:tblPr>
-        <w:tblW w:type="dxa" w:w="9000"/>
+        <w:tblStyle w:val="9"/>
+        <w:tblW w:w="9000" w:type="dxa"/>
+        <w:tblInd w:w="0" w:type="dxa"/>
         <w:tblBorders>
-          <w:top w:val="single" w:color="auto" w:sz="4"/>
-          <w:left w:val="single" w:color="auto" w:sz="4"/>
-          <w:bottom w:val="single" w:color="auto" w:sz="4"/>
-          <w:right w:val="single" w:color="auto" w:sz="4"/>
-          <w:insideH w:val="single" w:color="auto" w:sz="4"/>
-          <w:insideV w:val="single" w:color="auto" w:sz="4"/>
+          <w:top w:val="single" w:color="auto" w:sz="4" w:space="0"/>
+          <w:left w:val="single" w:color="auto" w:sz="4" w:space="0"/>
+          <w:bottom w:val="single" w:color="auto" w:sz="4" w:space="0"/>
+          <w:right w:val="single" w:color="auto" w:sz="4" w:space="0"/>
+          <w:insideH w:val="single" w:color="auto" w:sz="4" w:space="0"/>
+          <w:insideV w:val="single" w:color="auto" w:sz="4" w:space="0"/>
         </w:tblBorders>
+        <w:tblLayout w:type="autofit"/>
+        <w:tblCellMar>
+          <w:top w:w="0" w:type="dxa"/>
+          <w:left w:w="10" w:type="dxa"/>
+          <w:bottom w:w="0" w:type="dxa"/>
+          <w:right w:w="10" w:type="dxa"/>
+        </w:tblCellMar>
       </w:tblPr>
       <w:tblGrid>
         <w:gridCol w:w="2700"/>
         <w:gridCol w:w="6300"/>
       </w:tblGrid>
       <w:tr>
+        <w:tblPrEx>
+          <w:tblBorders>
+            <w:top w:val="single" w:color="auto" w:sz="4" w:space="0"/>
+            <w:left w:val="single" w:color="auto" w:sz="4" w:space="0"/>
+            <w:bottom w:val="single" w:color="auto" w:sz="4" w:space="0"/>
+            <w:right w:val="single" w:color="auto" w:sz="4" w:space="0"/>
+            <w:insideH w:val="single" w:color="auto" w:sz="4" w:space="0"/>
+            <w:insideV w:val="single" w:color="auto" w:sz="4" w:space="0"/>
+          </w:tblBorders>
+          <w:tblCellMar>
+            <w:top w:w="0" w:type="dxa"/>
+            <w:left w:w="10" w:type="dxa"/>
+            <w:bottom w:w="0" w:type="dxa"/>
+            <w:right w:w="10" w:type="dxa"/>
+          </w:tblCellMar>
+        </w:tblPrEx>
         <w:tc>
           <w:tcPr>
-            <w:tcW w:type="dxa" w:w="2700"/>
-            <w:shd w:fill="D9E2F3" w:val="clear"/>
+            <w:tcW w:w="2700" w:type="dxa"/>
+            <w:shd w:val="clear" w:color="auto" w:fill="D9E2F3"/>
             <w:tcMar>
-              <w:top w:type="dxa" w:w="80"/>
-              <w:left w:type="dxa" w:w="100"/>
-              <w:bottom w:type="dxa" w:w="80"/>
-              <w:right w:type="dxa" w:w="100"/>
+              <w:top w:w="80" w:type="dxa"/>
+              <w:left w:w="100" w:type="dxa"/>
+              <w:bottom w:w="80" w:type="dxa"/>
+              <w:right w:w="100" w:type="dxa"/>
             </w:tcMar>
             <w:vAlign w:val="center"/>
           </w:tcPr>
@@ -103,25 +128,25 @@
             </w:pPr>
             <w:r>
               <w:rPr>
-                <w:rFonts w:ascii="Calibri" w:cs="Calibri" w:eastAsia="Calibri" w:hAnsi="Calibri"/>
+                <w:rFonts w:ascii="Calibri" w:hAnsi="Calibri" w:eastAsia="Calibri" w:cs="Calibri"/>
                 <w:b/>
                 <w:bCs/>
                 <w:color w:val="000000"/>
                 <w:sz w:val="20"/>
                 <w:szCs w:val="20"/>
               </w:rPr>
-              <w:t xml:space="preserve">Project</w:t>
+              <w:t>Project</w:t>
             </w:r>
           </w:p>
         </w:tc>
         <w:tc>
           <w:tcPr>
-            <w:tcW w:type="dxa" w:w="6300"/>
+            <w:tcW w:w="6300" w:type="dxa"/>
             <w:tcMar>
-              <w:top w:type="dxa" w:w="80"/>
-              <w:left w:type="dxa" w:w="100"/>
-              <w:bottom w:type="dxa" w:w="80"/>
-              <w:right w:type="dxa" w:w="100"/>
+              <w:top w:w="80" w:type="dxa"/>
+              <w:left w:w="100" w:type="dxa"/>
+              <w:bottom w:w="80" w:type="dxa"/>
+              <w:right w:w="100" w:type="dxa"/>
             </w:tcMar>
             <w:vAlign w:val="center"/>
           </w:tcPr>
@@ -131,28 +156,44 @@
             </w:pPr>
             <w:r>
               <w:rPr>
-                <w:rFonts w:ascii="Calibri" w:cs="Calibri" w:eastAsia="Calibri" w:hAnsi="Calibri"/>
-                <w:b w:val="false"/>
-                <w:bCs w:val="false"/>
+                <w:rFonts w:ascii="Calibri" w:hAnsi="Calibri" w:eastAsia="Calibri" w:cs="Calibri"/>
+                <w:b w:val="0"/>
+                <w:bCs w:val="0"/>
                 <w:color w:val="000000"/>
                 <w:sz w:val="20"/>
                 <w:szCs w:val="20"/>
               </w:rPr>
-              <w:t xml:space="preserve">DE10-Standard FPGA Engineering Handbook</w:t>
+              <w:t>DE10-Standard FPGA Engineering Handbook</w:t>
             </w:r>
           </w:p>
         </w:tc>
       </w:tr>
       <w:tr>
+        <w:tblPrEx>
+          <w:tblBorders>
+            <w:top w:val="single" w:color="auto" w:sz="4" w:space="0"/>
+            <w:left w:val="single" w:color="auto" w:sz="4" w:space="0"/>
+            <w:bottom w:val="single" w:color="auto" w:sz="4" w:space="0"/>
+            <w:right w:val="single" w:color="auto" w:sz="4" w:space="0"/>
+            <w:insideH w:val="single" w:color="auto" w:sz="4" w:space="0"/>
+            <w:insideV w:val="single" w:color="auto" w:sz="4" w:space="0"/>
+          </w:tblBorders>
+          <w:tblCellMar>
+            <w:top w:w="0" w:type="dxa"/>
+            <w:left w:w="10" w:type="dxa"/>
+            <w:bottom w:w="0" w:type="dxa"/>
+            <w:right w:w="10" w:type="dxa"/>
+          </w:tblCellMar>
+        </w:tblPrEx>
         <w:tc>
           <w:tcPr>
-            <w:tcW w:type="dxa" w:w="2700"/>
-            <w:shd w:fill="D9E2F3" w:val="clear"/>
+            <w:tcW w:w="2700" w:type="dxa"/>
+            <w:shd w:val="clear" w:color="auto" w:fill="D9E2F3"/>
             <w:tcMar>
-              <w:top w:type="dxa" w:w="80"/>
-              <w:left w:type="dxa" w:w="100"/>
-              <w:bottom w:type="dxa" w:w="80"/>
-              <w:right w:type="dxa" w:w="100"/>
+              <w:top w:w="80" w:type="dxa"/>
+              <w:left w:w="100" w:type="dxa"/>
+              <w:bottom w:w="80" w:type="dxa"/>
+              <w:right w:w="100" w:type="dxa"/>
             </w:tcMar>
             <w:vAlign w:val="center"/>
           </w:tcPr>
@@ -162,25 +203,25 @@
             </w:pPr>
             <w:r>
               <w:rPr>
-                <w:rFonts w:ascii="Calibri" w:cs="Calibri" w:eastAsia="Calibri" w:hAnsi="Calibri"/>
+                <w:rFonts w:ascii="Calibri" w:hAnsi="Calibri" w:eastAsia="Calibri" w:cs="Calibri"/>
                 <w:b/>
                 <w:bCs/>
                 <w:color w:val="000000"/>
                 <w:sz w:val="20"/>
                 <w:szCs w:val="20"/>
               </w:rPr>
-              <w:t xml:space="preserve">Board</w:t>
+              <w:t>Board</w:t>
             </w:r>
           </w:p>
         </w:tc>
         <w:tc>
           <w:tcPr>
-            <w:tcW w:type="dxa" w:w="6300"/>
+            <w:tcW w:w="6300" w:type="dxa"/>
             <w:tcMar>
-              <w:top w:type="dxa" w:w="80"/>
-              <w:left w:type="dxa" w:w="100"/>
-              <w:bottom w:type="dxa" w:w="80"/>
-              <w:right w:type="dxa" w:w="100"/>
+              <w:top w:w="80" w:type="dxa"/>
+              <w:left w:w="100" w:type="dxa"/>
+              <w:bottom w:w="80" w:type="dxa"/>
+              <w:right w:w="100" w:type="dxa"/>
             </w:tcMar>
             <w:vAlign w:val="center"/>
           </w:tcPr>
@@ -190,28 +231,44 @@
             </w:pPr>
             <w:r>
               <w:rPr>
-                <w:rFonts w:ascii="Calibri" w:cs="Calibri" w:eastAsia="Calibri" w:hAnsi="Calibri"/>
-                <w:b w:val="false"/>
-                <w:bCs w:val="false"/>
+                <w:rFonts w:ascii="Calibri" w:hAnsi="Calibri" w:eastAsia="Calibri" w:cs="Calibri"/>
+                <w:b w:val="0"/>
+                <w:bCs w:val="0"/>
                 <w:color w:val="000000"/>
                 <w:sz w:val="20"/>
                 <w:szCs w:val="20"/>
               </w:rPr>
-              <w:t xml:space="preserve">Terasic DE10-Standard — Intel Cyclone V SoC 5CSXFC6D6F31C6N</w:t>
+              <w:t>Terasic DE10-Standard — Intel Cyclone V SoC 5CSXFC6D6F31C6N</w:t>
             </w:r>
           </w:p>
         </w:tc>
       </w:tr>
       <w:tr>
+        <w:tblPrEx>
+          <w:tblBorders>
+            <w:top w:val="single" w:color="auto" w:sz="4" w:space="0"/>
+            <w:left w:val="single" w:color="auto" w:sz="4" w:space="0"/>
+            <w:bottom w:val="single" w:color="auto" w:sz="4" w:space="0"/>
+            <w:right w:val="single" w:color="auto" w:sz="4" w:space="0"/>
+            <w:insideH w:val="single" w:color="auto" w:sz="4" w:space="0"/>
+            <w:insideV w:val="single" w:color="auto" w:sz="4" w:space="0"/>
+          </w:tblBorders>
+          <w:tblCellMar>
+            <w:top w:w="0" w:type="dxa"/>
+            <w:left w:w="10" w:type="dxa"/>
+            <w:bottom w:w="0" w:type="dxa"/>
+            <w:right w:w="10" w:type="dxa"/>
+          </w:tblCellMar>
+        </w:tblPrEx>
         <w:tc>
           <w:tcPr>
-            <w:tcW w:type="dxa" w:w="2700"/>
-            <w:shd w:fill="D9E2F3" w:val="clear"/>
+            <w:tcW w:w="2700" w:type="dxa"/>
+            <w:shd w:val="clear" w:color="auto" w:fill="D9E2F3"/>
             <w:tcMar>
-              <w:top w:type="dxa" w:w="80"/>
-              <w:left w:type="dxa" w:w="100"/>
-              <w:bottom w:type="dxa" w:w="80"/>
-              <w:right w:type="dxa" w:w="100"/>
+              <w:top w:w="80" w:type="dxa"/>
+              <w:left w:w="100" w:type="dxa"/>
+              <w:bottom w:w="80" w:type="dxa"/>
+              <w:right w:w="100" w:type="dxa"/>
             </w:tcMar>
             <w:vAlign w:val="center"/>
           </w:tcPr>
@@ -221,25 +278,25 @@
             </w:pPr>
             <w:r>
               <w:rPr>
-                <w:rFonts w:ascii="Calibri" w:cs="Calibri" w:eastAsia="Calibri" w:hAnsi="Calibri"/>
+                <w:rFonts w:ascii="Calibri" w:hAnsi="Calibri" w:eastAsia="Calibri" w:cs="Calibri"/>
                 <w:b/>
                 <w:bCs/>
                 <w:color w:val="000000"/>
                 <w:sz w:val="20"/>
                 <w:szCs w:val="20"/>
               </w:rPr>
-              <w:t xml:space="preserve">Status</w:t>
+              <w:t>Status</w:t>
             </w:r>
           </w:p>
         </w:tc>
         <w:tc>
           <w:tcPr>
-            <w:tcW w:type="dxa" w:w="6300"/>
+            <w:tcW w:w="6300" w:type="dxa"/>
             <w:tcMar>
-              <w:top w:type="dxa" w:w="80"/>
-              <w:left w:type="dxa" w:w="100"/>
-              <w:bottom w:type="dxa" w:w="80"/>
-              <w:right w:type="dxa" w:w="100"/>
+              <w:top w:w="80" w:type="dxa"/>
+              <w:left w:w="100" w:type="dxa"/>
+              <w:bottom w:w="80" w:type="dxa"/>
+              <w:right w:w="100" w:type="dxa"/>
             </w:tcMar>
             <w:vAlign w:val="center"/>
           </w:tcPr>
@@ -249,28 +306,44 @@
             </w:pPr>
             <w:r>
               <w:rPr>
-                <w:rFonts w:ascii="Calibri" w:cs="Calibri" w:eastAsia="Calibri" w:hAnsi="Calibri"/>
-                <w:b w:val="false"/>
-                <w:bCs w:val="false"/>
+                <w:rFonts w:ascii="Calibri" w:hAnsi="Calibri" w:eastAsia="Calibri" w:cs="Calibri"/>
+                <w:b w:val="0"/>
+                <w:bCs w:val="0"/>
                 <w:color w:val="000000"/>
                 <w:sz w:val="20"/>
                 <w:szCs w:val="20"/>
               </w:rPr>
-              <w:t xml:space="preserve">Living document</w:t>
+              <w:t>Living document</w:t>
             </w:r>
           </w:p>
         </w:tc>
       </w:tr>
       <w:tr>
+        <w:tblPrEx>
+          <w:tblBorders>
+            <w:top w:val="single" w:color="auto" w:sz="4" w:space="0"/>
+            <w:left w:val="single" w:color="auto" w:sz="4" w:space="0"/>
+            <w:bottom w:val="single" w:color="auto" w:sz="4" w:space="0"/>
+            <w:right w:val="single" w:color="auto" w:sz="4" w:space="0"/>
+            <w:insideH w:val="single" w:color="auto" w:sz="4" w:space="0"/>
+            <w:insideV w:val="single" w:color="auto" w:sz="4" w:space="0"/>
+          </w:tblBorders>
+          <w:tblCellMar>
+            <w:top w:w="0" w:type="dxa"/>
+            <w:left w:w="10" w:type="dxa"/>
+            <w:bottom w:w="0" w:type="dxa"/>
+            <w:right w:w="10" w:type="dxa"/>
+          </w:tblCellMar>
+        </w:tblPrEx>
         <w:tc>
           <w:tcPr>
-            <w:tcW w:type="dxa" w:w="2700"/>
-            <w:shd w:fill="D9E2F3" w:val="clear"/>
+            <w:tcW w:w="2700" w:type="dxa"/>
+            <w:shd w:val="clear" w:color="auto" w:fill="D9E2F3"/>
             <w:tcMar>
-              <w:top w:type="dxa" w:w="80"/>
-              <w:left w:type="dxa" w:w="100"/>
-              <w:bottom w:type="dxa" w:w="80"/>
-              <w:right w:type="dxa" w:w="100"/>
+              <w:top w:w="80" w:type="dxa"/>
+              <w:left w:w="100" w:type="dxa"/>
+              <w:bottom w:w="80" w:type="dxa"/>
+              <w:right w:w="100" w:type="dxa"/>
             </w:tcMar>
             <w:vAlign w:val="center"/>
           </w:tcPr>
@@ -280,25 +353,25 @@
             </w:pPr>
             <w:r>
               <w:rPr>
-                <w:rFonts w:ascii="Calibri" w:cs="Calibri" w:eastAsia="Calibri" w:hAnsi="Calibri"/>
+                <w:rFonts w:ascii="Calibri" w:hAnsi="Calibri" w:eastAsia="Calibri" w:cs="Calibri"/>
                 <w:b/>
                 <w:bCs/>
                 <w:color w:val="000000"/>
                 <w:sz w:val="20"/>
                 <w:szCs w:val="20"/>
               </w:rPr>
-              <w:t xml:space="preserve">Owner</w:t>
+              <w:t>Owner</w:t>
             </w:r>
           </w:p>
         </w:tc>
         <w:tc>
           <w:tcPr>
-            <w:tcW w:type="dxa" w:w="6300"/>
+            <w:tcW w:w="6300" w:type="dxa"/>
             <w:tcMar>
-              <w:top w:type="dxa" w:w="80"/>
-              <w:left w:type="dxa" w:w="100"/>
-              <w:bottom w:type="dxa" w:w="80"/>
-              <w:right w:type="dxa" w:w="100"/>
+              <w:top w:w="80" w:type="dxa"/>
+              <w:left w:w="100" w:type="dxa"/>
+              <w:bottom w:w="80" w:type="dxa"/>
+              <w:right w:w="100" w:type="dxa"/>
             </w:tcMar>
             <w:vAlign w:val="center"/>
           </w:tcPr>
@@ -308,28 +381,44 @@
             </w:pPr>
             <w:r>
               <w:rPr>
-                <w:rFonts w:ascii="Calibri" w:cs="Calibri" w:eastAsia="Calibri" w:hAnsi="Calibri"/>
-                <w:b w:val="false"/>
-                <w:bCs w:val="false"/>
+                <w:rFonts w:ascii="Calibri" w:hAnsi="Calibri" w:eastAsia="Calibri" w:cs="Calibri"/>
+                <w:b w:val="0"/>
+                <w:bCs w:val="0"/>
                 <w:color w:val="000000"/>
                 <w:sz w:val="20"/>
                 <w:szCs w:val="20"/>
               </w:rPr>
-              <w:t xml:space="preserve">(điền tên bạn)</w:t>
+              <w:t>(điền tên bạn)</w:t>
             </w:r>
           </w:p>
         </w:tc>
       </w:tr>
       <w:tr>
+        <w:tblPrEx>
+          <w:tblBorders>
+            <w:top w:val="single" w:color="auto" w:sz="4" w:space="0"/>
+            <w:left w:val="single" w:color="auto" w:sz="4" w:space="0"/>
+            <w:bottom w:val="single" w:color="auto" w:sz="4" w:space="0"/>
+            <w:right w:val="single" w:color="auto" w:sz="4" w:space="0"/>
+            <w:insideH w:val="single" w:color="auto" w:sz="4" w:space="0"/>
+            <w:insideV w:val="single" w:color="auto" w:sz="4" w:space="0"/>
+          </w:tblBorders>
+          <w:tblCellMar>
+            <w:top w:w="0" w:type="dxa"/>
+            <w:left w:w="10" w:type="dxa"/>
+            <w:bottom w:w="0" w:type="dxa"/>
+            <w:right w:w="10" w:type="dxa"/>
+          </w:tblCellMar>
+        </w:tblPrEx>
         <w:tc>
           <w:tcPr>
-            <w:tcW w:type="dxa" w:w="2700"/>
-            <w:shd w:fill="D9E2F3" w:val="clear"/>
+            <w:tcW w:w="2700" w:type="dxa"/>
+            <w:shd w:val="clear" w:color="auto" w:fill="D9E2F3"/>
             <w:tcMar>
-              <w:top w:type="dxa" w:w="80"/>
-              <w:left w:type="dxa" w:w="100"/>
-              <w:bottom w:type="dxa" w:w="80"/>
-              <w:right w:type="dxa" w:w="100"/>
+              <w:top w:w="80" w:type="dxa"/>
+              <w:left w:w="100" w:type="dxa"/>
+              <w:bottom w:w="80" w:type="dxa"/>
+              <w:right w:w="100" w:type="dxa"/>
             </w:tcMar>
             <w:vAlign w:val="center"/>
           </w:tcPr>
@@ -339,25 +428,25 @@
             </w:pPr>
             <w:r>
               <w:rPr>
-                <w:rFonts w:ascii="Calibri" w:cs="Calibri" w:eastAsia="Calibri" w:hAnsi="Calibri"/>
+                <w:rFonts w:ascii="Calibri" w:hAnsi="Calibri" w:eastAsia="Calibri" w:cs="Calibri"/>
                 <w:b/>
                 <w:bCs/>
                 <w:color w:val="000000"/>
                 <w:sz w:val="20"/>
                 <w:szCs w:val="20"/>
               </w:rPr>
-              <w:t xml:space="preserve">Repository path</w:t>
+              <w:t>Repository path</w:t>
             </w:r>
           </w:p>
         </w:tc>
         <w:tc>
           <w:tcPr>
-            <w:tcW w:type="dxa" w:w="6300"/>
+            <w:tcW w:w="6300" w:type="dxa"/>
             <w:tcMar>
-              <w:top w:type="dxa" w:w="80"/>
-              <w:left w:type="dxa" w:w="100"/>
-              <w:bottom w:type="dxa" w:w="80"/>
-              <w:right w:type="dxa" w:w="100"/>
+              <w:top w:w="80" w:type="dxa"/>
+              <w:left w:w="100" w:type="dxa"/>
+              <w:bottom w:w="80" w:type="dxa"/>
+              <w:right w:w="100" w:type="dxa"/>
             </w:tcMar>
             <w:vAlign w:val="center"/>
           </w:tcPr>
@@ -367,14 +456,14 @@
             </w:pPr>
             <w:r>
               <w:rPr>
-                <w:rFonts w:ascii="Calibri" w:cs="Calibri" w:eastAsia="Calibri" w:hAnsi="Calibri"/>
-                <w:b w:val="false"/>
-                <w:bCs w:val="false"/>
+                <w:rFonts w:ascii="Calibri" w:hAnsi="Calibri" w:eastAsia="Calibri" w:cs="Calibri"/>
+                <w:b w:val="0"/>
+                <w:bCs w:val="0"/>
                 <w:color w:val="000000"/>
                 <w:sz w:val="20"/>
                 <w:szCs w:val="20"/>
               </w:rPr>
-              <w:t xml:space="preserve">DE10-Standard_FPGA_EKB/00_Project_Management/</w:t>
+              <w:t>DE10-Standard_FPGA_EKB/00_Project_Management/</w:t>
             </w:r>
           </w:p>
         </w:tc>
@@ -387,28 +476,33 @@
     </w:p>
     <w:p>
       <w:pPr>
-        <w:pStyle w:val="Heading1"/>
-        <w:spacing w:after="240" w:before="480"/>
-      </w:pPr>
-      <w:r>
-        <w:rPr>
-          <w:rFonts w:ascii="Calibri" w:cs="Calibri" w:eastAsia="Calibri" w:hAnsi="Calibri"/>
+        <w:pStyle w:val="2"/>
+        <w:spacing w:before="480" w:after="240"/>
+      </w:pPr>
+      <w:r>
+        <w:rPr>
+          <w:rFonts w:ascii="Calibri" w:hAnsi="Calibri" w:eastAsia="Calibri" w:cs="Calibri"/>
           <w:b/>
           <w:bCs/>
           <w:color w:val="1F3864"/>
         </w:rPr>
-        <w:t xml:space="preserve">Mục lục</w:t>
+        <w:t>Mục lục</w:t>
       </w:r>
     </w:p>
     <w:sdt>
       <w:sdtPr>
         <w:alias w:val="Mục lục"/>
+        <w:id w:val="147462063"/>
       </w:sdtPr>
       <w:sdtContent>
         <w:p>
           <w:r>
-            <w:fldChar w:fldCharType="begin" w:dirty="true"/>
+            <w:fldChar w:fldCharType="begin"/>
+          </w:r>
+          <w:r>
             <w:instrText xml:space="preserve">TOC \h \o "1-3"</w:instrText>
+          </w:r>
+          <w:r>
             <w:fldChar w:fldCharType="separate"/>
           </w:r>
         </w:p>
@@ -426,17 +520,17 @@
     </w:p>
     <w:p>
       <w:pPr>
-        <w:pStyle w:val="Heading1"/>
-        <w:spacing w:after="240" w:before="480"/>
-      </w:pPr>
-      <w:r>
-        <w:rPr>
-          <w:rFonts w:ascii="Calibri" w:cs="Calibri" w:eastAsia="Calibri" w:hAnsi="Calibri"/>
+        <w:pStyle w:val="2"/>
+        <w:spacing w:before="480" w:after="240"/>
+      </w:pPr>
+      <w:r>
+        <w:rPr>
+          <w:rFonts w:ascii="Calibri" w:hAnsi="Calibri" w:eastAsia="Calibri" w:cs="Calibri"/>
           <w:b/>
           <w:bCs/>
           <w:color w:val="1F3864"/>
         </w:rPr>
-        <w:t xml:space="preserve">1. Mục đích &amp; khác biệt với Revision History</w:t>
+        <w:t>1. Mục đích &amp; khác biệt với Revision History</w:t>
       </w:r>
     </w:p>
     <w:p>
@@ -445,62 +539,87 @@
       </w:pPr>
       <w:r>
         <w:rPr>
-          <w:rFonts w:ascii="Calibri" w:cs="Calibri" w:eastAsia="Calibri" w:hAnsi="Calibri"/>
-          <w:b w:val="false"/>
-          <w:bCs w:val="false"/>
-          <w:i w:val="false"/>
-          <w:iCs w:val="false"/>
+          <w:rFonts w:ascii="Calibri" w:hAnsi="Calibri" w:eastAsia="Calibri" w:cs="Calibri"/>
+          <w:b w:val="0"/>
+          <w:bCs w:val="0"/>
+          <w:i w:val="0"/>
+          <w:iCs w:val="0"/>
           <w:color w:val="000000"/>
           <w:sz w:val="21"/>
           <w:szCs w:val="21"/>
         </w:rPr>
-        <w:t xml:space="preserve">Revision History.docx trả lời câu hỏi 'file nào, version nào, ai sửa, khi nào'. Change Log.docx trả lời câu hỏi 'cụ thể cái gì đã thay đổi, viết theo hướng người đọc'. Hai file này luôn đi cùng nhau: mỗi dòng Revision History nên có 1 khối tương ứng ở đây.</w:t>
-      </w:r>
-    </w:p>
-    <w:p>
-      <w:pPr>
-        <w:pStyle w:val="Heading1"/>
-        <w:spacing w:after="240" w:before="480"/>
-      </w:pPr>
-      <w:r>
-        <w:rPr>
-          <w:rFonts w:ascii="Calibri" w:cs="Calibri" w:eastAsia="Calibri" w:hAnsi="Calibri"/>
+        <w:t>Revision History.docx trả lời câu hỏi 'file nào, version nào, ai sửa, khi nào'. Change Log.docx trả lời câu hỏi 'cụ thể cái gì đã thay đổi, viết theo hướng người đọc'. Hai file này luôn đi cùng nhau: mỗi dòng Revision History nên có 1 khối tương ứng ở đây.</w:t>
+      </w:r>
+    </w:p>
+    <w:p>
+      <w:pPr>
+        <w:pStyle w:val="2"/>
+        <w:spacing w:before="480" w:after="240"/>
+      </w:pPr>
+      <w:r>
+        <w:rPr>
+          <w:rFonts w:ascii="Calibri" w:hAnsi="Calibri" w:eastAsia="Calibri" w:cs="Calibri"/>
           <w:b/>
           <w:bCs/>
           <w:color w:val="1F3864"/>
         </w:rPr>
-        <w:t xml:space="preserve">2. Quy ước phân loại thay đổi (theo Keep a Changelog)</w:t>
+        <w:t>2. Quy ước phân loại thay đổi (theo Keep a Changelog)</w:t>
       </w:r>
     </w:p>
     <w:tbl>
       <w:tblPr>
-        <w:tblW w:type="dxa" w:w="9000"/>
+        <w:tblStyle w:val="9"/>
+        <w:tblW w:w="9000" w:type="dxa"/>
+        <w:tblInd w:w="0" w:type="dxa"/>
         <w:tblBorders>
-          <w:top w:val="single" w:color="auto" w:sz="4"/>
-          <w:left w:val="single" w:color="auto" w:sz="4"/>
-          <w:bottom w:val="single" w:color="auto" w:sz="4"/>
-          <w:right w:val="single" w:color="auto" w:sz="4"/>
-          <w:insideH w:val="single" w:color="auto" w:sz="4"/>
-          <w:insideV w:val="single" w:color="auto" w:sz="4"/>
+          <w:top w:val="single" w:color="auto" w:sz="4" w:space="0"/>
+          <w:left w:val="single" w:color="auto" w:sz="4" w:space="0"/>
+          <w:bottom w:val="single" w:color="auto" w:sz="4" w:space="0"/>
+          <w:right w:val="single" w:color="auto" w:sz="4" w:space="0"/>
+          <w:insideH w:val="single" w:color="auto" w:sz="4" w:space="0"/>
+          <w:insideV w:val="single" w:color="auto" w:sz="4" w:space="0"/>
         </w:tblBorders>
+        <w:tblLayout w:type="autofit"/>
+        <w:tblCellMar>
+          <w:top w:w="0" w:type="dxa"/>
+          <w:left w:w="10" w:type="dxa"/>
+          <w:bottom w:w="0" w:type="dxa"/>
+          <w:right w:w="10" w:type="dxa"/>
+        </w:tblCellMar>
       </w:tblPr>
       <w:tblGrid>
         <w:gridCol w:w="4500"/>
         <w:gridCol w:w="4500"/>
       </w:tblGrid>
       <w:tr>
+        <w:tblPrEx>
+          <w:tblBorders>
+            <w:top w:val="single" w:color="auto" w:sz="4" w:space="0"/>
+            <w:left w:val="single" w:color="auto" w:sz="4" w:space="0"/>
+            <w:bottom w:val="single" w:color="auto" w:sz="4" w:space="0"/>
+            <w:right w:val="single" w:color="auto" w:sz="4" w:space="0"/>
+            <w:insideH w:val="single" w:color="auto" w:sz="4" w:space="0"/>
+            <w:insideV w:val="single" w:color="auto" w:sz="4" w:space="0"/>
+          </w:tblBorders>
+          <w:tblCellMar>
+            <w:top w:w="0" w:type="dxa"/>
+            <w:left w:w="10" w:type="dxa"/>
+            <w:bottom w:w="0" w:type="dxa"/>
+            <w:right w:w="10" w:type="dxa"/>
+          </w:tblCellMar>
+        </w:tblPrEx>
         <w:trPr>
           <w:tblHeader/>
         </w:trPr>
         <w:tc>
           <w:tcPr>
-            <w:tcW w:type="dxa" w:w="4500"/>
-            <w:shd w:fill="1F3864" w:val="clear"/>
+            <w:tcW w:w="4500" w:type="dxa"/>
+            <w:shd w:val="clear" w:color="auto" w:fill="1F3864"/>
             <w:tcMar>
-              <w:top w:type="dxa" w:w="80"/>
-              <w:left w:type="dxa" w:w="100"/>
-              <w:bottom w:type="dxa" w:w="80"/>
-              <w:right w:type="dxa" w:w="100"/>
+              <w:top w:w="80" w:type="dxa"/>
+              <w:left w:w="100" w:type="dxa"/>
+              <w:bottom w:w="80" w:type="dxa"/>
+              <w:right w:w="100" w:type="dxa"/>
             </w:tcMar>
             <w:vAlign w:val="center"/>
           </w:tcPr>
@@ -510,26 +629,26 @@
             </w:pPr>
             <w:r>
               <w:rPr>
-                <w:rFonts w:ascii="Calibri" w:cs="Calibri" w:eastAsia="Calibri" w:hAnsi="Calibri"/>
+                <w:rFonts w:ascii="Calibri" w:hAnsi="Calibri" w:eastAsia="Calibri" w:cs="Calibri"/>
                 <w:b/>
                 <w:bCs/>
                 <w:color w:val="FFFFFF"/>
                 <w:sz w:val="20"/>
                 <w:szCs w:val="20"/>
               </w:rPr>
-              <w:t xml:space="preserve">Nhãn</w:t>
+              <w:t>Nhãn</w:t>
             </w:r>
           </w:p>
         </w:tc>
         <w:tc>
           <w:tcPr>
-            <w:tcW w:type="dxa" w:w="4500"/>
-            <w:shd w:fill="1F3864" w:val="clear"/>
+            <w:tcW w:w="4500" w:type="dxa"/>
+            <w:shd w:val="clear" w:color="auto" w:fill="1F3864"/>
             <w:tcMar>
-              <w:top w:type="dxa" w:w="80"/>
-              <w:left w:type="dxa" w:w="100"/>
-              <w:bottom w:type="dxa" w:w="80"/>
-              <w:right w:type="dxa" w:w="100"/>
+              <w:top w:w="80" w:type="dxa"/>
+              <w:left w:w="100" w:type="dxa"/>
+              <w:bottom w:w="80" w:type="dxa"/>
+              <w:right w:w="100" w:type="dxa"/>
             </w:tcMar>
             <w:vAlign w:val="center"/>
           </w:tcPr>
@@ -539,27 +658,43 @@
             </w:pPr>
             <w:r>
               <w:rPr>
-                <w:rFonts w:ascii="Calibri" w:cs="Calibri" w:eastAsia="Calibri" w:hAnsi="Calibri"/>
+                <w:rFonts w:ascii="Calibri" w:hAnsi="Calibri" w:eastAsia="Calibri" w:cs="Calibri"/>
                 <w:b/>
                 <w:bCs/>
                 <w:color w:val="FFFFFF"/>
                 <w:sz w:val="20"/>
                 <w:szCs w:val="20"/>
               </w:rPr>
-              <w:t xml:space="preserve">Ý nghĩa</w:t>
+              <w:t>Ý nghĩa</w:t>
             </w:r>
           </w:p>
         </w:tc>
       </w:tr>
       <w:tr>
+        <w:tblPrEx>
+          <w:tblBorders>
+            <w:top w:val="single" w:color="auto" w:sz="4" w:space="0"/>
+            <w:left w:val="single" w:color="auto" w:sz="4" w:space="0"/>
+            <w:bottom w:val="single" w:color="auto" w:sz="4" w:space="0"/>
+            <w:right w:val="single" w:color="auto" w:sz="4" w:space="0"/>
+            <w:insideH w:val="single" w:color="auto" w:sz="4" w:space="0"/>
+            <w:insideV w:val="single" w:color="auto" w:sz="4" w:space="0"/>
+          </w:tblBorders>
+          <w:tblCellMar>
+            <w:top w:w="0" w:type="dxa"/>
+            <w:left w:w="10" w:type="dxa"/>
+            <w:bottom w:w="0" w:type="dxa"/>
+            <w:right w:w="10" w:type="dxa"/>
+          </w:tblCellMar>
+        </w:tblPrEx>
         <w:tc>
           <w:tcPr>
-            <w:tcW w:type="dxa" w:w="4500"/>
+            <w:tcW w:w="4500" w:type="dxa"/>
             <w:tcMar>
-              <w:top w:type="dxa" w:w="80"/>
-              <w:left w:type="dxa" w:w="100"/>
-              <w:bottom w:type="dxa" w:w="80"/>
-              <w:right w:type="dxa" w:w="100"/>
+              <w:top w:w="80" w:type="dxa"/>
+              <w:left w:w="100" w:type="dxa"/>
+              <w:bottom w:w="80" w:type="dxa"/>
+              <w:right w:w="100" w:type="dxa"/>
             </w:tcMar>
             <w:vAlign w:val="center"/>
           </w:tcPr>
@@ -569,25 +704,25 @@
             </w:pPr>
             <w:r>
               <w:rPr>
-                <w:rFonts w:ascii="Calibri" w:cs="Calibri" w:eastAsia="Calibri" w:hAnsi="Calibri"/>
-                <w:b w:val="false"/>
-                <w:bCs w:val="false"/>
+                <w:rFonts w:ascii="Calibri" w:hAnsi="Calibri" w:eastAsia="Calibri" w:cs="Calibri"/>
+                <w:b w:val="0"/>
+                <w:bCs w:val="0"/>
                 <w:color w:val="000000"/>
                 <w:sz w:val="20"/>
                 <w:szCs w:val="20"/>
               </w:rPr>
-              <w:t xml:space="preserve">Added</w:t>
+              <w:t>Added</w:t>
             </w:r>
           </w:p>
         </w:tc>
         <w:tc>
           <w:tcPr>
-            <w:tcW w:type="dxa" w:w="4500"/>
+            <w:tcW w:w="4500" w:type="dxa"/>
             <w:tcMar>
-              <w:top w:type="dxa" w:w="80"/>
-              <w:left w:type="dxa" w:w="100"/>
-              <w:bottom w:type="dxa" w:w="80"/>
-              <w:right w:type="dxa" w:w="100"/>
+              <w:top w:w="80" w:type="dxa"/>
+              <w:left w:w="100" w:type="dxa"/>
+              <w:bottom w:w="80" w:type="dxa"/>
+              <w:right w:w="100" w:type="dxa"/>
             </w:tcMar>
             <w:vAlign w:val="center"/>
           </w:tcPr>
@@ -597,27 +732,43 @@
             </w:pPr>
             <w:r>
               <w:rPr>
-                <w:rFonts w:ascii="Calibri" w:cs="Calibri" w:eastAsia="Calibri" w:hAnsi="Calibri"/>
-                <w:b w:val="false"/>
-                <w:bCs w:val="false"/>
+                <w:rFonts w:ascii="Calibri" w:hAnsi="Calibri" w:eastAsia="Calibri" w:cs="Calibri"/>
+                <w:b w:val="0"/>
+                <w:bCs w:val="0"/>
                 <w:color w:val="000000"/>
                 <w:sz w:val="20"/>
                 <w:szCs w:val="20"/>
               </w:rPr>
-              <w:t xml:space="preserve">Nội dung/chương/project hoàn toàn mới</w:t>
+              <w:t>Nội dung/chương/project hoàn toàn mới</w:t>
             </w:r>
           </w:p>
         </w:tc>
       </w:tr>
       <w:tr>
+        <w:tblPrEx>
+          <w:tblBorders>
+            <w:top w:val="single" w:color="auto" w:sz="4" w:space="0"/>
+            <w:left w:val="single" w:color="auto" w:sz="4" w:space="0"/>
+            <w:bottom w:val="single" w:color="auto" w:sz="4" w:space="0"/>
+            <w:right w:val="single" w:color="auto" w:sz="4" w:space="0"/>
+            <w:insideH w:val="single" w:color="auto" w:sz="4" w:space="0"/>
+            <w:insideV w:val="single" w:color="auto" w:sz="4" w:space="0"/>
+          </w:tblBorders>
+          <w:tblCellMar>
+            <w:top w:w="0" w:type="dxa"/>
+            <w:left w:w="10" w:type="dxa"/>
+            <w:bottom w:w="0" w:type="dxa"/>
+            <w:right w:w="10" w:type="dxa"/>
+          </w:tblCellMar>
+        </w:tblPrEx>
         <w:tc>
           <w:tcPr>
-            <w:tcW w:type="dxa" w:w="4500"/>
+            <w:tcW w:w="4500" w:type="dxa"/>
             <w:tcMar>
-              <w:top w:type="dxa" w:w="80"/>
-              <w:left w:type="dxa" w:w="100"/>
-              <w:bottom w:type="dxa" w:w="80"/>
-              <w:right w:type="dxa" w:w="100"/>
+              <w:top w:w="80" w:type="dxa"/>
+              <w:left w:w="100" w:type="dxa"/>
+              <w:bottom w:w="80" w:type="dxa"/>
+              <w:right w:w="100" w:type="dxa"/>
             </w:tcMar>
             <w:vAlign w:val="center"/>
           </w:tcPr>
@@ -627,25 +778,25 @@
             </w:pPr>
             <w:r>
               <w:rPr>
-                <w:rFonts w:ascii="Calibri" w:cs="Calibri" w:eastAsia="Calibri" w:hAnsi="Calibri"/>
-                <w:b w:val="false"/>
-                <w:bCs w:val="false"/>
+                <w:rFonts w:ascii="Calibri" w:hAnsi="Calibri" w:eastAsia="Calibri" w:cs="Calibri"/>
+                <w:b w:val="0"/>
+                <w:bCs w:val="0"/>
                 <w:color w:val="000000"/>
                 <w:sz w:val="20"/>
                 <w:szCs w:val="20"/>
               </w:rPr>
-              <w:t xml:space="preserve">Changed</w:t>
+              <w:t>Changed</w:t>
             </w:r>
           </w:p>
         </w:tc>
         <w:tc>
           <w:tcPr>
-            <w:tcW w:type="dxa" w:w="4500"/>
+            <w:tcW w:w="4500" w:type="dxa"/>
             <w:tcMar>
-              <w:top w:type="dxa" w:w="80"/>
-              <w:left w:type="dxa" w:w="100"/>
-              <w:bottom w:type="dxa" w:w="80"/>
-              <w:right w:type="dxa" w:w="100"/>
+              <w:top w:w="80" w:type="dxa"/>
+              <w:left w:w="100" w:type="dxa"/>
+              <w:bottom w:w="80" w:type="dxa"/>
+              <w:right w:w="100" w:type="dxa"/>
             </w:tcMar>
             <w:vAlign w:val="center"/>
           </w:tcPr>
@@ -655,27 +806,43 @@
             </w:pPr>
             <w:r>
               <w:rPr>
-                <w:rFonts w:ascii="Calibri" w:cs="Calibri" w:eastAsia="Calibri" w:hAnsi="Calibri"/>
-                <w:b w:val="false"/>
-                <w:bCs w:val="false"/>
+                <w:rFonts w:ascii="Calibri" w:hAnsi="Calibri" w:eastAsia="Calibri" w:cs="Calibri"/>
+                <w:b w:val="0"/>
+                <w:bCs w:val="0"/>
                 <w:color w:val="000000"/>
                 <w:sz w:val="20"/>
                 <w:szCs w:val="20"/>
               </w:rPr>
-              <w:t xml:space="preserve">Thay đổi nội dung đã có (không phải sửa lỗi)</w:t>
+              <w:t>Thay đổi nội dung đã có (không phải sửa lỗi)</w:t>
             </w:r>
           </w:p>
         </w:tc>
       </w:tr>
       <w:tr>
+        <w:tblPrEx>
+          <w:tblBorders>
+            <w:top w:val="single" w:color="auto" w:sz="4" w:space="0"/>
+            <w:left w:val="single" w:color="auto" w:sz="4" w:space="0"/>
+            <w:bottom w:val="single" w:color="auto" w:sz="4" w:space="0"/>
+            <w:right w:val="single" w:color="auto" w:sz="4" w:space="0"/>
+            <w:insideH w:val="single" w:color="auto" w:sz="4" w:space="0"/>
+            <w:insideV w:val="single" w:color="auto" w:sz="4" w:space="0"/>
+          </w:tblBorders>
+          <w:tblCellMar>
+            <w:top w:w="0" w:type="dxa"/>
+            <w:left w:w="10" w:type="dxa"/>
+            <w:bottom w:w="0" w:type="dxa"/>
+            <w:right w:w="10" w:type="dxa"/>
+          </w:tblCellMar>
+        </w:tblPrEx>
         <w:tc>
           <w:tcPr>
-            <w:tcW w:type="dxa" w:w="4500"/>
+            <w:tcW w:w="4500" w:type="dxa"/>
             <w:tcMar>
-              <w:top w:type="dxa" w:w="80"/>
-              <w:left w:type="dxa" w:w="100"/>
-              <w:bottom w:type="dxa" w:w="80"/>
-              <w:right w:type="dxa" w:w="100"/>
+              <w:top w:w="80" w:type="dxa"/>
+              <w:left w:w="100" w:type="dxa"/>
+              <w:bottom w:w="80" w:type="dxa"/>
+              <w:right w:w="100" w:type="dxa"/>
             </w:tcMar>
             <w:vAlign w:val="center"/>
           </w:tcPr>
@@ -685,25 +852,25 @@
             </w:pPr>
             <w:r>
               <w:rPr>
-                <w:rFonts w:ascii="Calibri" w:cs="Calibri" w:eastAsia="Calibri" w:hAnsi="Calibri"/>
-                <w:b w:val="false"/>
-                <w:bCs w:val="false"/>
+                <w:rFonts w:ascii="Calibri" w:hAnsi="Calibri" w:eastAsia="Calibri" w:cs="Calibri"/>
+                <w:b w:val="0"/>
+                <w:bCs w:val="0"/>
                 <w:color w:val="000000"/>
                 <w:sz w:val="20"/>
                 <w:szCs w:val="20"/>
               </w:rPr>
-              <w:t xml:space="preserve">Fixed</w:t>
+              <w:t>Fixed</w:t>
             </w:r>
           </w:p>
         </w:tc>
         <w:tc>
           <w:tcPr>
-            <w:tcW w:type="dxa" w:w="4500"/>
+            <w:tcW w:w="4500" w:type="dxa"/>
             <w:tcMar>
-              <w:top w:type="dxa" w:w="80"/>
-              <w:left w:type="dxa" w:w="100"/>
-              <w:bottom w:type="dxa" w:w="80"/>
-              <w:right w:type="dxa" w:w="100"/>
+              <w:top w:w="80" w:type="dxa"/>
+              <w:left w:w="100" w:type="dxa"/>
+              <w:bottom w:w="80" w:type="dxa"/>
+              <w:right w:w="100" w:type="dxa"/>
             </w:tcMar>
             <w:vAlign w:val="center"/>
           </w:tcPr>
@@ -713,27 +880,43 @@
             </w:pPr>
             <w:r>
               <w:rPr>
-                <w:rFonts w:ascii="Calibri" w:cs="Calibri" w:eastAsia="Calibri" w:hAnsi="Calibri"/>
-                <w:b w:val="false"/>
-                <w:bCs w:val="false"/>
+                <w:rFonts w:ascii="Calibri" w:hAnsi="Calibri" w:eastAsia="Calibri" w:cs="Calibri"/>
+                <w:b w:val="0"/>
+                <w:bCs w:val="0"/>
                 <w:color w:val="000000"/>
                 <w:sz w:val="20"/>
                 <w:szCs w:val="20"/>
               </w:rPr>
-              <w:t xml:space="preserve">Sửa lỗi kỹ thuật, lỗi số liệu, lỗi hình ảnh sai</w:t>
+              <w:t>Sửa lỗi kỹ thuật, lỗi số liệu, lỗi hình ảnh sai</w:t>
             </w:r>
           </w:p>
         </w:tc>
       </w:tr>
       <w:tr>
+        <w:tblPrEx>
+          <w:tblBorders>
+            <w:top w:val="single" w:color="auto" w:sz="4" w:space="0"/>
+            <w:left w:val="single" w:color="auto" w:sz="4" w:space="0"/>
+            <w:bottom w:val="single" w:color="auto" w:sz="4" w:space="0"/>
+            <w:right w:val="single" w:color="auto" w:sz="4" w:space="0"/>
+            <w:insideH w:val="single" w:color="auto" w:sz="4" w:space="0"/>
+            <w:insideV w:val="single" w:color="auto" w:sz="4" w:space="0"/>
+          </w:tblBorders>
+          <w:tblCellMar>
+            <w:top w:w="0" w:type="dxa"/>
+            <w:left w:w="10" w:type="dxa"/>
+            <w:bottom w:w="0" w:type="dxa"/>
+            <w:right w:w="10" w:type="dxa"/>
+          </w:tblCellMar>
+        </w:tblPrEx>
         <w:tc>
           <w:tcPr>
-            <w:tcW w:type="dxa" w:w="4500"/>
+            <w:tcW w:w="4500" w:type="dxa"/>
             <w:tcMar>
-              <w:top w:type="dxa" w:w="80"/>
-              <w:left w:type="dxa" w:w="100"/>
-              <w:bottom w:type="dxa" w:w="80"/>
-              <w:right w:type="dxa" w:w="100"/>
+              <w:top w:w="80" w:type="dxa"/>
+              <w:left w:w="100" w:type="dxa"/>
+              <w:bottom w:w="80" w:type="dxa"/>
+              <w:right w:w="100" w:type="dxa"/>
             </w:tcMar>
             <w:vAlign w:val="center"/>
           </w:tcPr>
@@ -743,25 +926,25 @@
             </w:pPr>
             <w:r>
               <w:rPr>
-                <w:rFonts w:ascii="Calibri" w:cs="Calibri" w:eastAsia="Calibri" w:hAnsi="Calibri"/>
-                <w:b w:val="false"/>
-                <w:bCs w:val="false"/>
+                <w:rFonts w:ascii="Calibri" w:hAnsi="Calibri" w:eastAsia="Calibri" w:cs="Calibri"/>
+                <w:b w:val="0"/>
+                <w:bCs w:val="0"/>
                 <w:color w:val="000000"/>
                 <w:sz w:val="20"/>
                 <w:szCs w:val="20"/>
               </w:rPr>
-              <w:t xml:space="preserve">Removed</w:t>
+              <w:t>Removed</w:t>
             </w:r>
           </w:p>
         </w:tc>
         <w:tc>
           <w:tcPr>
-            <w:tcW w:type="dxa" w:w="4500"/>
+            <w:tcW w:w="4500" w:type="dxa"/>
             <w:tcMar>
-              <w:top w:type="dxa" w:w="80"/>
-              <w:left w:type="dxa" w:w="100"/>
-              <w:bottom w:type="dxa" w:w="80"/>
-              <w:right w:type="dxa" w:w="100"/>
+              <w:top w:w="80" w:type="dxa"/>
+              <w:left w:w="100" w:type="dxa"/>
+              <w:bottom w:w="80" w:type="dxa"/>
+              <w:right w:w="100" w:type="dxa"/>
             </w:tcMar>
             <w:vAlign w:val="center"/>
           </w:tcPr>
@@ -771,27 +954,43 @@
             </w:pPr>
             <w:r>
               <w:rPr>
-                <w:rFonts w:ascii="Calibri" w:cs="Calibri" w:eastAsia="Calibri" w:hAnsi="Calibri"/>
-                <w:b w:val="false"/>
-                <w:bCs w:val="false"/>
+                <w:rFonts w:ascii="Calibri" w:hAnsi="Calibri" w:eastAsia="Calibri" w:cs="Calibri"/>
+                <w:b w:val="0"/>
+                <w:bCs w:val="0"/>
                 <w:color w:val="000000"/>
                 <w:sz w:val="20"/>
                 <w:szCs w:val="20"/>
               </w:rPr>
-              <w:t xml:space="preserve">Xóa nội dung/chương không còn phù hợp</w:t>
+              <w:t>Xóa nội dung/chương không còn phù hợp</w:t>
             </w:r>
           </w:p>
         </w:tc>
       </w:tr>
       <w:tr>
+        <w:tblPrEx>
+          <w:tblBorders>
+            <w:top w:val="single" w:color="auto" w:sz="4" w:space="0"/>
+            <w:left w:val="single" w:color="auto" w:sz="4" w:space="0"/>
+            <w:bottom w:val="single" w:color="auto" w:sz="4" w:space="0"/>
+            <w:right w:val="single" w:color="auto" w:sz="4" w:space="0"/>
+            <w:insideH w:val="single" w:color="auto" w:sz="4" w:space="0"/>
+            <w:insideV w:val="single" w:color="auto" w:sz="4" w:space="0"/>
+          </w:tblBorders>
+          <w:tblCellMar>
+            <w:top w:w="0" w:type="dxa"/>
+            <w:left w:w="10" w:type="dxa"/>
+            <w:bottom w:w="0" w:type="dxa"/>
+            <w:right w:w="10" w:type="dxa"/>
+          </w:tblCellMar>
+        </w:tblPrEx>
         <w:tc>
           <w:tcPr>
-            <w:tcW w:type="dxa" w:w="4500"/>
+            <w:tcW w:w="4500" w:type="dxa"/>
             <w:tcMar>
-              <w:top w:type="dxa" w:w="80"/>
-              <w:left w:type="dxa" w:w="100"/>
-              <w:bottom w:type="dxa" w:w="80"/>
-              <w:right w:type="dxa" w:w="100"/>
+              <w:top w:w="80" w:type="dxa"/>
+              <w:left w:w="100" w:type="dxa"/>
+              <w:bottom w:w="80" w:type="dxa"/>
+              <w:right w:w="100" w:type="dxa"/>
             </w:tcMar>
             <w:vAlign w:val="center"/>
           </w:tcPr>
@@ -801,25 +1000,25 @@
             </w:pPr>
             <w:r>
               <w:rPr>
-                <w:rFonts w:ascii="Calibri" w:cs="Calibri" w:eastAsia="Calibri" w:hAnsi="Calibri"/>
-                <w:b w:val="false"/>
-                <w:bCs w:val="false"/>
+                <w:rFonts w:ascii="Calibri" w:hAnsi="Calibri" w:eastAsia="Calibri" w:cs="Calibri"/>
+                <w:b w:val="0"/>
+                <w:bCs w:val="0"/>
                 <w:color w:val="000000"/>
                 <w:sz w:val="20"/>
                 <w:szCs w:val="20"/>
               </w:rPr>
-              <w:t xml:space="preserve">Deprecated</w:t>
+              <w:t>Deprecated</w:t>
             </w:r>
           </w:p>
         </w:tc>
         <w:tc>
           <w:tcPr>
-            <w:tcW w:type="dxa" w:w="4500"/>
+            <w:tcW w:w="4500" w:type="dxa"/>
             <w:tcMar>
-              <w:top w:type="dxa" w:w="80"/>
-              <w:left w:type="dxa" w:w="100"/>
-              <w:bottom w:type="dxa" w:w="80"/>
-              <w:right w:type="dxa" w:w="100"/>
+              <w:top w:w="80" w:type="dxa"/>
+              <w:left w:w="100" w:type="dxa"/>
+              <w:bottom w:w="80" w:type="dxa"/>
+              <w:right w:w="100" w:type="dxa"/>
             </w:tcMar>
             <w:vAlign w:val="center"/>
           </w:tcPr>
@@ -829,14 +1028,14 @@
             </w:pPr>
             <w:r>
               <w:rPr>
-                <w:rFonts w:ascii="Calibri" w:cs="Calibri" w:eastAsia="Calibri" w:hAnsi="Calibri"/>
-                <w:b w:val="false"/>
-                <w:bCs w:val="false"/>
+                <w:rFonts w:ascii="Calibri" w:hAnsi="Calibri" w:eastAsia="Calibri" w:cs="Calibri"/>
+                <w:b w:val="0"/>
+                <w:bCs w:val="0"/>
                 <w:color w:val="000000"/>
                 <w:sz w:val="20"/>
                 <w:szCs w:val="20"/>
               </w:rPr>
-              <w:t xml:space="preserve">Đánh dấu nội dung sẽ bị xóa ở version sau</w:t>
+              <w:t>Đánh dấu nội dung sẽ bị xóa ở version sau</w:t>
             </w:r>
           </w:p>
         </w:tc>
@@ -844,44 +1043,69 @@
     </w:tbl>
     <w:p>
       <w:pPr>
-        <w:pStyle w:val="Heading1"/>
-        <w:spacing w:after="240" w:before="480"/>
-      </w:pPr>
-      <w:r>
-        <w:rPr>
-          <w:rFonts w:ascii="Calibri" w:cs="Calibri" w:eastAsia="Calibri" w:hAnsi="Calibri"/>
+        <w:pStyle w:val="2"/>
+        <w:spacing w:before="480" w:after="240"/>
+      </w:pPr>
+      <w:r>
+        <w:rPr>
+          <w:rFonts w:ascii="Calibri" w:hAnsi="Calibri" w:eastAsia="Calibri" w:cs="Calibri"/>
           <w:b/>
           <w:bCs/>
           <w:color w:val="1F3864"/>
         </w:rPr>
-        <w:t xml:space="preserve">3. Mẫu khối Change Log (copy cho mỗi version mới)</w:t>
+        <w:t>3. Mẫu khối Change Log (copy cho mỗi version mới)</w:t>
       </w:r>
     </w:p>
     <w:tbl>
       <w:tblPr>
-        <w:tblW w:type="dxa" w:w="9000"/>
+        <w:tblStyle w:val="9"/>
+        <w:tblW w:w="9000" w:type="dxa"/>
+        <w:tblInd w:w="0" w:type="dxa"/>
         <w:tblBorders>
-          <w:top w:val="single" w:color="auto" w:sz="4"/>
-          <w:left w:val="single" w:color="auto" w:sz="4"/>
-          <w:bottom w:val="single" w:color="auto" w:sz="4"/>
-          <w:right w:val="single" w:color="auto" w:sz="4"/>
-          <w:insideH w:val="single" w:color="auto" w:sz="4"/>
-          <w:insideV w:val="single" w:color="auto" w:sz="4"/>
+          <w:top w:val="single" w:color="auto" w:sz="4" w:space="0"/>
+          <w:left w:val="single" w:color="auto" w:sz="4" w:space="0"/>
+          <w:bottom w:val="single" w:color="auto" w:sz="4" w:space="0"/>
+          <w:right w:val="single" w:color="auto" w:sz="4" w:space="0"/>
+          <w:insideH w:val="single" w:color="auto" w:sz="4" w:space="0"/>
+          <w:insideV w:val="single" w:color="auto" w:sz="4" w:space="0"/>
         </w:tblBorders>
+        <w:tblLayout w:type="autofit"/>
+        <w:tblCellMar>
+          <w:top w:w="0" w:type="dxa"/>
+          <w:left w:w="10" w:type="dxa"/>
+          <w:bottom w:w="0" w:type="dxa"/>
+          <w:right w:w="10" w:type="dxa"/>
+        </w:tblCellMar>
       </w:tblPr>
       <w:tblGrid>
-        <w:gridCol w:w="100"/>
+        <w:gridCol w:w="9000"/>
       </w:tblGrid>
       <w:tr>
+        <w:tblPrEx>
+          <w:tblBorders>
+            <w:top w:val="single" w:color="auto" w:sz="4" w:space="0"/>
+            <w:left w:val="single" w:color="auto" w:sz="4" w:space="0"/>
+            <w:bottom w:val="single" w:color="auto" w:sz="4" w:space="0"/>
+            <w:right w:val="single" w:color="auto" w:sz="4" w:space="0"/>
+            <w:insideH w:val="single" w:color="auto" w:sz="4" w:space="0"/>
+            <w:insideV w:val="single" w:color="auto" w:sz="4" w:space="0"/>
+          </w:tblBorders>
+          <w:tblCellMar>
+            <w:top w:w="0" w:type="dxa"/>
+            <w:left w:w="10" w:type="dxa"/>
+            <w:bottom w:w="0" w:type="dxa"/>
+            <w:right w:w="10" w:type="dxa"/>
+          </w:tblCellMar>
+        </w:tblPrEx>
         <w:tc>
           <w:tcPr>
-            <w:tcW w:type="dxa" w:w="9000"/>
-            <w:shd w:fill="1E1E1E" w:val="clear"/>
+            <w:tcW w:w="9000" w:type="dxa"/>
+            <w:shd w:val="clear" w:color="auto" w:fill="1E1E1E"/>
             <w:tcMar>
-              <w:top w:type="dxa" w:w="120"/>
-              <w:left w:type="dxa" w:w="160"/>
-              <w:bottom w:type="dxa" w:w="120"/>
-              <w:right w:type="dxa" w:w="160"/>
+              <w:top w:w="120" w:type="dxa"/>
+              <w:left w:w="160" w:type="dxa"/>
+              <w:bottom w:w="120" w:type="dxa"/>
+              <w:right w:w="160" w:type="dxa"/>
             </w:tcMar>
           </w:tcPr>
           <w:p>
@@ -890,12 +1114,12 @@
             </w:pPr>
             <w:r>
               <w:rPr>
-                <w:rFonts w:ascii="Consolas" w:cs="Consolas" w:eastAsia="Consolas" w:hAnsi="Consolas"/>
+                <w:rFonts w:ascii="Consolas" w:hAnsi="Consolas" w:eastAsia="Consolas" w:cs="Consolas"/>
                 <w:color w:val="D4D4D4"/>
                 <w:sz w:val="18"/>
                 <w:szCs w:val="18"/>
               </w:rPr>
-              <w:t xml:space="preserve">## [v0.2.0] - 2026-08-15</w:t>
+              <w:t>## [v0.2.0] - 2026-08-15</w:t>
             </w:r>
           </w:p>
           <w:p>
@@ -904,12 +1128,12 @@
             </w:pPr>
             <w:r>
               <w:rPr>
-                <w:rFonts w:ascii="Consolas" w:cs="Consolas" w:eastAsia="Consolas" w:hAnsi="Consolas"/>
+                <w:rFonts w:ascii="Consolas" w:hAnsi="Consolas" w:eastAsia="Consolas" w:cs="Consolas"/>
                 <w:color w:val="D4D4D4"/>
                 <w:sz w:val="18"/>
                 <w:szCs w:val="18"/>
               </w:rPr>
-              <w:t xml:space="preserve">### Added</w:t>
+              <w:t>### Added</w:t>
             </w:r>
           </w:p>
           <w:p>
@@ -918,12 +1142,12 @@
             </w:pPr>
             <w:r>
               <w:rPr>
-                <w:rFonts w:ascii="Consolas" w:cs="Consolas" w:eastAsia="Consolas" w:hAnsi="Consolas"/>
+                <w:rFonts w:ascii="Consolas" w:hAnsi="Consolas" w:eastAsia="Consolas" w:cs="Consolas"/>
                 <w:color w:val="D4D4D4"/>
                 <w:sz w:val="18"/>
                 <w:szCs w:val="18"/>
               </w:rPr>
-              <w:t xml:space="preserve">- Volume II: thêm chương 4 'Clock Domain Crossing'</w:t>
+              <w:t>- Volume II: thêm chương 4 'Clock Domain Crossing'</w:t>
             </w:r>
           </w:p>
           <w:p>
@@ -932,26 +1156,31 @@
             </w:pPr>
             <w:r>
               <w:rPr>
-                <w:rFonts w:ascii="Consolas" w:cs="Consolas" w:eastAsia="Consolas" w:hAnsi="Consolas"/>
+                <w:rFonts w:ascii="Consolas" w:hAnsi="Consolas" w:eastAsia="Consolas" w:cs="Consolas"/>
                 <w:color w:val="D4D4D4"/>
                 <w:sz w:val="18"/>
                 <w:szCs w:val="18"/>
               </w:rPr>
-              <w:t xml:space="preserve">- 04_Projects/UART: thêm testbench tx/rx</w:t>
+              <w:t>- 04_Projects/UART: thêm testbench tx/rx</w:t>
             </w:r>
           </w:p>
           <w:p>
             <w:pPr>
               <w:spacing w:after="0"/>
             </w:pPr>
-            <w:r>
-              <w:rPr>
-                <w:rFonts w:ascii="Consolas" w:cs="Consolas" w:eastAsia="Consolas" w:hAnsi="Consolas"/>
+          </w:p>
+          <w:p>
+            <w:pPr>
+              <w:spacing w:after="0"/>
+            </w:pPr>
+            <w:r>
+              <w:rPr>
+                <w:rFonts w:ascii="Consolas" w:hAnsi="Consolas" w:eastAsia="Consolas" w:cs="Consolas"/>
                 <w:color w:val="D4D4D4"/>
                 <w:sz w:val="18"/>
                 <w:szCs w:val="18"/>
               </w:rPr>
-              <w:t xml:space="preserve"/>
+              <w:t>### Changed</w:t>
             </w:r>
           </w:p>
           <w:p>
@@ -960,26 +1189,31 @@
             </w:pPr>
             <w:r>
               <w:rPr>
-                <w:rFonts w:ascii="Consolas" w:cs="Consolas" w:eastAsia="Consolas" w:hAnsi="Consolas"/>
+                <w:rFonts w:ascii="Consolas" w:hAnsi="Consolas" w:eastAsia="Consolas" w:cs="Consolas"/>
                 <w:color w:val="D4D4D4"/>
                 <w:sz w:val="18"/>
                 <w:szCs w:val="18"/>
               </w:rPr>
-              <w:t xml:space="preserve">### Changed</w:t>
+              <w:t>- Architecture Baseline: cập nhật sơ đồ khối hệ thống HPS-FPGA bridge</w:t>
             </w:r>
           </w:p>
           <w:p>
             <w:pPr>
               <w:spacing w:after="0"/>
             </w:pPr>
-            <w:r>
-              <w:rPr>
-                <w:rFonts w:ascii="Consolas" w:cs="Consolas" w:eastAsia="Consolas" w:hAnsi="Consolas"/>
+          </w:p>
+          <w:p>
+            <w:pPr>
+              <w:spacing w:after="0"/>
+            </w:pPr>
+            <w:r>
+              <w:rPr>
+                <w:rFonts w:ascii="Consolas" w:hAnsi="Consolas" w:eastAsia="Consolas" w:cs="Consolas"/>
                 <w:color w:val="D4D4D4"/>
                 <w:sz w:val="18"/>
                 <w:szCs w:val="18"/>
               </w:rPr>
-              <w:t xml:space="preserve">- Architecture Baseline: cập nhật sơ đồ khối hệ thống HPS-FPGA bridge</w:t>
+              <w:t>### Fixed</w:t>
             </w:r>
           </w:p>
           <w:p>
@@ -988,26 +1222,31 @@
             </w:pPr>
             <w:r>
               <w:rPr>
-                <w:rFonts w:ascii="Consolas" w:cs="Consolas" w:eastAsia="Consolas" w:hAnsi="Consolas"/>
+                <w:rFonts w:ascii="Consolas" w:hAnsi="Consolas" w:eastAsia="Consolas" w:cs="Consolas"/>
                 <w:color w:val="D4D4D4"/>
                 <w:sz w:val="18"/>
                 <w:szCs w:val="18"/>
               </w:rPr>
-              <w:t xml:space="preserve"/>
+              <w:t>- Volume I: sửa sai thông số điện áp I/O bank 3A (2.5V -&gt; 3.3V)</w:t>
             </w:r>
           </w:p>
           <w:p>
             <w:pPr>
               <w:spacing w:after="0"/>
             </w:pPr>
-            <w:r>
-              <w:rPr>
-                <w:rFonts w:ascii="Consolas" w:cs="Consolas" w:eastAsia="Consolas" w:hAnsi="Consolas"/>
+          </w:p>
+          <w:p>
+            <w:pPr>
+              <w:spacing w:after="0"/>
+            </w:pPr>
+            <w:r>
+              <w:rPr>
+                <w:rFonts w:ascii="Consolas" w:hAnsi="Consolas" w:eastAsia="Consolas" w:cs="Consolas"/>
                 <w:color w:val="D4D4D4"/>
                 <w:sz w:val="18"/>
                 <w:szCs w:val="18"/>
               </w:rPr>
-              <w:t xml:space="preserve">### Fixed</w:t>
+              <w:t>### Removed</w:t>
             </w:r>
           </w:p>
           <w:p>
@@ -1016,54 +1255,12 @@
             </w:pPr>
             <w:r>
               <w:rPr>
-                <w:rFonts w:ascii="Consolas" w:cs="Consolas" w:eastAsia="Consolas" w:hAnsi="Consolas"/>
+                <w:rFonts w:ascii="Consolas" w:hAnsi="Consolas" w:eastAsia="Consolas" w:cs="Consolas"/>
                 <w:color w:val="D4D4D4"/>
                 <w:sz w:val="18"/>
                 <w:szCs w:val="18"/>
               </w:rPr>
-              <w:t xml:space="preserve">- Volume I: sửa sai thông số điện áp I/O bank 3A (2.5V -&gt; 3.3V)</w:t>
-            </w:r>
-          </w:p>
-          <w:p>
-            <w:pPr>
-              <w:spacing w:after="0"/>
-            </w:pPr>
-            <w:r>
-              <w:rPr>
-                <w:rFonts w:ascii="Consolas" w:cs="Consolas" w:eastAsia="Consolas" w:hAnsi="Consolas"/>
-                <w:color w:val="D4D4D4"/>
-                <w:sz w:val="18"/>
-                <w:szCs w:val="18"/>
-              </w:rPr>
-              <w:t xml:space="preserve"/>
-            </w:r>
-          </w:p>
-          <w:p>
-            <w:pPr>
-              <w:spacing w:after="0"/>
-            </w:pPr>
-            <w:r>
-              <w:rPr>
-                <w:rFonts w:ascii="Consolas" w:cs="Consolas" w:eastAsia="Consolas" w:hAnsi="Consolas"/>
-                <w:color w:val="D4D4D4"/>
-                <w:sz w:val="18"/>
-                <w:szCs w:val="18"/>
-              </w:rPr>
-              <w:t xml:space="preserve">### Removed</w:t>
-            </w:r>
-          </w:p>
-          <w:p>
-            <w:pPr>
-              <w:spacing w:after="0"/>
-            </w:pPr>
-            <w:r>
-              <w:rPr>
-                <w:rFonts w:ascii="Consolas" w:cs="Consolas" w:eastAsia="Consolas" w:hAnsi="Consolas"/>
-                <w:color w:val="D4D4D4"/>
-                <w:sz w:val="18"/>
-                <w:szCs w:val="18"/>
-              </w:rPr>
-              <w:t xml:space="preserve">- (không có)</w:t>
+              <w:t>- (không có)</w:t>
             </w:r>
           </w:p>
         </w:tc>
@@ -1071,52 +1268,52 @@
     </w:tbl>
     <w:p>
       <w:pPr>
-        <w:pStyle w:val="Heading1"/>
-        <w:spacing w:after="240" w:before="480"/>
-      </w:pPr>
-      <w:r>
-        <w:rPr>
-          <w:rFonts w:ascii="Calibri" w:cs="Calibri" w:eastAsia="Calibri" w:hAnsi="Calibri"/>
+        <w:pStyle w:val="2"/>
+        <w:spacing w:before="480" w:after="240"/>
+      </w:pPr>
+      <w:r>
+        <w:rPr>
+          <w:rFonts w:ascii="Calibri" w:hAnsi="Calibri" w:eastAsia="Calibri" w:cs="Calibri"/>
           <w:b/>
           <w:bCs/>
           <w:color w:val="1F3864"/>
         </w:rPr>
-        <w:t xml:space="preserve">4. Change Log — bắt đầu ghi từ đây</w:t>
-      </w:r>
-    </w:p>
-    <w:p>
-      <w:pPr>
-        <w:pStyle w:val="Heading2"/>
-        <w:spacing w:after="160" w:before="320"/>
-      </w:pPr>
-      <w:r>
-        <w:rPr>
-          <w:rFonts w:ascii="Calibri" w:cs="Calibri" w:eastAsia="Calibri" w:hAnsi="Calibri"/>
+        <w:t>4. Change Log — bắt đầu ghi từ đây</w:t>
+      </w:r>
+    </w:p>
+    <w:p>
+      <w:pPr>
+        <w:pStyle w:val="3"/>
+        <w:spacing w:before="320" w:after="160"/>
+      </w:pPr>
+      <w:r>
+        <w:rPr>
+          <w:rFonts w:ascii="Calibri" w:hAnsi="Calibri" w:eastAsia="Calibri" w:cs="Calibri"/>
           <w:b/>
           <w:bCs/>
           <w:color w:val="2E5395"/>
         </w:rPr>
-        <w:t xml:space="preserve">[v0.1.0] - __ /__ /2026</w:t>
-      </w:r>
-    </w:p>
-    <w:p>
-      <w:pPr>
-        <w:pStyle w:val="Heading3"/>
-        <w:spacing w:after="120" w:before="240"/>
-      </w:pPr>
-      <w:r>
-        <w:rPr>
-          <w:rFonts w:ascii="Calibri" w:cs="Calibri" w:eastAsia="Calibri" w:hAnsi="Calibri"/>
+        <w:t>[v0.1.0] - __ /__ /2026</w:t>
+      </w:r>
+    </w:p>
+    <w:p>
+      <w:pPr>
+        <w:pStyle w:val="4"/>
+        <w:spacing w:before="240" w:after="120"/>
+      </w:pPr>
+      <w:r>
+        <w:rPr>
+          <w:rFonts w:ascii="Calibri" w:hAnsi="Calibri" w:eastAsia="Calibri" w:cs="Calibri"/>
           <w:b/>
           <w:bCs/>
           <w:color w:val="595959"/>
         </w:rPr>
-        <w:t xml:space="preserve">Added</w:t>
-      </w:r>
-    </w:p>
-    <w:p>
-      <w:pPr>
-        <w:pStyle w:val="ListParagraph"/>
+        <w:t>Added</w:t>
+      </w:r>
+    </w:p>
+    <w:p>
+      <w:pPr>
+        <w:pStyle w:val="16"/>
         <w:numPr>
           <w:ilvl w:val="0"/>
           <w:numId w:val="1"/>
@@ -1125,19 +1322,19 @@
       </w:pPr>
       <w:r>
         <w:rPr>
-          <w:rFonts w:ascii="Calibri" w:cs="Calibri" w:eastAsia="Calibri" w:hAnsi="Calibri"/>
-          <w:b w:val="false"/>
-          <w:bCs w:val="false"/>
+          <w:rFonts w:ascii="Calibri" w:hAnsi="Calibri" w:eastAsia="Calibri" w:cs="Calibri"/>
+          <w:b w:val="0"/>
+          <w:bCs w:val="0"/>
           <w:color w:val="000000"/>
           <w:sz w:val="21"/>
           <w:szCs w:val="21"/>
         </w:rPr>
-        <w:t xml:space="preserve">Khởi tạo cấu trúc thư mục EKB gồm 9 module chính.</w:t>
-      </w:r>
-    </w:p>
-    <w:p>
-      <w:pPr>
-        <w:pStyle w:val="ListParagraph"/>
+        <w:t>Khởi tạo cấu trúc thư mục EKB gồm 9 module chính.</w:t>
+      </w:r>
+    </w:p>
+    <w:p>
+      <w:pPr>
+        <w:pStyle w:val="16"/>
         <w:numPr>
           <w:ilvl w:val="0"/>
           <w:numId w:val="1"/>
@@ -1146,29 +1343,29 @@
       </w:pPr>
       <w:r>
         <w:rPr>
-          <w:rFonts w:ascii="Calibri" w:cs="Calibri" w:eastAsia="Calibri" w:hAnsi="Calibri"/>
-          <w:b w:val="false"/>
-          <w:bCs w:val="false"/>
+          <w:rFonts w:ascii="Calibri" w:hAnsi="Calibri" w:eastAsia="Calibri" w:cs="Calibri"/>
+          <w:b w:val="0"/>
+          <w:bCs w:val="0"/>
           <w:color w:val="000000"/>
           <w:sz w:val="21"/>
           <w:szCs w:val="21"/>
         </w:rPr>
-        <w:t xml:space="preserve">Foundation Pack: Revision History, Document Control, Roadmap, Engineering Decision Log, Change Log, Meeting Notes, Architecture Baseline, README.</w:t>
-      </w:r>
-    </w:p>
-    <w:p>
-      <w:pPr>
-        <w:pStyle w:val="Heading3"/>
-        <w:spacing w:after="120" w:before="240"/>
-      </w:pPr>
-      <w:r>
-        <w:rPr>
-          <w:rFonts w:ascii="Calibri" w:cs="Calibri" w:eastAsia="Calibri" w:hAnsi="Calibri"/>
+        <w:t>Foundation Pack: Revision History, Document Control, Roadmap, Engineering Decision Log, Change Log, Meeting Notes, Architecture Baseline, README.</w:t>
+      </w:r>
+    </w:p>
+    <w:p>
+      <w:pPr>
+        <w:pStyle w:val="4"/>
+        <w:spacing w:before="240" w:after="120"/>
+      </w:pPr>
+      <w:r>
+        <w:rPr>
+          <w:rFonts w:ascii="Calibri" w:hAnsi="Calibri" w:eastAsia="Calibri" w:cs="Calibri"/>
           <w:b/>
           <w:bCs/>
           <w:color w:val="595959"/>
         </w:rPr>
-        <w:t xml:space="preserve">Changed</w:t>
+        <w:t>Changed</w:t>
       </w:r>
     </w:p>
     <w:p>
@@ -1177,31 +1374,31 @@
       </w:pPr>
       <w:r>
         <w:rPr>
-          <w:rFonts w:ascii="Calibri" w:cs="Calibri" w:eastAsia="Calibri" w:hAnsi="Calibri"/>
-          <w:b w:val="false"/>
-          <w:bCs w:val="false"/>
-          <w:i w:val="false"/>
-          <w:iCs w:val="false"/>
+          <w:rFonts w:ascii="Calibri" w:hAnsi="Calibri" w:eastAsia="Calibri" w:cs="Calibri"/>
+          <w:b w:val="0"/>
+          <w:bCs w:val="0"/>
+          <w:i w:val="0"/>
+          <w:iCs w:val="0"/>
           <w:color w:val="000000"/>
           <w:sz w:val="21"/>
           <w:szCs w:val="21"/>
         </w:rPr>
-        <w:t xml:space="preserve">(chưa có)</w:t>
-      </w:r>
-    </w:p>
-    <w:p>
-      <w:pPr>
-        <w:pStyle w:val="Heading3"/>
-        <w:spacing w:after="120" w:before="240"/>
-      </w:pPr>
-      <w:r>
-        <w:rPr>
-          <w:rFonts w:ascii="Calibri" w:cs="Calibri" w:eastAsia="Calibri" w:hAnsi="Calibri"/>
+        <w:t>(chưa có)</w:t>
+      </w:r>
+    </w:p>
+    <w:p>
+      <w:pPr>
+        <w:pStyle w:val="4"/>
+        <w:spacing w:before="240" w:after="120"/>
+      </w:pPr>
+      <w:r>
+        <w:rPr>
+          <w:rFonts w:ascii="Calibri" w:hAnsi="Calibri" w:eastAsia="Calibri" w:cs="Calibri"/>
           <w:b/>
           <w:bCs/>
           <w:color w:val="595959"/>
         </w:rPr>
-        <w:t xml:space="preserve">Fixed</w:t>
+        <w:t>Fixed</w:t>
       </w:r>
     </w:p>
     <w:p>
@@ -1210,31 +1407,31 @@
       </w:pPr>
       <w:r>
         <w:rPr>
-          <w:rFonts w:ascii="Calibri" w:cs="Calibri" w:eastAsia="Calibri" w:hAnsi="Calibri"/>
-          <w:b w:val="false"/>
-          <w:bCs w:val="false"/>
-          <w:i w:val="false"/>
-          <w:iCs w:val="false"/>
+          <w:rFonts w:ascii="Calibri" w:hAnsi="Calibri" w:eastAsia="Calibri" w:cs="Calibri"/>
+          <w:b w:val="0"/>
+          <w:bCs w:val="0"/>
+          <w:i w:val="0"/>
+          <w:iCs w:val="0"/>
           <w:color w:val="000000"/>
           <w:sz w:val="21"/>
           <w:szCs w:val="21"/>
         </w:rPr>
-        <w:t xml:space="preserve">(chưa có)</w:t>
-      </w:r>
-    </w:p>
-    <w:p>
-      <w:pPr>
-        <w:pStyle w:val="Heading3"/>
-        <w:spacing w:after="120" w:before="240"/>
-      </w:pPr>
-      <w:r>
-        <w:rPr>
-          <w:rFonts w:ascii="Calibri" w:cs="Calibri" w:eastAsia="Calibri" w:hAnsi="Calibri"/>
+        <w:t>(chưa có)</w:t>
+      </w:r>
+    </w:p>
+    <w:p>
+      <w:pPr>
+        <w:pStyle w:val="4"/>
+        <w:spacing w:before="240" w:after="120"/>
+      </w:pPr>
+      <w:r>
+        <w:rPr>
+          <w:rFonts w:ascii="Calibri" w:hAnsi="Calibri" w:eastAsia="Calibri" w:cs="Calibri"/>
           <w:b/>
           <w:bCs/>
           <w:color w:val="595959"/>
         </w:rPr>
-        <w:t xml:space="preserve">Removed</w:t>
+        <w:t>Removed</w:t>
       </w:r>
     </w:p>
     <w:p>
@@ -1243,16 +1440,16 @@
       </w:pPr>
       <w:r>
         <w:rPr>
-          <w:rFonts w:ascii="Calibri" w:cs="Calibri" w:eastAsia="Calibri" w:hAnsi="Calibri"/>
-          <w:b w:val="false"/>
-          <w:bCs w:val="false"/>
-          <w:i w:val="false"/>
-          <w:iCs w:val="false"/>
+          <w:rFonts w:ascii="Calibri" w:hAnsi="Calibri" w:eastAsia="Calibri" w:cs="Calibri"/>
+          <w:b w:val="0"/>
+          <w:bCs w:val="0"/>
+          <w:i w:val="0"/>
+          <w:iCs w:val="0"/>
           <w:color w:val="000000"/>
           <w:sz w:val="21"/>
           <w:szCs w:val="21"/>
         </w:rPr>
-        <w:t xml:space="preserve">(chưa có)</w:t>
+        <w:t>(chưa có)</w:t>
       </w:r>
     </w:p>
     <w:p>
@@ -1260,143 +1457,276 @@
         <w:pBdr>
           <w:bottom w:val="single" w:color="595959" w:sz="6" w:space="1"/>
         </w:pBdr>
-        <w:spacing w:after="200" w:before="100"/>
-      </w:pPr>
-      <w:r>
-        <w:t xml:space="preserve"/>
-      </w:r>
-    </w:p>
-    <w:p>
-      <w:pPr>
-        <w:pStyle w:val="Heading2"/>
-        <w:spacing w:after="160" w:before="320"/>
-      </w:pPr>
-      <w:r>
-        <w:rPr>
-          <w:rFonts w:ascii="Calibri" w:cs="Calibri" w:eastAsia="Calibri" w:hAnsi="Calibri"/>
+        <w:spacing w:before="100" w:after="200"/>
+      </w:pPr>
+    </w:p>
+    <w:p>
+      <w:pPr>
+        <w:pStyle w:val="3"/>
+        <w:spacing w:before="320" w:after="160"/>
+      </w:pPr>
+      <w:r>
+        <w:rPr>
+          <w:rFonts w:ascii="Calibri" w:hAnsi="Calibri" w:eastAsia="Calibri" w:cs="Calibri"/>
           <w:b/>
           <w:bCs/>
           <w:color w:val="2E5395"/>
         </w:rPr>
-        <w:t xml:space="preserve">[v0.2.0] - __ /__ /2026  (điền khi bắt đầu Gói 2)</w:t>
+        <w:t xml:space="preserve">[v0.2.0] - </w:t>
+      </w:r>
+      <w:r>
+        <w:rPr>
+          <w:rFonts w:hint="default" w:cs="Calibri"/>
+          <w:b/>
+          <w:bCs/>
+          <w:color w:val="2E5395"/>
+          <w:lang w:val="en-US"/>
+        </w:rPr>
+        <w:t>22</w:t>
+      </w:r>
+      <w:r>
+        <w:rPr>
+          <w:rFonts w:ascii="Calibri" w:hAnsi="Calibri" w:eastAsia="Calibri" w:cs="Calibri"/>
+          <w:b/>
+          <w:bCs/>
+          <w:color w:val="2E5395"/>
+        </w:rPr>
+        <w:t>/</w:t>
+      </w:r>
+      <w:r>
+        <w:rPr>
+          <w:rFonts w:hint="default" w:cs="Calibri"/>
+          <w:b/>
+          <w:bCs/>
+          <w:color w:val="2E5395"/>
+          <w:lang w:val="en-US"/>
+        </w:rPr>
+        <w:t>07</w:t>
+      </w:r>
+      <w:r>
+        <w:rPr>
+          <w:rFonts w:ascii="Calibri" w:hAnsi="Calibri" w:eastAsia="Calibri" w:cs="Calibri"/>
+          <w:b/>
+          <w:bCs/>
+          <w:color w:val="2E5395"/>
+        </w:rPr>
+        <w:t xml:space="preserve"> /2026  (điền khi bắt đầu Gói 2)</w:t>
       </w:r>
     </w:p>
     <w:p>
       <w:pPr>
         <w:spacing w:after="160"/>
-      </w:pPr>
-      <w:r>
-        <w:rPr>
-          <w:rFonts w:ascii="Calibri" w:cs="Calibri" w:eastAsia="Calibri" w:hAnsi="Calibri"/>
-          <w:b w:val="false"/>
-          <w:bCs w:val="false"/>
-          <w:i w:val="false"/>
-          <w:iCs w:val="false"/>
+        <w:rPr>
+          <w:rFonts w:ascii="Calibri" w:hAnsi="Calibri" w:eastAsia="Calibri" w:cs="Calibri"/>
+          <w:b w:val="0"/>
+          <w:bCs w:val="0"/>
+          <w:i w:val="0"/>
+          <w:iCs w:val="0"/>
           <w:color w:val="000000"/>
           <w:sz w:val="21"/>
           <w:szCs w:val="21"/>
         </w:rPr>
-        <w:t xml:space="preserve">(để trống — điền khi hoàn thành Handbook Skeleton Pack)</w:t>
-      </w:r>
-    </w:p>
-    <w:p>
-      <w:pPr>
-        <w:pStyle w:val="Heading1"/>
-        <w:spacing w:after="240" w:before="480"/>
-      </w:pPr>
-      <w:r>
-        <w:rPr>
-          <w:rFonts w:ascii="Calibri" w:cs="Calibri" w:eastAsia="Calibri" w:hAnsi="Calibri"/>
+      </w:pPr>
+      <w:r>
+        <w:rPr>
+          <w:rFonts w:ascii="Calibri" w:hAnsi="Calibri" w:eastAsia="Calibri" w:cs="Calibri"/>
+          <w:b w:val="0"/>
+          <w:bCs w:val="0"/>
+          <w:i w:val="0"/>
+          <w:iCs w:val="0"/>
+          <w:color w:val="000000"/>
+          <w:sz w:val="21"/>
+          <w:szCs w:val="21"/>
+        </w:rPr>
+        <w:t>(để trống — điền khi hoàn thành Handbook Skeleton Pack)</w:t>
+      </w:r>
+    </w:p>
+    <w:p>
+      <w:pPr>
+        <w:pStyle w:val="4"/>
+        <w:spacing w:before="240" w:after="120"/>
+      </w:pPr>
+      <w:r>
+        <w:rPr>
+          <w:rFonts w:ascii="Calibri" w:hAnsi="Calibri" w:eastAsia="Calibri" w:cs="Calibri"/>
           <w:b/>
           <w:bCs/>
-          <w:color w:val="1F3864"/>
-        </w:rPr>
-        <w:t xml:space="preserve">5. Thực hành</w:t>
-      </w:r>
-    </w:p>
-    <w:p>
-      <w:pPr>
-        <w:pStyle w:val="ListParagraph"/>
+          <w:color w:val="595959"/>
+        </w:rPr>
+        <w:t>Added</w:t>
+      </w:r>
+    </w:p>
+    <w:p>
+      <w:pPr>
+        <w:pStyle w:val="16"/>
         <w:numPr>
           <w:ilvl w:val="0"/>
           <w:numId w:val="1"/>
         </w:numPr>
         <w:spacing w:after="80"/>
       </w:pPr>
-      <w:r>
-        <w:rPr>
-          <w:rFonts w:ascii="Calibri" w:cs="Calibri" w:eastAsia="Calibri" w:hAnsi="Calibri"/>
-          <w:b w:val="false"/>
-          <w:bCs w:val="false"/>
+      <w:bookmarkStart w:id="0" w:name="_GoBack"/>
+      <w:bookmarkEnd w:id="0"/>
+      <w:r>
+        <w:rPr>
+          <w:rFonts w:hint="default"/>
+        </w:rPr>
+        <w:t>02_Handbook/: Khởi tạo khung sườn (Skeleton) cho 6 Volume (Volume I đến Volume VI).</w:t>
+      </w:r>
+    </w:p>
+    <w:p>
+      <w:pPr>
+        <w:pStyle w:val="4"/>
+        <w:spacing w:before="240" w:after="120"/>
+      </w:pPr>
+      <w:r>
+        <w:rPr>
+          <w:rFonts w:ascii="Calibri" w:hAnsi="Calibri" w:eastAsia="Calibri" w:cs="Calibri"/>
+          <w:b/>
+          <w:bCs/>
+          <w:color w:val="595959"/>
+        </w:rPr>
+        <w:t>Changed</w:t>
+      </w:r>
+    </w:p>
+    <w:p>
+      <w:pPr>
+        <w:spacing w:after="160"/>
+      </w:pPr>
+      <w:r>
+        <w:rPr>
+          <w:rFonts w:ascii="Calibri" w:hAnsi="Calibri" w:eastAsia="Calibri" w:cs="Calibri"/>
+          <w:b w:val="0"/>
+          <w:bCs w:val="0"/>
+          <w:i w:val="0"/>
+          <w:iCs w:val="0"/>
           <w:color w:val="000000"/>
           <w:sz w:val="21"/>
           <w:szCs w:val="21"/>
         </w:rPr>
-        <w:t xml:space="preserve">Thực hành: mỗi lần bạn commit git cho một thay đổi nội dung thật (không phải gõ nhầm), thêm ngay 1 dòng bullet vào đúng nhãn Added/Changed/Fixed/Removed bên trên — đừng để dồn lại viết sau, sẽ quên chi tiết.</w:t>
+        <w:t>(chưa có)</w:t>
+      </w:r>
+    </w:p>
+    <w:p>
+      <w:pPr>
+        <w:pStyle w:val="4"/>
+        <w:spacing w:before="240" w:after="120"/>
+      </w:pPr>
+      <w:r>
+        <w:rPr>
+          <w:rFonts w:ascii="Calibri" w:hAnsi="Calibri" w:eastAsia="Calibri" w:cs="Calibri"/>
+          <w:b/>
+          <w:bCs/>
+          <w:color w:val="595959"/>
+        </w:rPr>
+        <w:t>Fixed</w:t>
+      </w:r>
+    </w:p>
+    <w:p>
+      <w:pPr>
+        <w:spacing w:after="160"/>
+      </w:pPr>
+      <w:r>
+        <w:rPr>
+          <w:rFonts w:ascii="Calibri" w:hAnsi="Calibri" w:eastAsia="Calibri" w:cs="Calibri"/>
+          <w:b w:val="0"/>
+          <w:bCs w:val="0"/>
+          <w:i w:val="0"/>
+          <w:iCs w:val="0"/>
+          <w:color w:val="000000"/>
+          <w:sz w:val="21"/>
+          <w:szCs w:val="21"/>
+        </w:rPr>
+        <w:t>(chưa có)</w:t>
+      </w:r>
+    </w:p>
+    <w:p>
+      <w:pPr>
+        <w:pStyle w:val="4"/>
+        <w:spacing w:before="240" w:after="120"/>
+      </w:pPr>
+      <w:r>
+        <w:rPr>
+          <w:rFonts w:ascii="Calibri" w:hAnsi="Calibri" w:eastAsia="Calibri" w:cs="Calibri"/>
+          <w:b/>
+          <w:bCs/>
+          <w:color w:val="595959"/>
+        </w:rPr>
+        <w:t>Removed</w:t>
+      </w:r>
+    </w:p>
+    <w:p>
+      <w:pPr>
+        <w:spacing w:after="160"/>
+        <w:rPr>
+          <w:rFonts w:ascii="Calibri" w:hAnsi="Calibri" w:eastAsia="Calibri" w:cs="Calibri"/>
+          <w:b w:val="0"/>
+          <w:bCs w:val="0"/>
+          <w:i w:val="0"/>
+          <w:iCs w:val="0"/>
+          <w:color w:val="000000"/>
+          <w:sz w:val="21"/>
+          <w:szCs w:val="21"/>
+        </w:rPr>
+      </w:pPr>
+    </w:p>
+    <w:p>
+      <w:pPr>
+        <w:pStyle w:val="2"/>
+        <w:spacing w:before="480" w:after="240"/>
+      </w:pPr>
+      <w:r>
+        <w:rPr>
+          <w:rFonts w:ascii="Calibri" w:hAnsi="Calibri" w:eastAsia="Calibri" w:cs="Calibri"/>
+          <w:b/>
+          <w:bCs/>
+          <w:color w:val="1F3864"/>
+        </w:rPr>
+        <w:t>5. Thực hành</w:t>
+      </w:r>
+    </w:p>
+    <w:p>
+      <w:pPr>
+        <w:pStyle w:val="16"/>
+        <w:numPr>
+          <w:ilvl w:val="0"/>
+          <w:numId w:val="1"/>
+        </w:numPr>
+        <w:spacing w:after="80"/>
+      </w:pPr>
+      <w:r>
+        <w:rPr>
+          <w:rFonts w:ascii="Calibri" w:hAnsi="Calibri" w:eastAsia="Calibri" w:cs="Calibri"/>
+          <w:b w:val="0"/>
+          <w:bCs w:val="0"/>
+          <w:color w:val="000000"/>
+          <w:sz w:val="21"/>
+          <w:szCs w:val="21"/>
+        </w:rPr>
+        <w:t>Thực hành: mỗi lần bạn commit git cho một thay đổi nội dung thật (không phải gõ nhầm), thêm ngay 1 dòng bullet vào đúng nhãn Added/Changed/Fixed/Removed bên trên — đừng để dồn lại viết sau, sẽ quên chi tiết.</w:t>
       </w:r>
     </w:p>
     <w:sectPr>
-      <w:headerReference w:type="default" r:id="rId7"/>
-      <w:footerReference w:type="default" r:id="rId8"/>
-      <w:pgSz w:w="11906" w:h="16838" w:orient="portrait"/>
+      <w:headerReference r:id="rId3" w:type="default"/>
+      <w:footerReference r:id="rId4" w:type="default"/>
+      <w:pgSz w:w="11906" w:h="16838"/>
       <w:pgMar w:top="1134" w:right="1134" w:bottom="1134" w:left="1134" w:header="708" w:footer="708" w:gutter="0"/>
-      <w:pgNumType/>
-      <w:docGrid w:linePitch="360"/>
+      <w:cols w:space="720" w:num="1"/>
+      <w:docGrid w:linePitch="360" w:charSpace="0"/>
     </w:sectPr>
   </w:body>
 </w:document>
 </file>
 
-<file path=word/comments.xml><?xml version="1.0" encoding="utf-8"?>
-<w:comments xmlns:cx="http://schemas.microsoft.com/office/drawing/2014/chartex" xmlns:cx1="http://schemas.microsoft.com/office/drawing/2015/9/8/chartex" xmlns:cx2="http://schemas.microsoft.com/office/drawing/2015/10/21/chartex" xmlns:cx3="http://schemas.microsoft.com/office/drawing/2016/5/9/chartex" xmlns:cx4="http://schemas.microsoft.com/office/drawing/2016/5/10/chartex" xmlns:cx5="http://schemas.microsoft.com/office/drawing/2016/5/11/chartex" xmlns:cx6="http://schemas.microsoft.com/office/drawing/2016/5/12/chartex" xmlns:cx7="http://schemas.microsoft.com/office/drawing/2016/5/13/chartex" xmlns:cx8="http://schemas.microsoft.com/office/drawing/2016/5/14/chartex" xmlns:mc="http://schemas.openxmlformats.org/markup-compatibility/2006" xmlns:aink="http://schemas.microsoft.com/office/drawing/2016/ink" xmlns:am3d="http://schemas.microsoft.com/office/drawing/2017/model3d" xmlns:o="urn:schemas-microsoft-com:office:office" xmlns:r="http://schemas.openxmlformats.org/officeDocument/2006/relationships" xmlns:m="http://schemas.openxmlformats.org/officeDocument/2006/math" xmlns:v="urn:schemas-microsoft-com:vml" xmlns:wp14="http://schemas.microsoft.com/office/word/2010/wordprocessingDrawing" xmlns:wp="http://schemas.openxmlformats.org/drawingml/2006/wordprocessingDrawing" xmlns:w10="urn:schemas-microsoft-com:office:word" xmlns:w="http://schemas.openxmlformats.org/wordprocessingml/2006/main" xmlns:w14="http://schemas.microsoft.com/office/word/2010/wordml" xmlns:w15="http://schemas.microsoft.com/office/word/2012/wordml" xmlns:w16cex="http://schemas.microsoft.com/office/word/2018/wordml/cex" xmlns:w16cid="http://schemas.microsoft.com/office/word/2016/wordml/cid" xmlns:w16="http://schemas.microsoft.com/office/word/2018/wordml" xmlns:w16sdtdh="http://schemas.microsoft.com/office/word/2020/wordml/sdtdatahash" xmlns:w16se="http://schemas.microsoft.com/office/word/2015/wordml/symex" xmlns:wpg="http://schemas.microsoft.com/office/word/2010/wordprocessingGroup" xmlns:wpi="http://schemas.microsoft.com/office/word/2010/wordprocessingInk" xmlns:wne="http://schemas.microsoft.com/office/word/2006/wordml" xmlns:wps="http://schemas.microsoft.com/office/word/2010/wordprocessingShape"/>
-</file>
-
-<file path=word/endnotes.xml><?xml version="1.0" encoding="utf-8"?>
-<w:endnotes xmlns:wpc="http://schemas.microsoft.com/office/word/2010/wordprocessingCanvas" xmlns:mc="http://schemas.openxmlformats.org/markup-compatibility/2006" xmlns:o="urn:schemas-microsoft-com:office:office" xmlns:r="http://schemas.openxmlformats.org/officeDocument/2006/relationships" xmlns:m="http://schemas.openxmlformats.org/officeDocument/2006/math" xmlns:v="urn:schemas-microsoft-com:vml" xmlns:wp14="http://schemas.microsoft.com/office/word/2010/wordprocessingDrawing" xmlns:wp="http://schemas.openxmlformats.org/drawingml/2006/wordprocessingDrawing" xmlns:w10="urn:schemas-microsoft-com:office:word" xmlns:w="http://schemas.openxmlformats.org/wordprocessingml/2006/main" xmlns:w14="http://schemas.microsoft.com/office/word/2010/wordml" xmlns:w15="http://schemas.microsoft.com/office/word/2012/wordml" xmlns:wpg="http://schemas.microsoft.com/office/word/2010/wordprocessingGroup" xmlns:wpi="http://schemas.microsoft.com/office/word/2010/wordprocessingInk" xmlns:wne="http://schemas.microsoft.com/office/word/2006/wordml" xmlns:wps="http://schemas.microsoft.com/office/word/2010/wordprocessingShape" mc:Ignorable="w14 w15 wp14">
-  <w:endnote w:type="separator" w:id="-1">
-    <w:p>
-      <w:pPr>
-        <w:spacing w:after="0" w:line="240" w:lineRule="auto"/>
-      </w:pPr>
-      <w:r>
-        <w:rPr>
-          <w:rStyle w:val="EndnoteReference"/>
-        </w:rPr>
-        <w:endnoteRef/>
-      </w:r>
-      <w:r>
-        <w:separator/>
-      </w:r>
-    </w:p>
-  </w:endnote>
-  <w:endnote w:type="continuationSeparator" w:id="0">
-    <w:p>
-      <w:pPr>
-        <w:spacing w:after="0" w:line="240" w:lineRule="auto"/>
-      </w:pPr>
-      <w:r>
-        <w:rPr>
-          <w:rStyle w:val="EndnoteReference"/>
-        </w:rPr>
-        <w:endnoteRef/>
-      </w:r>
-      <w:r>
-        <w:continuationSeparator/>
-      </w:r>
-    </w:p>
-  </w:endnote>
-</w:endnotes>
-</file>
-
 <file path=word/footer1.xml><?xml version="1.0" encoding="utf-8"?>
-<w:ftr xmlns:wpc="http://schemas.microsoft.com/office/word/2010/wordprocessingCanvas" xmlns:mc="http://schemas.openxmlformats.org/markup-compatibility/2006" xmlns:o="urn:schemas-microsoft-com:office:office" xmlns:r="http://schemas.openxmlformats.org/officeDocument/2006/relationships" xmlns:m="http://schemas.openxmlformats.org/officeDocument/2006/math" xmlns:v="urn:schemas-microsoft-com:vml" xmlns:wp14="http://schemas.microsoft.com/office/word/2010/wordprocessingDrawing" xmlns:wp="http://schemas.openxmlformats.org/drawingml/2006/wordprocessingDrawing" xmlns:w10="urn:schemas-microsoft-com:office:word" xmlns:w="http://schemas.openxmlformats.org/wordprocessingml/2006/main" xmlns:w14="http://schemas.microsoft.com/office/word/2010/wordml" xmlns:w15="http://schemas.microsoft.com/office/word/2012/wordml" xmlns:wpg="http://schemas.microsoft.com/office/word/2010/wordprocessingGroup" xmlns:wpi="http://schemas.microsoft.com/office/word/2010/wordprocessingInk" xmlns:wne="http://schemas.microsoft.com/office/word/2006/wordml" xmlns:wps="http://schemas.microsoft.com/office/word/2010/wordprocessingShape">
+<w:ftr xmlns:wpc="http://schemas.microsoft.com/office/word/2010/wordprocessingCanvas" xmlns:mc="http://schemas.openxmlformats.org/markup-compatibility/2006" xmlns:o="urn:schemas-microsoft-com:office:office" xmlns:r="http://schemas.openxmlformats.org/officeDocument/2006/relationships" xmlns:m="http://schemas.openxmlformats.org/officeDocument/2006/math" xmlns:v="urn:schemas-microsoft-com:vml" xmlns:wp14="http://schemas.microsoft.com/office/word/2010/wordprocessingDrawing" xmlns:wp="http://schemas.openxmlformats.org/drawingml/2006/wordprocessingDrawing" xmlns:w10="urn:schemas-microsoft-com:office:word" xmlns:w="http://schemas.openxmlformats.org/wordprocessingml/2006/main" xmlns:w14="http://schemas.microsoft.com/office/word/2010/wordml" xmlns:w15="http://schemas.microsoft.com/office/word/2012/wordml" xmlns:wpg="http://schemas.microsoft.com/office/word/2010/wordprocessingGroup" xmlns:wpi="http://schemas.microsoft.com/office/word/2010/wordprocessingInk" xmlns:wne="http://schemas.microsoft.com/office/word/2006/wordml" xmlns:wps="http://schemas.microsoft.com/office/word/2010/wordprocessingShape" xmlns:wpsCustomData="http://www.wps.cn/officeDocument/2013/wpsCustomData" mc:Ignorable="w14 w15 wp14">
   <w:p>
     <w:pPr>
       <w:jc w:val="center"/>
     </w:pPr>
     <w:r>
       <w:rPr>
-        <w:rFonts w:ascii="Calibri" w:cs="Calibri" w:eastAsia="Calibri" w:hAnsi="Calibri"/>
+        <w:rFonts w:ascii="Calibri" w:hAnsi="Calibri" w:eastAsia="Calibri" w:cs="Calibri"/>
         <w:color w:val="595959"/>
         <w:sz w:val="16"/>
         <w:szCs w:val="16"/>
@@ -1405,19 +1735,43 @@
     </w:r>
     <w:r>
       <w:rPr>
-        <w:rFonts w:ascii="Calibri" w:cs="Calibri" w:eastAsia="Calibri" w:hAnsi="Calibri"/>
+        <w:rFonts w:ascii="Calibri" w:hAnsi="Calibri" w:eastAsia="Calibri" w:cs="Calibri"/>
         <w:color w:val="595959"/>
         <w:sz w:val="16"/>
         <w:szCs w:val="16"/>
       </w:rPr>
       <w:fldChar w:fldCharType="begin"/>
+    </w:r>
+    <w:r>
+      <w:rPr>
+        <w:rFonts w:ascii="Calibri" w:hAnsi="Calibri" w:eastAsia="Calibri" w:cs="Calibri"/>
+        <w:color w:val="595959"/>
+        <w:sz w:val="16"/>
+        <w:szCs w:val="16"/>
+      </w:rPr>
       <w:instrText xml:space="preserve">PAGE</w:instrText>
+    </w:r>
+    <w:r>
+      <w:rPr>
+        <w:rFonts w:ascii="Calibri" w:hAnsi="Calibri" w:eastAsia="Calibri" w:cs="Calibri"/>
+        <w:color w:val="595959"/>
+        <w:sz w:val="16"/>
+        <w:szCs w:val="16"/>
+      </w:rPr>
       <w:fldChar w:fldCharType="separate"/>
+    </w:r>
+    <w:r>
+      <w:rPr>
+        <w:rFonts w:ascii="Calibri" w:hAnsi="Calibri" w:eastAsia="Calibri" w:cs="Calibri"/>
+        <w:color w:val="595959"/>
+        <w:sz w:val="16"/>
+        <w:szCs w:val="16"/>
+      </w:rPr>
       <w:fldChar w:fldCharType="end"/>
     </w:r>
     <w:r>
       <w:rPr>
-        <w:rFonts w:ascii="Calibri" w:cs="Calibri" w:eastAsia="Calibri" w:hAnsi="Calibri"/>
+        <w:rFonts w:ascii="Calibri" w:hAnsi="Calibri" w:eastAsia="Calibri" w:cs="Calibri"/>
         <w:color w:val="595959"/>
         <w:sz w:val="16"/>
         <w:szCs w:val="16"/>
@@ -1426,83 +1780,72 @@
     </w:r>
     <w:r>
       <w:rPr>
-        <w:rFonts w:ascii="Calibri" w:cs="Calibri" w:eastAsia="Calibri" w:hAnsi="Calibri"/>
+        <w:rFonts w:ascii="Calibri" w:hAnsi="Calibri" w:eastAsia="Calibri" w:cs="Calibri"/>
         <w:color w:val="595959"/>
         <w:sz w:val="16"/>
         <w:szCs w:val="16"/>
       </w:rPr>
       <w:fldChar w:fldCharType="begin"/>
+    </w:r>
+    <w:r>
+      <w:rPr>
+        <w:rFonts w:ascii="Calibri" w:hAnsi="Calibri" w:eastAsia="Calibri" w:cs="Calibri"/>
+        <w:color w:val="595959"/>
+        <w:sz w:val="16"/>
+        <w:szCs w:val="16"/>
+      </w:rPr>
       <w:instrText xml:space="preserve">NUMPAGES</w:instrText>
+    </w:r>
+    <w:r>
+      <w:rPr>
+        <w:rFonts w:ascii="Calibri" w:hAnsi="Calibri" w:eastAsia="Calibri" w:cs="Calibri"/>
+        <w:color w:val="595959"/>
+        <w:sz w:val="16"/>
+        <w:szCs w:val="16"/>
+      </w:rPr>
       <w:fldChar w:fldCharType="separate"/>
+    </w:r>
+    <w:r>
+      <w:rPr>
+        <w:rFonts w:ascii="Calibri" w:hAnsi="Calibri" w:eastAsia="Calibri" w:cs="Calibri"/>
+        <w:color w:val="595959"/>
+        <w:sz w:val="16"/>
+        <w:szCs w:val="16"/>
+      </w:rPr>
       <w:fldChar w:fldCharType="end"/>
     </w:r>
   </w:p>
 </w:ftr>
 </file>
 
-<file path=word/footnotes.xml><?xml version="1.0" encoding="utf-8"?>
-<w:footnotes xmlns:wpc="http://schemas.microsoft.com/office/word/2010/wordprocessingCanvas" xmlns:mc="http://schemas.openxmlformats.org/markup-compatibility/2006" xmlns:o="urn:schemas-microsoft-com:office:office" xmlns:r="http://schemas.openxmlformats.org/officeDocument/2006/relationships" xmlns:m="http://schemas.openxmlformats.org/officeDocument/2006/math" xmlns:v="urn:schemas-microsoft-com:vml" xmlns:wp14="http://schemas.microsoft.com/office/word/2010/wordprocessingDrawing" xmlns:wp="http://schemas.openxmlformats.org/drawingml/2006/wordprocessingDrawing" xmlns:w10="urn:schemas-microsoft-com:office:word" xmlns:w="http://schemas.openxmlformats.org/wordprocessingml/2006/main" xmlns:w14="http://schemas.microsoft.com/office/word/2010/wordml" xmlns:w15="http://schemas.microsoft.com/office/word/2012/wordml" xmlns:wpg="http://schemas.microsoft.com/office/word/2010/wordprocessingGroup" xmlns:wpi="http://schemas.microsoft.com/office/word/2010/wordprocessingInk" xmlns:wne="http://schemas.microsoft.com/office/word/2006/wordml" xmlns:wps="http://schemas.microsoft.com/office/word/2010/wordprocessingShape" mc:Ignorable="w14 w15 wp14">
-  <w:footnote w:type="separator" w:id="-1">
-    <w:p>
-      <w:pPr>
-        <w:spacing w:after="0" w:line="240" w:lineRule="auto"/>
-      </w:pPr>
-      <w:r>
-        <w:rPr>
-          <w:rStyle w:val="FootnoteReference"/>
-        </w:rPr>
-        <w:footnoteRef/>
-      </w:r>
-      <w:r>
-        <w:separator/>
-      </w:r>
-    </w:p>
-  </w:footnote>
-  <w:footnote w:type="continuationSeparator" w:id="0">
-    <w:p>
-      <w:pPr>
-        <w:spacing w:after="0" w:line="240" w:lineRule="auto"/>
-      </w:pPr>
-      <w:r>
-        <w:rPr>
-          <w:rStyle w:val="FootnoteReference"/>
-        </w:rPr>
-        <w:footnoteRef/>
-      </w:r>
-      <w:r>
-        <w:continuationSeparator/>
-      </w:r>
-    </w:p>
-  </w:footnote>
-</w:footnotes>
-</file>
-
 <file path=word/header1.xml><?xml version="1.0" encoding="utf-8"?>
-<w:hdr xmlns:wpc="http://schemas.microsoft.com/office/word/2010/wordprocessingCanvas" xmlns:mc="http://schemas.openxmlformats.org/markup-compatibility/2006" xmlns:o="urn:schemas-microsoft-com:office:office" xmlns:r="http://schemas.openxmlformats.org/officeDocument/2006/relationships" xmlns:m="http://schemas.openxmlformats.org/officeDocument/2006/math" xmlns:v="urn:schemas-microsoft-com:vml" xmlns:wp14="http://schemas.microsoft.com/office/word/2010/wordprocessingDrawing" xmlns:wp="http://schemas.openxmlformats.org/drawingml/2006/wordprocessingDrawing" xmlns:w10="urn:schemas-microsoft-com:office:word" xmlns:w="http://schemas.openxmlformats.org/wordprocessingml/2006/main" xmlns:w14="http://schemas.microsoft.com/office/word/2010/wordml" xmlns:w15="http://schemas.microsoft.com/office/word/2012/wordml" xmlns:wpg="http://schemas.microsoft.com/office/word/2010/wordprocessingGroup" xmlns:wpi="http://schemas.microsoft.com/office/word/2010/wordprocessingInk" xmlns:wne="http://schemas.microsoft.com/office/word/2006/wordml" xmlns:wps="http://schemas.microsoft.com/office/word/2010/wordprocessingShape" xmlns:cx="http://schemas.microsoft.com/office/drawing/2014/chartex" xmlns:cx1="http://schemas.microsoft.com/office/drawing/2015/9/8/chartex" xmlns:cx2="http://schemas.microsoft.com/office/drawing/2015/10/21/chartex" xmlns:cx3="http://schemas.microsoft.com/office/drawing/2016/5/9/chartex" xmlns:cx4="http://schemas.microsoft.com/office/drawing/2016/5/10/chartex" xmlns:cx5="http://schemas.microsoft.com/office/drawing/2016/5/11/chartex" xmlns:cx6="http://schemas.microsoft.com/office/drawing/2016/5/12/chartex" xmlns:cx7="http://schemas.microsoft.com/office/drawing/2016/5/13/chartex" xmlns:cx8="http://schemas.microsoft.com/office/drawing/2016/5/14/chartex" xmlns:w16cid="http://schemas.microsoft.com/office/word/2016/wordml/cid" xmlns:w16se="http://schemas.microsoft.com/office/word/2015/wordml/symex">
+<w:hdr xmlns:wpc="http://schemas.microsoft.com/office/word/2010/wordprocessingCanvas" xmlns:mc="http://schemas.openxmlformats.org/markup-compatibility/2006" xmlns:o="urn:schemas-microsoft-com:office:office" xmlns:r="http://schemas.openxmlformats.org/officeDocument/2006/relationships" xmlns:m="http://schemas.openxmlformats.org/officeDocument/2006/math" xmlns:v="urn:schemas-microsoft-com:vml" xmlns:wp14="http://schemas.microsoft.com/office/word/2010/wordprocessingDrawing" xmlns:wp="http://schemas.openxmlformats.org/drawingml/2006/wordprocessingDrawing" xmlns:w10="urn:schemas-microsoft-com:office:word" xmlns:w="http://schemas.openxmlformats.org/wordprocessingml/2006/main" xmlns:w14="http://schemas.microsoft.com/office/word/2010/wordml" xmlns:w15="http://schemas.microsoft.com/office/word/2012/wordml" xmlns:wpg="http://schemas.microsoft.com/office/word/2010/wordprocessingGroup" xmlns:wpi="http://schemas.microsoft.com/office/word/2010/wordprocessingInk" xmlns:wne="http://schemas.microsoft.com/office/word/2006/wordml" xmlns:wps="http://schemas.microsoft.com/office/word/2010/wordprocessingShape" xmlns:wpsCustomData="http://www.wps.cn/officeDocument/2013/wpsCustomData" mc:Ignorable="w14 w15 wp14">
   <w:p>
     <w:pPr>
       <w:jc w:val="right"/>
     </w:pPr>
     <w:r>
       <w:rPr>
-        <w:rFonts w:ascii="Calibri" w:cs="Calibri" w:eastAsia="Calibri" w:hAnsi="Calibri"/>
+        <w:rFonts w:ascii="Calibri" w:hAnsi="Calibri" w:eastAsia="Calibri" w:cs="Calibri"/>
         <w:i/>
         <w:iCs/>
         <w:color w:val="595959"/>
         <w:sz w:val="16"/>
         <w:szCs w:val="16"/>
       </w:rPr>
-      <w:t xml:space="preserve">EKB-PM-005 · Change Log</w:t>
+      <w:t>EKB-PM-005 · Change Log</w:t>
     </w:r>
   </w:p>
 </w:hdr>
 </file>
 
 <file path=word/numbering.xml><?xml version="1.0" encoding="utf-8"?>
-<w:numbering xmlns:wpc="http://schemas.microsoft.com/office/word/2010/wordprocessingCanvas" xmlns:mc="http://schemas.openxmlformats.org/markup-compatibility/2006" xmlns:o="urn:schemas-microsoft-com:office:office" xmlns:r="http://schemas.openxmlformats.org/officeDocument/2006/relationships" xmlns:m="http://schemas.openxmlformats.org/officeDocument/2006/math" xmlns:v="urn:schemas-microsoft-com:vml" xmlns:wp14="http://schemas.microsoft.com/office/word/2010/wordprocessingDrawing" xmlns:wp="http://schemas.openxmlformats.org/drawingml/2006/wordprocessingDrawing" xmlns:w10="urn:schemas-microsoft-com:office:word" xmlns:w="http://schemas.openxmlformats.org/wordprocessingml/2006/main" xmlns:w14="http://schemas.microsoft.com/office/word/2010/wordml" xmlns:w15="http://schemas.microsoft.com/office/word/2012/wordml" xmlns:wpg="http://schemas.microsoft.com/office/word/2010/wordprocessingGroup" xmlns:wpi="http://schemas.microsoft.com/office/word/2010/wordprocessingInk" xmlns:wne="http://schemas.microsoft.com/office/word/2006/wordml" xmlns:wps="http://schemas.microsoft.com/office/word/2010/wordprocessingShape" mc:Ignorable="w14 w15 wp14">
-  <w:abstractNum w:abstractNumId="1" w15:restartNumberingAfterBreak="0">
-    <w:multiLevelType w:val="hybridMultilevel"/>
-    <w:lvl w:ilvl="0" w15:tentative="1">
+<w:numbering xmlns:wpc="http://schemas.microsoft.com/office/word/2010/wordprocessingCanvas" xmlns:mc="http://schemas.openxmlformats.org/markup-compatibility/2006" xmlns:o="urn:schemas-microsoft-com:office:office" xmlns:r="http://schemas.openxmlformats.org/officeDocument/2006/relationships" xmlns:m="http://schemas.openxmlformats.org/officeDocument/2006/math" xmlns:v="urn:schemas-microsoft-com:vml" xmlns:wp14="http://schemas.microsoft.com/office/word/2010/wordprocessingDrawing" xmlns:wp="http://schemas.openxmlformats.org/drawingml/2006/wordprocessingDrawing" xmlns:w10="urn:schemas-microsoft-com:office:word" xmlns:w="http://schemas.openxmlformats.org/wordprocessingml/2006/main" xmlns:w14="http://schemas.microsoft.com/office/word/2010/wordml" xmlns:wpg="http://schemas.microsoft.com/office/word/2010/wordprocessingGroup" xmlns:wpi="http://schemas.microsoft.com/office/word/2010/wordprocessingInk" xmlns:wne="http://schemas.microsoft.com/office/word/2006/wordml" xmlns:wps="http://schemas.microsoft.com/office/word/2010/wordprocessingShape" xmlns:wpsCustomData="http://www.wps.cn/officeDocument/2013/wpsCustomData" mc:Ignorable="w14 wp14">
+  <w:abstractNum w:abstractNumId="0">
+    <w:nsid w:val="DC07AE50"/>
+    <w:multiLevelType w:val="multilevel"/>
+    <w:tmpl w:val="DC07AE50"/>
+    <w:lvl w:ilvl="0" w:tentative="0">
       <w:start w:val="1"/>
       <w:numFmt w:val="bullet"/>
       <w:lvlText w:val="●"/>
@@ -1511,7 +1854,7 @@
         <w:ind w:left="720" w:hanging="360"/>
       </w:pPr>
     </w:lvl>
-    <w:lvl w:ilvl="1" w15:tentative="1">
+    <w:lvl w:ilvl="1" w:tentative="0">
       <w:start w:val="1"/>
       <w:numFmt w:val="bullet"/>
       <w:lvlText w:val="○"/>
@@ -1520,7 +1863,7 @@
         <w:ind w:left="1440" w:hanging="360"/>
       </w:pPr>
     </w:lvl>
-    <w:lvl w:ilvl="2" w15:tentative="1">
+    <w:lvl w:ilvl="2" w:tentative="0">
       <w:start w:val="1"/>
       <w:numFmt w:val="bullet"/>
       <w:lvlText w:val="■"/>
@@ -1529,7 +1872,7 @@
         <w:ind w:left="2160" w:hanging="360"/>
       </w:pPr>
     </w:lvl>
-    <w:lvl w:ilvl="3" w15:tentative="1">
+    <w:lvl w:ilvl="3" w:tentative="0">
       <w:start w:val="1"/>
       <w:numFmt w:val="bullet"/>
       <w:lvlText w:val="●"/>
@@ -1538,7 +1881,7 @@
         <w:ind w:left="2880" w:hanging="360"/>
       </w:pPr>
     </w:lvl>
-    <w:lvl w:ilvl="4" w15:tentative="1">
+    <w:lvl w:ilvl="4" w:tentative="0">
       <w:start w:val="1"/>
       <w:numFmt w:val="bullet"/>
       <w:lvlText w:val="○"/>
@@ -1547,7 +1890,7 @@
         <w:ind w:left="3600" w:hanging="360"/>
       </w:pPr>
     </w:lvl>
-    <w:lvl w:ilvl="5" w15:tentative="1">
+    <w:lvl w:ilvl="5" w:tentative="0">
       <w:start w:val="1"/>
       <w:numFmt w:val="bullet"/>
       <w:lvlText w:val="■"/>
@@ -1556,7 +1899,7 @@
         <w:ind w:left="4320" w:hanging="360"/>
       </w:pPr>
     </w:lvl>
-    <w:lvl w:ilvl="6" w15:tentative="1">
+    <w:lvl w:ilvl="6" w:tentative="0">
       <w:start w:val="1"/>
       <w:numFmt w:val="bullet"/>
       <w:lvlText w:val="●"/>
@@ -1565,7 +1908,7 @@
         <w:ind w:left="5040" w:hanging="360"/>
       </w:pPr>
     </w:lvl>
-    <w:lvl w:ilvl="7" w15:tentative="1">
+    <w:lvl w:ilvl="7" w:tentative="0">
       <w:start w:val="1"/>
       <w:numFmt w:val="bullet"/>
       <w:lvlText w:val="●"/>
@@ -1574,7 +1917,7 @@
         <w:ind w:left="5760" w:hanging="360"/>
       </w:pPr>
     </w:lvl>
-    <w:lvl w:ilvl="8" w15:tentative="1">
+    <w:lvl w:ilvl="8" w:tentative="0">
       <w:start w:val="1"/>
       <w:numFmt w:val="bullet"/>
       <w:lvlText w:val="●"/>
@@ -1585,7 +1928,7 @@
     </w:lvl>
   </w:abstractNum>
   <w:num w:numId="1">
-    <w:abstractNumId w:val="1"/>
+    <w:abstractNumId w:val="0"/>
     <w:lvlOverride w:ilvl="0">
       <w:startOverride w:val="1"/>
     </w:lvlOverride>
@@ -1594,37 +1937,286 @@
 </file>
 
 <file path=word/styles.xml><?xml version="1.0" encoding="utf-8"?>
-<w:styles xmlns:mc="http://schemas.openxmlformats.org/markup-compatibility/2006" xmlns:r="http://schemas.openxmlformats.org/officeDocument/2006/relationships" xmlns:w="http://schemas.openxmlformats.org/wordprocessingml/2006/main" xmlns:w14="http://schemas.microsoft.com/office/word/2010/wordml" xmlns:w15="http://schemas.microsoft.com/office/word/2012/wordml" mc:Ignorable="w14 w15">
+<w:styles xmlns:mc="http://schemas.openxmlformats.org/markup-compatibility/2006" xmlns:o="urn:schemas-microsoft-com:office:office" xmlns:r="http://schemas.openxmlformats.org/officeDocument/2006/relationships" xmlns:m="http://schemas.openxmlformats.org/officeDocument/2006/math" xmlns:v="urn:schemas-microsoft-com:vml" xmlns:w="http://schemas.openxmlformats.org/wordprocessingml/2006/main" xmlns:w14="http://schemas.microsoft.com/office/word/2010/wordml" xmlns:w10="urn:schemas-microsoft-com:office:word" xmlns:sl="http://schemas.openxmlformats.org/schemaLibrary/2006/main" xmlns:wpsCustomData="http://www.wps.cn/officeDocument/2013/wpsCustomData" mc:Ignorable="w14">
   <w:docDefaults>
     <w:rPrDefault>
       <w:rPr>
-        <w:rFonts w:ascii="Calibri" w:cs="Calibri" w:eastAsia="Calibri" w:hAnsi="Calibri"/>
-        <w:sz w:val="21"/>
-        <w:szCs w:val="21"/>
+        <w:rFonts w:ascii="Calibri" w:hAnsi="Calibri" w:eastAsia="Calibri" w:cs="Calibri"/>
       </w:rPr>
     </w:rPrDefault>
     <w:pPrDefault/>
   </w:docDefaults>
-  <w:style w:type="paragraph" w:styleId="Title">
-    <w:name w:val="Title"/>
-    <w:basedOn w:val="Normal"/>
-    <w:next w:val="Normal"/>
+  <w:latentStyles w:count="260" w:defQFormat="0" w:defUnhideWhenUsed="1" w:defSemiHidden="1" w:defUIPriority="99" w:defLockedState="0">
+    <w:lsdException w:qFormat="1" w:unhideWhenUsed="0" w:uiPriority="0" w:semiHidden="0" w:name="Normal"/>
+    <w:lsdException w:qFormat="1" w:unhideWhenUsed="0" w:uiPriority="0" w:semiHidden="0" w:name="heading 1"/>
+    <w:lsdException w:qFormat="1" w:unhideWhenUsed="0" w:uiPriority="0" w:semiHidden="0" w:name="heading 2"/>
+    <w:lsdException w:qFormat="1" w:unhideWhenUsed="0" w:uiPriority="0" w:semiHidden="0" w:name="heading 3"/>
+    <w:lsdException w:qFormat="1" w:unhideWhenUsed="0" w:uiPriority="0" w:semiHidden="0" w:name="heading 4"/>
+    <w:lsdException w:qFormat="1" w:unhideWhenUsed="0" w:uiPriority="0" w:semiHidden="0" w:name="heading 5"/>
+    <w:lsdException w:qFormat="1" w:unhideWhenUsed="0" w:uiPriority="0" w:semiHidden="0" w:name="heading 6"/>
+    <w:lsdException w:qFormat="1" w:uiPriority="0" w:name="heading 7"/>
+    <w:lsdException w:qFormat="1" w:uiPriority="0" w:name="heading 8"/>
+    <w:lsdException w:qFormat="1" w:uiPriority="0" w:name="heading 9"/>
+    <w:lsdException w:unhideWhenUsed="0" w:uiPriority="0" w:semiHidden="0" w:name="index 1"/>
+    <w:lsdException w:unhideWhenUsed="0" w:uiPriority="0" w:semiHidden="0" w:name="index 2"/>
+    <w:lsdException w:unhideWhenUsed="0" w:uiPriority="0" w:semiHidden="0" w:name="index 3"/>
+    <w:lsdException w:unhideWhenUsed="0" w:uiPriority="0" w:semiHidden="0" w:name="index 4"/>
+    <w:lsdException w:unhideWhenUsed="0" w:uiPriority="0" w:semiHidden="0" w:name="index 5"/>
+    <w:lsdException w:unhideWhenUsed="0" w:uiPriority="0" w:semiHidden="0" w:name="index 6"/>
+    <w:lsdException w:unhideWhenUsed="0" w:uiPriority="0" w:semiHidden="0" w:name="index 7"/>
+    <w:lsdException w:unhideWhenUsed="0" w:uiPriority="0" w:semiHidden="0" w:name="index 8"/>
+    <w:lsdException w:unhideWhenUsed="0" w:uiPriority="0" w:semiHidden="0" w:name="index 9"/>
+    <w:lsdException w:unhideWhenUsed="0" w:uiPriority="0" w:semiHidden="0" w:name="toc 1"/>
+    <w:lsdException w:unhideWhenUsed="0" w:uiPriority="0" w:semiHidden="0" w:name="toc 2"/>
+    <w:lsdException w:unhideWhenUsed="0" w:uiPriority="0" w:semiHidden="0" w:name="toc 3"/>
+    <w:lsdException w:unhideWhenUsed="0" w:uiPriority="0" w:semiHidden="0" w:name="toc 4"/>
+    <w:lsdException w:unhideWhenUsed="0" w:uiPriority="0" w:semiHidden="0" w:name="toc 5"/>
+    <w:lsdException w:unhideWhenUsed="0" w:uiPriority="0" w:semiHidden="0" w:name="toc 6"/>
+    <w:lsdException w:unhideWhenUsed="0" w:uiPriority="0" w:semiHidden="0" w:name="toc 7"/>
+    <w:lsdException w:unhideWhenUsed="0" w:uiPriority="0" w:semiHidden="0" w:name="toc 8"/>
+    <w:lsdException w:unhideWhenUsed="0" w:uiPriority="0" w:semiHidden="0" w:name="toc 9"/>
+    <w:lsdException w:unhideWhenUsed="0" w:uiPriority="0" w:semiHidden="0" w:name="Normal Indent"/>
+    <w:lsdException w:qFormat="1" w:uiPriority="99" w:name="footnote text"/>
+    <w:lsdException w:unhideWhenUsed="0" w:uiPriority="0" w:semiHidden="0" w:name="annotation text"/>
+    <w:lsdException w:unhideWhenUsed="0" w:uiPriority="0" w:semiHidden="0" w:name="header"/>
+    <w:lsdException w:unhideWhenUsed="0" w:uiPriority="0" w:semiHidden="0" w:name="footer"/>
+    <w:lsdException w:unhideWhenUsed="0" w:uiPriority="0" w:semiHidden="0" w:name="index heading"/>
+    <w:lsdException w:qFormat="1" w:uiPriority="0" w:name="caption"/>
+    <w:lsdException w:unhideWhenUsed="0" w:uiPriority="0" w:semiHidden="0" w:name="table of figures"/>
+    <w:lsdException w:unhideWhenUsed="0" w:uiPriority="0" w:semiHidden="0" w:name="envelope address"/>
+    <w:lsdException w:unhideWhenUsed="0" w:uiPriority="0" w:semiHidden="0" w:name="envelope return"/>
+    <w:lsdException w:qFormat="1" w:uiPriority="99" w:name="footnote reference"/>
+    <w:lsdException w:unhideWhenUsed="0" w:uiPriority="0" w:semiHidden="0" w:name="annotation reference"/>
+    <w:lsdException w:unhideWhenUsed="0" w:uiPriority="0" w:semiHidden="0" w:name="line number"/>
+    <w:lsdException w:unhideWhenUsed="0" w:uiPriority="0" w:semiHidden="0" w:name="page number"/>
+    <w:lsdException w:qFormat="1" w:uiPriority="99" w:name="endnote reference"/>
+    <w:lsdException w:qFormat="1" w:uiPriority="99" w:name="endnote text"/>
+    <w:lsdException w:unhideWhenUsed="0" w:uiPriority="0" w:semiHidden="0" w:name="table of authorities"/>
+    <w:lsdException w:unhideWhenUsed="0" w:uiPriority="0" w:semiHidden="0" w:name="macro"/>
+    <w:lsdException w:unhideWhenUsed="0" w:uiPriority="0" w:semiHidden="0" w:name="toa heading"/>
+    <w:lsdException w:unhideWhenUsed="0" w:uiPriority="0" w:semiHidden="0" w:name="List"/>
+    <w:lsdException w:unhideWhenUsed="0" w:uiPriority="0" w:semiHidden="0" w:name="List Bullet"/>
+    <w:lsdException w:unhideWhenUsed="0" w:uiPriority="0" w:semiHidden="0" w:name="List Number"/>
+    <w:lsdException w:unhideWhenUsed="0" w:uiPriority="0" w:semiHidden="0" w:name="List 2"/>
+    <w:lsdException w:unhideWhenUsed="0" w:uiPriority="0" w:semiHidden="0" w:name="List 3"/>
+    <w:lsdException w:unhideWhenUsed="0" w:uiPriority="0" w:semiHidden="0" w:name="List 4"/>
+    <w:lsdException w:unhideWhenUsed="0" w:uiPriority="0" w:semiHidden="0" w:name="List 5"/>
+    <w:lsdException w:unhideWhenUsed="0" w:uiPriority="0" w:semiHidden="0" w:name="List Bullet 2"/>
+    <w:lsdException w:unhideWhenUsed="0" w:uiPriority="0" w:semiHidden="0" w:name="List Bullet 3"/>
+    <w:lsdException w:unhideWhenUsed="0" w:uiPriority="0" w:semiHidden="0" w:name="List Bullet 4"/>
+    <w:lsdException w:unhideWhenUsed="0" w:uiPriority="0" w:semiHidden="0" w:name="List Bullet 5"/>
+    <w:lsdException w:unhideWhenUsed="0" w:uiPriority="0" w:semiHidden="0" w:name="List Number 2"/>
+    <w:lsdException w:unhideWhenUsed="0" w:uiPriority="0" w:semiHidden="0" w:name="List Number 3"/>
+    <w:lsdException w:unhideWhenUsed="0" w:uiPriority="0" w:semiHidden="0" w:name="List Number 4"/>
+    <w:lsdException w:unhideWhenUsed="0" w:uiPriority="0" w:semiHidden="0" w:name="List Number 5"/>
+    <w:lsdException w:qFormat="1" w:unhideWhenUsed="0" w:uiPriority="0" w:semiHidden="0" w:name="Title"/>
+    <w:lsdException w:unhideWhenUsed="0" w:uiPriority="0" w:semiHidden="0" w:name="Closing"/>
+    <w:lsdException w:unhideWhenUsed="0" w:uiPriority="0" w:semiHidden="0" w:name="Signature"/>
+    <w:lsdException w:unhideWhenUsed="0" w:uiPriority="0" w:name="Default Paragraph Font"/>
+    <w:lsdException w:unhideWhenUsed="0" w:uiPriority="0" w:semiHidden="0" w:name="Body Text"/>
+    <w:lsdException w:unhideWhenUsed="0" w:uiPriority="0" w:semiHidden="0" w:name="Body Text Indent"/>
+    <w:lsdException w:unhideWhenUsed="0" w:uiPriority="0" w:semiHidden="0" w:name="List Continue"/>
+    <w:lsdException w:unhideWhenUsed="0" w:uiPriority="0" w:semiHidden="0" w:name="List Continue 2"/>
+    <w:lsdException w:unhideWhenUsed="0" w:uiPriority="0" w:semiHidden="0" w:name="List Continue 3"/>
+    <w:lsdException w:unhideWhenUsed="0" w:uiPriority="0" w:semiHidden="0" w:name="List Continue 4"/>
+    <w:lsdException w:unhideWhenUsed="0" w:uiPriority="0" w:semiHidden="0" w:name="List Continue 5"/>
+    <w:lsdException w:unhideWhenUsed="0" w:uiPriority="0" w:semiHidden="0" w:name="Message Header"/>
+    <w:lsdException w:qFormat="1" w:unhideWhenUsed="0" w:uiPriority="0" w:semiHidden="0" w:name="Subtitle"/>
+    <w:lsdException w:unhideWhenUsed="0" w:uiPriority="0" w:semiHidden="0" w:name="Salutation"/>
+    <w:lsdException w:unhideWhenUsed="0" w:uiPriority="0" w:semiHidden="0" w:name="Date"/>
+    <w:lsdException w:unhideWhenUsed="0" w:uiPriority="0" w:semiHidden="0" w:name="Body Text First Indent"/>
+    <w:lsdException w:unhideWhenUsed="0" w:uiPriority="0" w:semiHidden="0" w:name="Body Text First Indent 2"/>
+    <w:lsdException w:unhideWhenUsed="0" w:uiPriority="0" w:semiHidden="0" w:name="Note Heading"/>
+    <w:lsdException w:unhideWhenUsed="0" w:uiPriority="0" w:semiHidden="0" w:name="Body Text 2"/>
+    <w:lsdException w:unhideWhenUsed="0" w:uiPriority="0" w:semiHidden="0" w:name="Body Text 3"/>
+    <w:lsdException w:unhideWhenUsed="0" w:uiPriority="0" w:semiHidden="0" w:name="Body Text Indent 2"/>
+    <w:lsdException w:unhideWhenUsed="0" w:uiPriority="0" w:semiHidden="0" w:name="Body Text Indent 3"/>
+    <w:lsdException w:unhideWhenUsed="0" w:uiPriority="0" w:semiHidden="0" w:name="Block Text"/>
+    <w:lsdException w:qFormat="1" w:uiPriority="99" w:semiHidden="0" w:name="Hyperlink"/>
+    <w:lsdException w:unhideWhenUsed="0" w:uiPriority="0" w:semiHidden="0" w:name="FollowedHyperlink"/>
+    <w:lsdException w:qFormat="1" w:unhideWhenUsed="0" w:uiPriority="0" w:semiHidden="0" w:name="Strong"/>
+    <w:lsdException w:qFormat="1" w:unhideWhenUsed="0" w:uiPriority="0" w:semiHidden="0" w:name="Emphasis"/>
+    <w:lsdException w:unhideWhenUsed="0" w:uiPriority="0" w:semiHidden="0" w:name="Document Map"/>
+    <w:lsdException w:unhideWhenUsed="0" w:uiPriority="0" w:semiHidden="0" w:name="Plain Text"/>
+    <w:lsdException w:unhideWhenUsed="0" w:uiPriority="0" w:semiHidden="0" w:name="E-mail Signature"/>
+    <w:lsdException w:unhideWhenUsed="0" w:uiPriority="0" w:semiHidden="0" w:name="Normal (Web)"/>
+    <w:lsdException w:unhideWhenUsed="0" w:uiPriority="0" w:semiHidden="0" w:name="HTML Acronym"/>
+    <w:lsdException w:unhideWhenUsed="0" w:uiPriority="0" w:semiHidden="0" w:name="HTML Address"/>
+    <w:lsdException w:unhideWhenUsed="0" w:uiPriority="0" w:semiHidden="0" w:name="HTML Cite"/>
+    <w:lsdException w:unhideWhenUsed="0" w:uiPriority="0" w:semiHidden="0" w:name="HTML Code"/>
+    <w:lsdException w:unhideWhenUsed="0" w:uiPriority="0" w:semiHidden="0" w:name="HTML Definition"/>
+    <w:lsdException w:unhideWhenUsed="0" w:uiPriority="0" w:semiHidden="0" w:name="HTML Keyboard"/>
+    <w:lsdException w:unhideWhenUsed="0" w:uiPriority="0" w:semiHidden="0" w:name="HTML Preformatted"/>
+    <w:lsdException w:unhideWhenUsed="0" w:uiPriority="0" w:semiHidden="0" w:name="HTML Sample"/>
+    <w:lsdException w:unhideWhenUsed="0" w:uiPriority="0" w:semiHidden="0" w:name="HTML Typewriter"/>
+    <w:lsdException w:unhideWhenUsed="0" w:uiPriority="0" w:semiHidden="0" w:name="HTML Variable"/>
+    <w:lsdException w:qFormat="1" w:unhideWhenUsed="0" w:uiPriority="0" w:name="Normal Table"/>
+    <w:lsdException w:unhideWhenUsed="0" w:uiPriority="0" w:semiHidden="0" w:name="annotation subject"/>
+    <w:lsdException w:unhideWhenUsed="0" w:uiPriority="0" w:semiHidden="0" w:name="Table Simple 1"/>
+    <w:lsdException w:unhideWhenUsed="0" w:uiPriority="0" w:semiHidden="0" w:name="Table Simple 2"/>
+    <w:lsdException w:unhideWhenUsed="0" w:uiPriority="0" w:semiHidden="0" w:name="Table Simple 3"/>
+    <w:lsdException w:unhideWhenUsed="0" w:uiPriority="0" w:semiHidden="0" w:name="Table Classic 1"/>
+    <w:lsdException w:unhideWhenUsed="0" w:uiPriority="0" w:semiHidden="0" w:name="Table Classic 2"/>
+    <w:lsdException w:unhideWhenUsed="0" w:uiPriority="0" w:semiHidden="0" w:name="Table Classic 3"/>
+    <w:lsdException w:unhideWhenUsed="0" w:uiPriority="0" w:semiHidden="0" w:name="Table Classic 4"/>
+    <w:lsdException w:unhideWhenUsed="0" w:uiPriority="0" w:semiHidden="0" w:name="Table Colorful 1"/>
+    <w:lsdException w:unhideWhenUsed="0" w:uiPriority="0" w:semiHidden="0" w:name="Table Colorful 2"/>
+    <w:lsdException w:unhideWhenUsed="0" w:uiPriority="0" w:semiHidden="0" w:name="Table Colorful 3"/>
+    <w:lsdException w:unhideWhenUsed="0" w:uiPriority="0" w:semiHidden="0" w:name="Table Columns 1"/>
+    <w:lsdException w:unhideWhenUsed="0" w:uiPriority="0" w:semiHidden="0" w:name="Table Columns 2"/>
+    <w:lsdException w:unhideWhenUsed="0" w:uiPriority="0" w:semiHidden="0" w:name="Table Columns 3"/>
+    <w:lsdException w:unhideWhenUsed="0" w:uiPriority="0" w:semiHidden="0" w:name="Table Columns 4"/>
+    <w:lsdException w:unhideWhenUsed="0" w:uiPriority="0" w:semiHidden="0" w:name="Table Columns 5"/>
+    <w:lsdException w:unhideWhenUsed="0" w:uiPriority="0" w:semiHidden="0" w:name="Table Grid 1"/>
+    <w:lsdException w:unhideWhenUsed="0" w:uiPriority="0" w:semiHidden="0" w:name="Table Grid 2"/>
+    <w:lsdException w:unhideWhenUsed="0" w:uiPriority="0" w:semiHidden="0" w:name="Table Grid 3"/>
+    <w:lsdException w:unhideWhenUsed="0" w:uiPriority="0" w:semiHidden="0" w:name="Table Grid 4"/>
+    <w:lsdException w:unhideWhenUsed="0" w:uiPriority="0" w:semiHidden="0" w:name="Table Grid 5"/>
+    <w:lsdException w:unhideWhenUsed="0" w:uiPriority="0" w:semiHidden="0" w:name="Table Grid 6"/>
+    <w:lsdException w:unhideWhenUsed="0" w:uiPriority="0" w:semiHidden="0" w:name="Table Grid 7"/>
+    <w:lsdException w:unhideWhenUsed="0" w:uiPriority="0" w:semiHidden="0" w:name="Table Grid 8"/>
+    <w:lsdException w:unhideWhenUsed="0" w:uiPriority="0" w:semiHidden="0" w:name="Table List 1"/>
+    <w:lsdException w:unhideWhenUsed="0" w:uiPriority="0" w:semiHidden="0" w:name="Table List 2"/>
+    <w:lsdException w:unhideWhenUsed="0" w:uiPriority="0" w:semiHidden="0" w:name="Table List 3"/>
+    <w:lsdException w:unhideWhenUsed="0" w:uiPriority="0" w:semiHidden="0" w:name="Table List 4"/>
+    <w:lsdException w:unhideWhenUsed="0" w:uiPriority="0" w:semiHidden="0" w:name="Table List 5"/>
+    <w:lsdException w:unhideWhenUsed="0" w:uiPriority="0" w:semiHidden="0" w:name="Table List 6"/>
+    <w:lsdException w:unhideWhenUsed="0" w:uiPriority="0" w:semiHidden="0" w:name="Table List 7"/>
+    <w:lsdException w:unhideWhenUsed="0" w:uiPriority="0" w:semiHidden="0" w:name="Table List 8"/>
+    <w:lsdException w:unhideWhenUsed="0" w:uiPriority="0" w:semiHidden="0" w:name="Table 3D effects 1"/>
+    <w:lsdException w:unhideWhenUsed="0" w:uiPriority="0" w:semiHidden="0" w:name="Table 3D effects 2"/>
+    <w:lsdException w:unhideWhenUsed="0" w:uiPriority="0" w:semiHidden="0" w:name="Table 3D effects 3"/>
+    <w:lsdException w:unhideWhenUsed="0" w:uiPriority="0" w:semiHidden="0" w:name="Table Contemporary"/>
+    <w:lsdException w:unhideWhenUsed="0" w:uiPriority="0" w:semiHidden="0" w:name="Table Elegant"/>
+    <w:lsdException w:unhideWhenUsed="0" w:uiPriority="0" w:semiHidden="0" w:name="Table Professional"/>
+    <w:lsdException w:unhideWhenUsed="0" w:uiPriority="0" w:semiHidden="0" w:name="Table Subtle 1"/>
+    <w:lsdException w:unhideWhenUsed="0" w:uiPriority="0" w:semiHidden="0" w:name="Table Subtle 2"/>
+    <w:lsdException w:unhideWhenUsed="0" w:uiPriority="0" w:semiHidden="0" w:name="Table Web 1"/>
+    <w:lsdException w:unhideWhenUsed="0" w:uiPriority="0" w:semiHidden="0" w:name="Table Web 2"/>
+    <w:lsdException w:unhideWhenUsed="0" w:uiPriority="0" w:semiHidden="0" w:name="Table Web 3"/>
+    <w:lsdException w:unhideWhenUsed="0" w:uiPriority="0" w:semiHidden="0" w:name="Balloon Text"/>
+    <w:lsdException w:unhideWhenUsed="0" w:uiPriority="0" w:semiHidden="0" w:name="Table Grid"/>
+    <w:lsdException w:unhideWhenUsed="0" w:uiPriority="0" w:semiHidden="0" w:name="Table Theme"/>
+    <w:lsdException w:unhideWhenUsed="0" w:uiPriority="60" w:semiHidden="0" w:name="Light Shading"/>
+    <w:lsdException w:unhideWhenUsed="0" w:uiPriority="61" w:semiHidden="0" w:name="Light List"/>
+    <w:lsdException w:unhideWhenUsed="0" w:uiPriority="62" w:semiHidden="0" w:name="Light Grid"/>
+    <w:lsdException w:unhideWhenUsed="0" w:uiPriority="63" w:semiHidden="0" w:name="Medium Shading 1"/>
+    <w:lsdException w:unhideWhenUsed="0" w:uiPriority="64" w:semiHidden="0" w:name="Medium Shading 2"/>
+    <w:lsdException w:unhideWhenUsed="0" w:uiPriority="65" w:semiHidden="0" w:name="Medium List 1"/>
+    <w:lsdException w:unhideWhenUsed="0" w:uiPriority="66" w:semiHidden="0" w:name="Medium List 2"/>
+    <w:lsdException w:unhideWhenUsed="0" w:uiPriority="67" w:semiHidden="0" w:name="Medium Grid 1"/>
+    <w:lsdException w:unhideWhenUsed="0" w:uiPriority="68" w:semiHidden="0" w:name="Medium Grid 2"/>
+    <w:lsdException w:unhideWhenUsed="0" w:uiPriority="69" w:semiHidden="0" w:name="Medium Grid 3"/>
+    <w:lsdException w:unhideWhenUsed="0" w:uiPriority="70" w:semiHidden="0" w:name="Dark List"/>
+    <w:lsdException w:unhideWhenUsed="0" w:uiPriority="71" w:semiHidden="0" w:name="Colorful Shading"/>
+    <w:lsdException w:unhideWhenUsed="0" w:uiPriority="72" w:semiHidden="0" w:name="Colorful List"/>
+    <w:lsdException w:unhideWhenUsed="0" w:uiPriority="73" w:semiHidden="0" w:name="Colorful Grid"/>
+    <w:lsdException w:unhideWhenUsed="0" w:uiPriority="60" w:semiHidden="0" w:name="Light Shading Accent 1"/>
+    <w:lsdException w:unhideWhenUsed="0" w:uiPriority="61" w:semiHidden="0" w:name="Light List Accent 1"/>
+    <w:lsdException w:unhideWhenUsed="0" w:uiPriority="62" w:semiHidden="0" w:name="Light Grid Accent 1"/>
+    <w:lsdException w:unhideWhenUsed="0" w:uiPriority="63" w:semiHidden="0" w:name="Medium Shading 1 Accent 1"/>
+    <w:lsdException w:unhideWhenUsed="0" w:uiPriority="64" w:semiHidden="0" w:name="Medium Shading 2 Accent 1"/>
+    <w:lsdException w:unhideWhenUsed="0" w:uiPriority="65" w:semiHidden="0" w:name="Medium List 1 Accent 1"/>
+    <w:lsdException w:qFormat="1" w:unhideWhenUsed="0" w:uiPriority="0" w:semiHidden="0" w:name="List Paragraph"/>
+    <w:lsdException w:unhideWhenUsed="0" w:uiPriority="66" w:semiHidden="0" w:name="Medium List 2 Accent 1"/>
+    <w:lsdException w:unhideWhenUsed="0" w:uiPriority="67" w:semiHidden="0" w:name="Medium Grid 1 Accent 1"/>
+    <w:lsdException w:unhideWhenUsed="0" w:uiPriority="68" w:semiHidden="0" w:name="Medium Grid 2 Accent 1"/>
+    <w:lsdException w:unhideWhenUsed="0" w:uiPriority="69" w:semiHidden="0" w:name="Medium Grid 3 Accent 1"/>
+    <w:lsdException w:unhideWhenUsed="0" w:uiPriority="70" w:semiHidden="0" w:name="Dark List Accent 1"/>
+    <w:lsdException w:unhideWhenUsed="0" w:uiPriority="71" w:semiHidden="0" w:name="Colorful Shading Accent 1"/>
+    <w:lsdException w:unhideWhenUsed="0" w:uiPriority="72" w:semiHidden="0" w:name="Colorful List Accent 1"/>
+    <w:lsdException w:unhideWhenUsed="0" w:uiPriority="73" w:semiHidden="0" w:name="Colorful Grid Accent 1"/>
+    <w:lsdException w:unhideWhenUsed="0" w:uiPriority="60" w:semiHidden="0" w:name="Light Shading Accent 2"/>
+    <w:lsdException w:unhideWhenUsed="0" w:uiPriority="61" w:semiHidden="0" w:name="Light List Accent 2"/>
+    <w:lsdException w:unhideWhenUsed="0" w:uiPriority="62" w:semiHidden="0" w:name="Light Grid Accent 2"/>
+    <w:lsdException w:unhideWhenUsed="0" w:uiPriority="63" w:semiHidden="0" w:name="Medium Shading 1 Accent 2"/>
+    <w:lsdException w:unhideWhenUsed="0" w:uiPriority="64" w:semiHidden="0" w:name="Medium Shading 2 Accent 2"/>
+    <w:lsdException w:unhideWhenUsed="0" w:uiPriority="65" w:semiHidden="0" w:name="Medium List 1 Accent 2"/>
+    <w:lsdException w:unhideWhenUsed="0" w:uiPriority="66" w:semiHidden="0" w:name="Medium List 2 Accent 2"/>
+    <w:lsdException w:unhideWhenUsed="0" w:uiPriority="67" w:semiHidden="0" w:name="Medium Grid 1 Accent 2"/>
+    <w:lsdException w:unhideWhenUsed="0" w:uiPriority="68" w:semiHidden="0" w:name="Medium Grid 2 Accent 2"/>
+    <w:lsdException w:unhideWhenUsed="0" w:uiPriority="69" w:semiHidden="0" w:name="Medium Grid 3 Accent 2"/>
+    <w:lsdException w:unhideWhenUsed="0" w:uiPriority="70" w:semiHidden="0" w:name="Dark List Accent 2"/>
+    <w:lsdException w:unhideWhenUsed="0" w:uiPriority="71" w:semiHidden="0" w:name="Colorful Shading Accent 2"/>
+    <w:lsdException w:unhideWhenUsed="0" w:uiPriority="72" w:semiHidden="0" w:name="Colorful List Accent 2"/>
+    <w:lsdException w:unhideWhenUsed="0" w:uiPriority="73" w:semiHidden="0" w:name="Colorful Grid Accent 2"/>
+    <w:lsdException w:unhideWhenUsed="0" w:uiPriority="60" w:semiHidden="0" w:name="Light Shading Accent 3"/>
+    <w:lsdException w:unhideWhenUsed="0" w:uiPriority="61" w:semiHidden="0" w:name="Light List Accent 3"/>
+    <w:lsdException w:unhideWhenUsed="0" w:uiPriority="62" w:semiHidden="0" w:name="Light Grid Accent 3"/>
+    <w:lsdException w:unhideWhenUsed="0" w:uiPriority="63" w:semiHidden="0" w:name="Medium Shading 1 Accent 3"/>
+    <w:lsdException w:unhideWhenUsed="0" w:uiPriority="64" w:semiHidden="0" w:name="Medium Shading 2 Accent 3"/>
+    <w:lsdException w:unhideWhenUsed="0" w:uiPriority="65" w:semiHidden="0" w:name="Medium List 1 Accent 3"/>
+    <w:lsdException w:unhideWhenUsed="0" w:uiPriority="66" w:semiHidden="0" w:name="Medium List 2 Accent 3"/>
+    <w:lsdException w:unhideWhenUsed="0" w:uiPriority="67" w:semiHidden="0" w:name="Medium Grid 1 Accent 3"/>
+    <w:lsdException w:unhideWhenUsed="0" w:uiPriority="68" w:semiHidden="0" w:name="Medium Grid 2 Accent 3"/>
+    <w:lsdException w:unhideWhenUsed="0" w:uiPriority="69" w:semiHidden="0" w:name="Medium Grid 3 Accent 3"/>
+    <w:lsdException w:unhideWhenUsed="0" w:uiPriority="70" w:semiHidden="0" w:name="Dark List Accent 3"/>
+    <w:lsdException w:unhideWhenUsed="0" w:uiPriority="71" w:semiHidden="0" w:name="Colorful Shading Accent 3"/>
+    <w:lsdException w:unhideWhenUsed="0" w:uiPriority="72" w:semiHidden="0" w:name="Colorful List Accent 3"/>
+    <w:lsdException w:unhideWhenUsed="0" w:uiPriority="73" w:semiHidden="0" w:name="Colorful Grid Accent 3"/>
+    <w:lsdException w:unhideWhenUsed="0" w:uiPriority="60" w:semiHidden="0" w:name="Light Shading Accent 4"/>
+    <w:lsdException w:unhideWhenUsed="0" w:uiPriority="61" w:semiHidden="0" w:name="Light List Accent 4"/>
+    <w:lsdException w:unhideWhenUsed="0" w:uiPriority="62" w:semiHidden="0" w:name="Light Grid Accent 4"/>
+    <w:lsdException w:unhideWhenUsed="0" w:uiPriority="63" w:semiHidden="0" w:name="Medium Shading 1 Accent 4"/>
+    <w:lsdException w:unhideWhenUsed="0" w:uiPriority="64" w:semiHidden="0" w:name="Medium Shading 2 Accent 4"/>
+    <w:lsdException w:unhideWhenUsed="0" w:uiPriority="65" w:semiHidden="0" w:name="Medium List 1 Accent 4"/>
+    <w:lsdException w:unhideWhenUsed="0" w:uiPriority="66" w:semiHidden="0" w:name="Medium List 2 Accent 4"/>
+    <w:lsdException w:unhideWhenUsed="0" w:uiPriority="67" w:semiHidden="0" w:name="Medium Grid 1 Accent 4"/>
+    <w:lsdException w:unhideWhenUsed="0" w:uiPriority="68" w:semiHidden="0" w:name="Medium Grid 2 Accent 4"/>
+    <w:lsdException w:unhideWhenUsed="0" w:uiPriority="69" w:semiHidden="0" w:name="Medium Grid 3 Accent 4"/>
+    <w:lsdException w:unhideWhenUsed="0" w:uiPriority="70" w:semiHidden="0" w:name="Dark List Accent 4"/>
+    <w:lsdException w:unhideWhenUsed="0" w:uiPriority="71" w:semiHidden="0" w:name="Colorful Shading Accent 4"/>
+    <w:lsdException w:unhideWhenUsed="0" w:uiPriority="72" w:semiHidden="0" w:name="Colorful List Accent 4"/>
+    <w:lsdException w:unhideWhenUsed="0" w:uiPriority="73" w:semiHidden="0" w:name="Colorful Grid Accent 4"/>
+    <w:lsdException w:unhideWhenUsed="0" w:uiPriority="60" w:semiHidden="0" w:name="Light Shading Accent 5"/>
+    <w:lsdException w:unhideWhenUsed="0" w:uiPriority="61" w:semiHidden="0" w:name="Light List Accent 5"/>
+    <w:lsdException w:unhideWhenUsed="0" w:uiPriority="62" w:semiHidden="0" w:name="Light Grid Accent 5"/>
+    <w:lsdException w:unhideWhenUsed="0" w:uiPriority="63" w:semiHidden="0" w:name="Medium Shading 1 Accent 5"/>
+    <w:lsdException w:unhideWhenUsed="0" w:uiPriority="64" w:semiHidden="0" w:name="Medium Shading 2 Accent 5"/>
+    <w:lsdException w:unhideWhenUsed="0" w:uiPriority="65" w:semiHidden="0" w:name="Medium List 1 Accent 5"/>
+    <w:lsdException w:unhideWhenUsed="0" w:uiPriority="66" w:semiHidden="0" w:name="Medium List 2 Accent 5"/>
+    <w:lsdException w:unhideWhenUsed="0" w:uiPriority="67" w:semiHidden="0" w:name="Medium Grid 1 Accent 5"/>
+    <w:lsdException w:unhideWhenUsed="0" w:uiPriority="68" w:semiHidden="0" w:name="Medium Grid 2 Accent 5"/>
+    <w:lsdException w:unhideWhenUsed="0" w:uiPriority="69" w:semiHidden="0" w:name="Medium Grid 3 Accent 5"/>
+    <w:lsdException w:unhideWhenUsed="0" w:uiPriority="70" w:semiHidden="0" w:name="Dark List Accent 5"/>
+    <w:lsdException w:unhideWhenUsed="0" w:uiPriority="71" w:semiHidden="0" w:name="Colorful Shading Accent 5"/>
+    <w:lsdException w:unhideWhenUsed="0" w:uiPriority="72" w:semiHidden="0" w:name="Colorful List Accent 5"/>
+    <w:lsdException w:unhideWhenUsed="0" w:uiPriority="73" w:semiHidden="0" w:name="Colorful Grid Accent 5"/>
+    <w:lsdException w:unhideWhenUsed="0" w:uiPriority="60" w:semiHidden="0" w:name="Light Shading Accent 6"/>
+    <w:lsdException w:unhideWhenUsed="0" w:uiPriority="61" w:semiHidden="0" w:name="Light List Accent 6"/>
+    <w:lsdException w:unhideWhenUsed="0" w:uiPriority="62" w:semiHidden="0" w:name="Light Grid Accent 6"/>
+    <w:lsdException w:unhideWhenUsed="0" w:uiPriority="63" w:semiHidden="0" w:name="Medium Shading 1 Accent 6"/>
+    <w:lsdException w:unhideWhenUsed="0" w:uiPriority="64" w:semiHidden="0" w:name="Medium Shading 2 Accent 6"/>
+    <w:lsdException w:unhideWhenUsed="0" w:uiPriority="65" w:semiHidden="0" w:name="Medium List 1 Accent 6"/>
+    <w:lsdException w:unhideWhenUsed="0" w:uiPriority="66" w:semiHidden="0" w:name="Medium List 2 Accent 6"/>
+    <w:lsdException w:unhideWhenUsed="0" w:uiPriority="67" w:semiHidden="0" w:name="Medium Grid 1 Accent 6"/>
+    <w:lsdException w:unhideWhenUsed="0" w:uiPriority="68" w:semiHidden="0" w:name="Medium Grid 2 Accent 6"/>
+    <w:lsdException w:unhideWhenUsed="0" w:uiPriority="69" w:semiHidden="0" w:name="Medium Grid 3 Accent 6"/>
+    <w:lsdException w:unhideWhenUsed="0" w:uiPriority="70" w:semiHidden="0" w:name="Dark List Accent 6"/>
+    <w:lsdException w:unhideWhenUsed="0" w:uiPriority="71" w:semiHidden="0" w:name="Colorful Shading Accent 6"/>
+    <w:lsdException w:unhideWhenUsed="0" w:uiPriority="72" w:semiHidden="0" w:name="Colorful List Accent 6"/>
+    <w:lsdException w:unhideWhenUsed="0" w:uiPriority="73" w:semiHidden="0" w:name="Colorful Grid Accent 6"/>
+  </w:latentStyles>
+  <w:style w:type="paragraph" w:default="1" w:styleId="1">
+    <w:name w:val="Normal"/>
     <w:qFormat/>
+    <w:uiPriority w:val="0"/>
     <w:rPr>
-      <w:sz w:val="56"/>
-      <w:szCs w:val="56"/>
+      <w:rFonts w:ascii="Calibri" w:hAnsi="Calibri" w:eastAsia="Calibri" w:cs="Calibri"/>
+      <w:sz w:val="21"/>
+      <w:szCs w:val="21"/>
     </w:rPr>
   </w:style>
-  <w:style w:type="paragraph" w:styleId="Heading1">
-    <w:name w:val="Heading 1"/>
-    <w:basedOn w:val="Normal"/>
-    <w:next w:val="Normal"/>
+  <w:style w:type="paragraph" w:styleId="2">
+    <w:name w:val="heading 1"/>
+    <w:next w:val="1"/>
     <w:qFormat/>
+    <w:uiPriority w:val="0"/>
     <w:pPr>
-      <w:spacing w:after="240" w:before="480"/>
+      <w:spacing w:before="480" w:after="240"/>
     </w:pPr>
     <w:rPr>
-      <w:rFonts w:ascii="Calibri" w:cs="Calibri" w:eastAsia="Calibri" w:hAnsi="Calibri"/>
+      <w:rFonts w:ascii="Calibri" w:hAnsi="Calibri" w:eastAsia="Calibri" w:cs="Calibri"/>
       <w:b/>
       <w:bCs/>
       <w:color w:val="1F3864"/>
@@ -1632,16 +2224,16 @@
       <w:szCs w:val="32"/>
     </w:rPr>
   </w:style>
-  <w:style w:type="paragraph" w:styleId="Heading2">
-    <w:name w:val="Heading 2"/>
-    <w:basedOn w:val="Normal"/>
-    <w:next w:val="Normal"/>
+  <w:style w:type="paragraph" w:styleId="3">
+    <w:name w:val="heading 2"/>
+    <w:next w:val="1"/>
     <w:qFormat/>
+    <w:uiPriority w:val="0"/>
     <w:pPr>
-      <w:spacing w:after="160" w:before="320"/>
+      <w:spacing w:before="320" w:after="160"/>
     </w:pPr>
     <w:rPr>
-      <w:rFonts w:ascii="Calibri" w:cs="Calibri" w:eastAsia="Calibri" w:hAnsi="Calibri"/>
+      <w:rFonts w:ascii="Calibri" w:hAnsi="Calibri" w:eastAsia="Calibri" w:cs="Calibri"/>
       <w:b/>
       <w:bCs/>
       <w:color w:val="2E5395"/>
@@ -1649,16 +2241,16 @@
       <w:szCs w:val="26"/>
     </w:rPr>
   </w:style>
-  <w:style w:type="paragraph" w:styleId="Heading3">
-    <w:name w:val="Heading 3"/>
-    <w:basedOn w:val="Normal"/>
-    <w:next w:val="Normal"/>
+  <w:style w:type="paragraph" w:styleId="4">
+    <w:name w:val="heading 3"/>
+    <w:next w:val="1"/>
     <w:qFormat/>
+    <w:uiPriority w:val="0"/>
     <w:pPr>
-      <w:spacing w:after="120" w:before="240"/>
+      <w:spacing w:before="240" w:after="120"/>
     </w:pPr>
     <w:rPr>
-      <w:rFonts w:ascii="Calibri" w:cs="Calibri" w:eastAsia="Calibri" w:hAnsi="Calibri"/>
+      <w:rFonts w:ascii="Calibri" w:hAnsi="Calibri" w:eastAsia="Calibri" w:cs="Calibri"/>
       <w:b/>
       <w:bCs/>
       <w:color w:val="595959"/>
@@ -1666,133 +2258,452 @@
       <w:szCs w:val="23"/>
     </w:rPr>
   </w:style>
-  <w:style w:type="paragraph" w:styleId="Heading4">
-    <w:name w:val="Heading 4"/>
-    <w:basedOn w:val="Normal"/>
-    <w:next w:val="Normal"/>
+  <w:style w:type="paragraph" w:styleId="5">
+    <w:name w:val="heading 4"/>
+    <w:next w:val="1"/>
     <w:qFormat/>
+    <w:uiPriority w:val="0"/>
     <w:rPr>
+      <w:rFonts w:ascii="Calibri" w:hAnsi="Calibri" w:eastAsia="Calibri" w:cs="Calibri"/>
       <w:i/>
       <w:iCs/>
       <w:color w:val="2E74B5"/>
+      <w:sz w:val="21"/>
+      <w:szCs w:val="21"/>
     </w:rPr>
   </w:style>
-  <w:style w:type="paragraph" w:styleId="Heading5">
-    <w:name w:val="Heading 5"/>
-    <w:basedOn w:val="Normal"/>
-    <w:next w:val="Normal"/>
+  <w:style w:type="paragraph" w:styleId="6">
+    <w:name w:val="heading 5"/>
+    <w:next w:val="1"/>
     <w:qFormat/>
+    <w:uiPriority w:val="0"/>
     <w:rPr>
+      <w:rFonts w:ascii="Calibri" w:hAnsi="Calibri" w:eastAsia="Calibri" w:cs="Calibri"/>
       <w:color w:val="2E74B5"/>
+      <w:sz w:val="21"/>
+      <w:szCs w:val="21"/>
     </w:rPr>
   </w:style>
-  <w:style w:type="paragraph" w:styleId="Heading6">
-    <w:name w:val="Heading 6"/>
-    <w:basedOn w:val="Normal"/>
-    <w:next w:val="Normal"/>
+  <w:style w:type="paragraph" w:styleId="7">
+    <w:name w:val="heading 6"/>
+    <w:next w:val="1"/>
     <w:qFormat/>
+    <w:uiPriority w:val="0"/>
     <w:rPr>
+      <w:rFonts w:ascii="Calibri" w:hAnsi="Calibri" w:eastAsia="Calibri" w:cs="Calibri"/>
       <w:color w:val="1F4D78"/>
+      <w:sz w:val="21"/>
+      <w:szCs w:val="21"/>
     </w:rPr>
   </w:style>
-  <w:style w:type="paragraph" w:styleId="Strong">
-    <w:name w:val="Strong"/>
-    <w:basedOn w:val="Normal"/>
-    <w:next w:val="Normal"/>
+  <w:style w:type="character" w:default="1" w:styleId="8">
+    <w:name w:val="Default Paragraph Font"/>
+    <w:semiHidden/>
+    <w:uiPriority w:val="0"/>
+  </w:style>
+  <w:style w:type="table" w:default="1" w:styleId="9">
+    <w:name w:val="Normal Table"/>
+    <w:semiHidden/>
     <w:qFormat/>
+    <w:uiPriority w:val="0"/>
+    <w:tblPr>
+      <w:tblCellMar>
+        <w:top w:w="0" w:type="dxa"/>
+        <w:left w:w="108" w:type="dxa"/>
+        <w:bottom w:w="0" w:type="dxa"/>
+        <w:right w:w="108" w:type="dxa"/>
+      </w:tblCellMar>
+    </w:tblPr>
+  </w:style>
+  <w:style w:type="character" w:styleId="10">
+    <w:name w:val="endnote reference"/>
+    <w:semiHidden/>
+    <w:unhideWhenUsed/>
+    <w:qFormat/>
+    <w:uiPriority w:val="99"/>
     <w:rPr>
-      <w:b/>
-      <w:bCs/>
+      <w:vertAlign w:val="superscript"/>
     </w:rPr>
   </w:style>
-  <w:style w:type="paragraph" w:styleId="ListParagraph">
-    <w:name w:val="List Paragraph"/>
-    <w:basedOn w:val="Normal"/>
+  <w:style w:type="paragraph" w:styleId="11">
+    <w:name w:val="endnote text"/>
+    <w:link w:val="18"/>
+    <w:semiHidden/>
+    <w:unhideWhenUsed/>
     <w:qFormat/>
+    <w:uiPriority w:val="99"/>
+    <w:pPr>
+      <w:spacing w:after="0" w:line="240" w:lineRule="auto"/>
+    </w:pPr>
+    <w:rPr>
+      <w:rFonts w:ascii="Calibri" w:hAnsi="Calibri" w:eastAsia="Calibri" w:cs="Calibri"/>
+      <w:sz w:val="20"/>
+      <w:szCs w:val="20"/>
+    </w:rPr>
   </w:style>
-  <w:style w:type="character" w:styleId="Hyperlink">
+  <w:style w:type="character" w:styleId="12">
+    <w:name w:val="footnote reference"/>
+    <w:semiHidden/>
+    <w:unhideWhenUsed/>
+    <w:qFormat/>
+    <w:uiPriority w:val="99"/>
+    <w:rPr>
+      <w:vertAlign w:val="superscript"/>
+    </w:rPr>
+  </w:style>
+  <w:style w:type="paragraph" w:styleId="13">
+    <w:name w:val="footnote text"/>
+    <w:link w:val="17"/>
+    <w:semiHidden/>
+    <w:unhideWhenUsed/>
+    <w:qFormat/>
+    <w:uiPriority w:val="99"/>
+    <w:pPr>
+      <w:spacing w:after="0" w:line="240" w:lineRule="auto"/>
+    </w:pPr>
+    <w:rPr>
+      <w:rFonts w:ascii="Calibri" w:hAnsi="Calibri" w:eastAsia="Calibri" w:cs="Calibri"/>
+      <w:sz w:val="20"/>
+      <w:szCs w:val="20"/>
+    </w:rPr>
+  </w:style>
+  <w:style w:type="character" w:styleId="14">
     <w:name w:val="Hyperlink"/>
-    <w:basedOn w:val="DefaultParagraphFont"/>
+    <w:unhideWhenUsed/>
+    <w:qFormat/>
     <w:uiPriority w:val="99"/>
-    <w:unhideWhenUsed/>
     <w:rPr>
       <w:color w:val="0563C1"/>
       <w:u w:val="single"/>
     </w:rPr>
   </w:style>
-  <w:style w:type="character" w:styleId="FootnoteReference">
-    <w:name w:val="footnote reference"/>
-    <w:basedOn w:val="DefaultParagraphFont"/>
-    <w:uiPriority w:val="99"/>
+  <w:style w:type="paragraph" w:styleId="15">
+    <w:name w:val="Title"/>
+    <w:qFormat/>
+    <w:uiPriority w:val="0"/>
+    <w:rPr>
+      <w:rFonts w:ascii="Calibri" w:hAnsi="Calibri" w:eastAsia="Calibri" w:cs="Calibri"/>
+      <w:sz w:val="56"/>
+      <w:szCs w:val="56"/>
+    </w:rPr>
+  </w:style>
+  <w:style w:type="paragraph" w:styleId="16">
+    <w:name w:val="List Paragraph"/>
+    <w:qFormat/>
+    <w:uiPriority w:val="0"/>
+    <w:rPr>
+      <w:rFonts w:ascii="Calibri" w:hAnsi="Calibri" w:eastAsia="Calibri" w:cs="Calibri"/>
+      <w:sz w:val="21"/>
+      <w:szCs w:val="21"/>
+    </w:rPr>
+  </w:style>
+  <w:style w:type="character" w:customStyle="1" w:styleId="17">
+    <w:name w:val="Footnote Text Char"/>
+    <w:link w:val="13"/>
     <w:semiHidden/>
     <w:unhideWhenUsed/>
-    <w:rPr>
-      <w:vertAlign w:val="superscript"/>
-    </w:rPr>
-  </w:style>
-  <w:style w:type="paragraph" w:styleId="FootnoteText">
-    <w:name w:val="footnote text"/>
-    <w:basedOn w:val="Normal"/>
-    <w:link w:val="FootnoteTextChar"/>
+    <w:qFormat/>
     <w:uiPriority w:val="99"/>
-    <w:semiHidden/>
-    <w:unhideWhenUsed/>
-    <w:pPr>
-      <w:spacing w:after="0" w:line="240" w:lineRule="auto"/>
-    </w:pPr>
     <w:rPr>
       <w:sz w:val="20"/>
       <w:szCs w:val="20"/>
     </w:rPr>
   </w:style>
-  <w:style w:type="character" w:styleId="FootnoteTextChar">
-    <w:name w:val="Footnote Text Char"/>
-    <w:basedOn w:val="DefaultParagraphFont"/>
-    <w:link w:val="FootnoteText"/>
-    <w:uiPriority w:val="99"/>
+  <w:style w:type="character" w:customStyle="1" w:styleId="18">
+    <w:name w:val="Endnote Text Char"/>
+    <w:link w:val="11"/>
     <w:semiHidden/>
     <w:unhideWhenUsed/>
-    <w:rPr>
-      <w:sz w:val="20"/>
-      <w:szCs w:val="20"/>
-    </w:rPr>
-  </w:style>
-  <w:style w:type="character" w:styleId="EndnoteReference">
-    <w:name w:val="endnote reference"/>
-    <w:basedOn w:val="DefaultParagraphFont"/>
+    <w:qFormat/>
     <w:uiPriority w:val="99"/>
-    <w:semiHidden/>
-    <w:unhideWhenUsed/>
-    <w:rPr>
-      <w:vertAlign w:val="superscript"/>
-    </w:rPr>
-  </w:style>
-  <w:style w:type="paragraph" w:styleId="EndnoteText">
-    <w:name w:val="endnote text"/>
-    <w:basedOn w:val="Normal"/>
-    <w:link w:val="EndnoteTextChar"/>
-    <w:uiPriority w:val="99"/>
-    <w:semiHidden/>
-    <w:unhideWhenUsed/>
-    <w:pPr>
-      <w:spacing w:after="0" w:line="240" w:lineRule="auto"/>
-    </w:pPr>
-    <w:rPr>
-      <w:sz w:val="20"/>
-      <w:szCs w:val="20"/>
-    </w:rPr>
-  </w:style>
-  <w:style w:type="character" w:styleId="EndnoteTextChar">
-    <w:name w:val="Endnote Text Char"/>
-    <w:basedOn w:val="DefaultParagraphFont"/>
-    <w:link w:val="EndnoteText"/>
-    <w:uiPriority w:val="99"/>
-    <w:semiHidden/>
-    <w:unhideWhenUsed/>
     <w:rPr>
       <w:sz w:val="20"/>
       <w:szCs w:val="20"/>
     </w:rPr>
   </w:style>
 </w:styles>
+</file>
+
+<file path=word/theme/theme1.xml><?xml version="1.0" encoding="utf-8"?>
+<a:theme xmlns:a="http://schemas.openxmlformats.org/drawingml/2006/main" name="Office">
+  <a:themeElements>
+    <a:clrScheme name="Office">
+      <a:dk1>
+        <a:sysClr val="windowText" lastClr="000000"/>
+      </a:dk1>
+      <a:lt1>
+        <a:sysClr val="window" lastClr="FFFFFF"/>
+      </a:lt1>
+      <a:dk2>
+        <a:srgbClr val="1F497D"/>
+      </a:dk2>
+      <a:lt2>
+        <a:srgbClr val="EEECE1"/>
+      </a:lt2>
+      <a:accent1>
+        <a:srgbClr val="4F81BD"/>
+      </a:accent1>
+      <a:accent2>
+        <a:srgbClr val="C0504D"/>
+      </a:accent2>
+      <a:accent3>
+        <a:srgbClr val="9BBB59"/>
+      </a:accent3>
+      <a:accent4>
+        <a:srgbClr val="8064A2"/>
+      </a:accent4>
+      <a:accent5>
+        <a:srgbClr val="4BACC6"/>
+      </a:accent5>
+      <a:accent6>
+        <a:srgbClr val="F79646"/>
+      </a:accent6>
+      <a:hlink>
+        <a:srgbClr val="0000FF"/>
+      </a:hlink>
+      <a:folHlink>
+        <a:srgbClr val="800080"/>
+      </a:folHlink>
+    </a:clrScheme>
+    <a:fontScheme name="Office">
+      <a:majorFont>
+        <a:latin typeface="Cambria"/>
+        <a:ea typeface=""/>
+        <a:cs typeface=""/>
+        <a:font script="Jpan" typeface="ＭＳ ゴシック"/>
+        <a:font script="Hang" typeface="맑은 고딕"/>
+        <a:font script="Hans" typeface="宋体"/>
+        <a:font script="Hant" typeface="新細明體"/>
+        <a:font script="Arab" typeface="Times New Roman"/>
+        <a:font script="Hebr" typeface="Times New Roman"/>
+        <a:font script="Thai" typeface="Angsana New"/>
+        <a:font script="Ethi" typeface="Nyala"/>
+        <a:font script="Beng" typeface="Vrinda"/>
+        <a:font script="Gujr" typeface="Shruti"/>
+        <a:font script="Khmr" typeface="MoolBoran"/>
+        <a:font script="Knda" typeface="Tunga"/>
+        <a:font script="Guru" typeface="Raavi"/>
+        <a:font script="Cans" typeface="Euphemia"/>
+        <a:font script="Cher" typeface="Plantagenet Cherokee"/>
+        <a:font script="Yiii" typeface="Microsoft Yi Baiti"/>
+        <a:font script="Tibt" typeface="Microsoft Himalaya"/>
+        <a:font script="Thaa" typeface="MV Boli"/>
+        <a:font script="Deva" typeface="Mangal"/>
+        <a:font script="Telu" typeface="Gautami"/>
+        <a:font script="Taml" typeface="Latha"/>
+        <a:font script="Syrc" typeface="Estrangelo Edessa"/>
+        <a:font script="Orya" typeface="Kalinga"/>
+        <a:font script="Mlym" typeface="Kartika"/>
+        <a:font script="Laoo" typeface="DokChampa"/>
+        <a:font script="Sinh" typeface="Iskoola Pota"/>
+        <a:font script="Mong" typeface="Mongolian Baiti"/>
+        <a:font script="Viet" typeface="Times New Roman"/>
+        <a:font script="Uigh" typeface="Microsoft Uighur"/>
+        <a:font script="Geor" typeface="Sylfaen"/>
+      </a:majorFont>
+      <a:minorFont>
+        <a:latin typeface="Calibri"/>
+        <a:ea typeface=""/>
+        <a:cs typeface=""/>
+        <a:font script="Jpan" typeface="ＭＳ 明朝"/>
+        <a:font script="Hang" typeface="맑은 고딕"/>
+        <a:font script="Hans" typeface="宋体"/>
+        <a:font script="Hant" typeface="新細明體"/>
+        <a:font script="Arab" typeface="Arial"/>
+        <a:font script="Hebr" typeface="Arial"/>
+        <a:font script="Thai" typeface="Cordia New"/>
+        <a:font script="Ethi" typeface="Nyala"/>
+        <a:font script="Beng" typeface="Vrinda"/>
+        <a:font script="Gujr" typeface="Shruti"/>
+        <a:font script="Khmr" typeface="DaunPenh"/>
+        <a:font script="Knda" typeface="Tunga"/>
+        <a:font script="Guru" typeface="Raavi"/>
+        <a:font script="Cans" typeface="Euphemia"/>
+        <a:font script="Cher" typeface="Plantagenet Cherokee"/>
+        <a:font script="Yiii" typeface="Microsoft Yi Baiti"/>
+        <a:font script="Tibt" typeface="Microsoft Himalaya"/>
+        <a:font script="Thaa" typeface="MV Boli"/>
+        <a:font script="Deva" typeface="Mangal"/>
+        <a:font script="Telu" typeface="Gautami"/>
+        <a:font script="Taml" typeface="Latha"/>
+        <a:font script="Syrc" typeface="Estrangelo Edessa"/>
+        <a:font script="Orya" typeface="Kalinga"/>
+        <a:font script="Mlym" typeface="Kartika"/>
+        <a:font script="Laoo" typeface="DokChampa"/>
+        <a:font script="Sinh" typeface="Iskoola Pota"/>
+        <a:font script="Mong" typeface="Mongolian Baiti"/>
+        <a:font script="Viet" typeface="Arial"/>
+        <a:font script="Uigh" typeface="Microsoft Uighur"/>
+        <a:font script="Geor" typeface="Sylfaen"/>
+      </a:minorFont>
+    </a:fontScheme>
+    <a:fmtScheme name="Office">
+      <a:fillStyleLst>
+        <a:solidFill>
+          <a:schemeClr val="phClr"/>
+        </a:solidFill>
+        <a:gradFill rotWithShape="1">
+          <a:gsLst>
+            <a:gs pos="0">
+              <a:schemeClr val="phClr">
+                <a:tint val="50000"/>
+                <a:satMod val="300000"/>
+              </a:schemeClr>
+            </a:gs>
+            <a:gs pos="35000">
+              <a:schemeClr val="phClr">
+                <a:tint val="37000"/>
+                <a:satMod val="300000"/>
+              </a:schemeClr>
+            </a:gs>
+            <a:gs pos="100000">
+              <a:schemeClr val="phClr">
+                <a:tint val="15000"/>
+                <a:satMod val="350000"/>
+              </a:schemeClr>
+            </a:gs>
+          </a:gsLst>
+          <a:lin ang="16200000" scaled="1"/>
+        </a:gradFill>
+        <a:gradFill rotWithShape="1">
+          <a:gsLst>
+            <a:gs pos="0">
+              <a:schemeClr val="phClr">
+                <a:shade val="51000"/>
+                <a:satMod val="130000"/>
+              </a:schemeClr>
+            </a:gs>
+            <a:gs pos="80000">
+              <a:schemeClr val="phClr">
+                <a:shade val="93000"/>
+                <a:satMod val="130000"/>
+              </a:schemeClr>
+            </a:gs>
+            <a:gs pos="100000">
+              <a:schemeClr val="phClr">
+                <a:shade val="94000"/>
+                <a:satMod val="135000"/>
+              </a:schemeClr>
+            </a:gs>
+          </a:gsLst>
+          <a:lin ang="16200000" scaled="0"/>
+        </a:gradFill>
+      </a:fillStyleLst>
+      <a:lnStyleLst>
+        <a:ln w="9525" cap="flat" cmpd="sng" algn="ctr">
+          <a:solidFill>
+            <a:schemeClr val="phClr">
+              <a:shade val="95000"/>
+              <a:satMod val="105000"/>
+            </a:schemeClr>
+          </a:solidFill>
+          <a:prstDash val="solid"/>
+        </a:ln>
+        <a:ln w="25400" cap="flat" cmpd="sng" algn="ctr">
+          <a:solidFill>
+            <a:schemeClr val="phClr"/>
+          </a:solidFill>
+          <a:prstDash val="solid"/>
+        </a:ln>
+        <a:ln w="38100" cap="flat" cmpd="sng" algn="ctr">
+          <a:solidFill>
+            <a:schemeClr val="phClr"/>
+          </a:solidFill>
+          <a:prstDash val="solid"/>
+        </a:ln>
+      </a:lnStyleLst>
+      <a:effectStyleLst>
+        <a:effectStyle>
+          <a:effectLst>
+            <a:outerShdw blurRad="40000" dist="20000" dir="5400000" rotWithShape="0">
+              <a:srgbClr val="000000">
+                <a:alpha val="38000"/>
+              </a:srgbClr>
+            </a:outerShdw>
+          </a:effectLst>
+        </a:effectStyle>
+        <a:effectStyle>
+          <a:effectLst>
+            <a:outerShdw blurRad="40000" dist="23000" dir="5400000" rotWithShape="0">
+              <a:srgbClr val="000000">
+                <a:alpha val="35000"/>
+              </a:srgbClr>
+            </a:outerShdw>
+          </a:effectLst>
+        </a:effectStyle>
+        <a:effectStyle>
+          <a:effectLst>
+            <a:outerShdw blurRad="40000" dist="23000" dir="5400000" rotWithShape="0">
+              <a:srgbClr val="000000">
+                <a:alpha val="35000"/>
+              </a:srgbClr>
+            </a:outerShdw>
+          </a:effectLst>
+          <a:scene3d>
+            <a:camera prst="orthographicFront">
+              <a:rot lat="0" lon="0" rev="0"/>
+            </a:camera>
+            <a:lightRig rig="threePt" dir="t">
+              <a:rot lat="0" lon="0" rev="1200000"/>
+            </a:lightRig>
+          </a:scene3d>
+          <a:sp3d>
+            <a:bevelT w="63500" h="25400"/>
+          </a:sp3d>
+        </a:effectStyle>
+      </a:effectStyleLst>
+      <a:bgFillStyleLst>
+        <a:solidFill>
+          <a:schemeClr val="phClr"/>
+        </a:solidFill>
+        <a:gradFill rotWithShape="1">
+          <a:gsLst>
+            <a:gs pos="0">
+              <a:schemeClr val="phClr">
+                <a:tint val="40000"/>
+                <a:satMod val="350000"/>
+              </a:schemeClr>
+            </a:gs>
+            <a:gs pos="40000">
+              <a:schemeClr val="phClr">
+                <a:tint val="45000"/>
+                <a:satMod val="350000"/>
+                <a:shade val="99000"/>
+              </a:schemeClr>
+            </a:gs>
+            <a:gs pos="100000">
+              <a:schemeClr val="phClr">
+                <a:shade val="20000"/>
+                <a:satMod val="255000"/>
+              </a:schemeClr>
+            </a:gs>
+          </a:gsLst>
+          <a:path path="circle">
+            <a:fillToRect l="50000" t="-80000" r="50000" b="180000"/>
+          </a:path>
+        </a:gradFill>
+        <a:gradFill rotWithShape="1">
+          <a:gsLst>
+            <a:gs pos="0">
+              <a:schemeClr val="phClr">
+                <a:tint val="80000"/>
+                <a:satMod val="300000"/>
+              </a:schemeClr>
+            </a:gs>
+            <a:gs pos="100000">
+              <a:schemeClr val="phClr">
+                <a:shade val="30000"/>
+                <a:satMod val="200000"/>
+              </a:schemeClr>
+            </a:gs>
+          </a:gsLst>
+          <a:path path="circle">
+            <a:fillToRect l="50000" t="50000" r="50000" b="50000"/>
+          </a:path>
+        </a:gradFill>
+      </a:bgFillStyleLst>
+    </a:fmtScheme>
+  </a:themeElements>
+  <a:objectDefaults/>
+</a:theme>
 </file>
--- a/00_Project_Management/Change Log.docx
+++ b/00_Project_Management/Change Log.docx
@@ -103,12 +103,6 @@
             <w:insideH w:val="single" w:color="auto" w:sz="4" w:space="0"/>
             <w:insideV w:val="single" w:color="auto" w:sz="4" w:space="0"/>
           </w:tblBorders>
-          <w:tblCellMar>
-            <w:top w:w="0" w:type="dxa"/>
-            <w:left w:w="10" w:type="dxa"/>
-            <w:bottom w:w="0" w:type="dxa"/>
-            <w:right w:w="10" w:type="dxa"/>
-          </w:tblCellMar>
         </w:tblPrEx>
         <w:tc>
           <w:tcPr>
@@ -378,17 +372,17 @@
           <w:p>
             <w:pPr>
               <w:jc w:val="left"/>
-            </w:pPr>
-            <w:r>
-              <w:rPr>
-                <w:rFonts w:ascii="Calibri" w:hAnsi="Calibri" w:eastAsia="Calibri" w:cs="Calibri"/>
-                <w:b w:val="0"/>
-                <w:bCs w:val="0"/>
-                <w:color w:val="000000"/>
-                <w:sz w:val="20"/>
-                <w:szCs w:val="20"/>
-              </w:rPr>
-              <w:t>(điền tên bạn)</w:t>
+              <w:rPr>
+                <w:rFonts w:hint="default"/>
+                <w:lang w:val="en-US"/>
+              </w:rPr>
+            </w:pPr>
+            <w:r>
+              <w:rPr>
+                <w:rFonts w:hint="default"/>
+                <w:lang w:val="en-US"/>
+              </w:rPr>
+              <w:t>Nguyen Gia Huy</w:t>
             </w:r>
           </w:p>
         </w:tc>
@@ -601,12 +595,6 @@
             <w:insideH w:val="single" w:color="auto" w:sz="4" w:space="0"/>
             <w:insideV w:val="single" w:color="auto" w:sz="4" w:space="0"/>
           </w:tblBorders>
-          <w:tblCellMar>
-            <w:top w:w="0" w:type="dxa"/>
-            <w:left w:w="10" w:type="dxa"/>
-            <w:bottom w:w="0" w:type="dxa"/>
-            <w:right w:w="10" w:type="dxa"/>
-          </w:tblCellMar>
         </w:tblPrEx>
         <w:trPr>
           <w:tblHeader/>
@@ -1565,8 +1553,6 @@
         </w:numPr>
         <w:spacing w:after="80"/>
       </w:pPr>
-      <w:bookmarkStart w:id="0" w:name="_GoBack"/>
-      <w:bookmarkEnd w:id="0"/>
       <w:r>
         <w:rPr>
           <w:rFonts w:hint="default"/>
@@ -1654,6 +1640,241 @@
         </w:rPr>
         <w:t>Removed</w:t>
       </w:r>
+    </w:p>
+    <w:p>
+      <w:pPr>
+        <w:pBdr>
+          <w:bottom w:val="single" w:color="595959" w:sz="6" w:space="1"/>
+        </w:pBdr>
+        <w:spacing w:before="100" w:after="200"/>
+      </w:pPr>
+    </w:p>
+    <w:p>
+      <w:pPr>
+        <w:spacing w:after="160"/>
+        <w:rPr>
+          <w:rFonts w:ascii="Calibri" w:hAnsi="Calibri" w:eastAsia="Calibri" w:cs="Calibri"/>
+          <w:b w:val="0"/>
+          <w:bCs w:val="0"/>
+          <w:i w:val="0"/>
+          <w:iCs w:val="0"/>
+          <w:color w:val="000000"/>
+          <w:sz w:val="21"/>
+          <w:szCs w:val="21"/>
+        </w:rPr>
+      </w:pPr>
+    </w:p>
+    <w:p>
+      <w:pPr>
+        <w:pStyle w:val="3"/>
+        <w:spacing w:before="320" w:after="160"/>
+      </w:pPr>
+      <w:r>
+        <w:rPr>
+          <w:rFonts w:ascii="Calibri" w:hAnsi="Calibri" w:eastAsia="Calibri" w:cs="Calibri"/>
+          <w:b/>
+          <w:bCs/>
+          <w:color w:val="2E5395"/>
+        </w:rPr>
+        <w:t>[v0.</w:t>
+      </w:r>
+      <w:r>
+        <w:rPr>
+          <w:rFonts w:hint="default" w:ascii="Calibri" w:hAnsi="Calibri" w:eastAsia="Calibri" w:cs="Calibri"/>
+          <w:b/>
+          <w:bCs/>
+          <w:color w:val="2E5395"/>
+          <w:lang w:val="en-US"/>
+        </w:rPr>
+        <w:t>3</w:t>
+      </w:r>
+      <w:r>
+        <w:rPr>
+          <w:rFonts w:ascii="Calibri" w:hAnsi="Calibri" w:eastAsia="Calibri" w:cs="Calibri"/>
+          <w:b/>
+          <w:bCs/>
+          <w:color w:val="2E5395"/>
+        </w:rPr>
+        <w:t xml:space="preserve">.0] - </w:t>
+      </w:r>
+      <w:r>
+        <w:rPr>
+          <w:rFonts w:hint="default" w:ascii="Calibri" w:hAnsi="Calibri" w:eastAsia="Calibri" w:cs="Calibri"/>
+          <w:b/>
+          <w:bCs/>
+          <w:color w:val="2E5395"/>
+          <w:lang w:val="en-US"/>
+        </w:rPr>
+        <w:t>23</w:t>
+      </w:r>
+      <w:r>
+        <w:rPr>
+          <w:rFonts w:ascii="Calibri" w:hAnsi="Calibri" w:eastAsia="Calibri" w:cs="Calibri"/>
+          <w:b/>
+          <w:bCs/>
+          <w:color w:val="2E5395"/>
+        </w:rPr>
+        <w:t xml:space="preserve"> /</w:t>
+      </w:r>
+      <w:r>
+        <w:rPr>
+          <w:rFonts w:hint="default" w:ascii="Calibri" w:hAnsi="Calibri" w:eastAsia="Calibri" w:cs="Calibri"/>
+          <w:b/>
+          <w:bCs/>
+          <w:color w:val="2E5395"/>
+          <w:lang w:val="en-US"/>
+        </w:rPr>
+        <w:t>07</w:t>
+      </w:r>
+      <w:r>
+        <w:rPr>
+          <w:rFonts w:ascii="Calibri" w:hAnsi="Calibri" w:eastAsia="Calibri" w:cs="Calibri"/>
+          <w:b/>
+          <w:bCs/>
+          <w:color w:val="2E5395"/>
+        </w:rPr>
+        <w:t xml:space="preserve"> /2026</w:t>
+      </w:r>
+    </w:p>
+    <w:p>
+      <w:pPr>
+        <w:pStyle w:val="4"/>
+        <w:spacing w:before="240" w:after="120"/>
+      </w:pPr>
+      <w:r>
+        <w:rPr>
+          <w:rFonts w:ascii="Calibri" w:hAnsi="Calibri" w:eastAsia="Calibri" w:cs="Calibri"/>
+          <w:b/>
+          <w:bCs/>
+          <w:color w:val="595959"/>
+        </w:rPr>
+        <w:t>Added</w:t>
+      </w:r>
+    </w:p>
+    <w:p>
+      <w:pPr>
+        <w:pStyle w:val="16"/>
+        <w:numPr>
+          <w:ilvl w:val="0"/>
+          <w:numId w:val="1"/>
+        </w:numPr>
+        <w:spacing w:after="80"/>
+      </w:pPr>
+      <w:r>
+        <w:rPr>
+          <w:rFonts w:hint="default"/>
+        </w:rPr>
+        <w:t>07_Engineering_Assets/Templates/: Thêm 5 mẫu tài liệu chuẩn (EKB-RES-201 đến EKB-RES-205) thuộc Resources Pack (Gói 3).</w:t>
+      </w:r>
+      <w:bookmarkStart w:id="0" w:name="_GoBack"/>
+      <w:bookmarkEnd w:id="0"/>
+    </w:p>
+    <w:p>
+      <w:pPr>
+        <w:pStyle w:val="4"/>
+        <w:spacing w:before="240" w:after="120"/>
+      </w:pPr>
+      <w:r>
+        <w:rPr>
+          <w:rFonts w:ascii="Calibri" w:hAnsi="Calibri" w:eastAsia="Calibri" w:cs="Calibri"/>
+          <w:b/>
+          <w:bCs/>
+          <w:color w:val="595959"/>
+        </w:rPr>
+        <w:t>Changed</w:t>
+      </w:r>
+    </w:p>
+    <w:p>
+      <w:pPr>
+        <w:spacing w:after="160"/>
+      </w:pPr>
+      <w:r>
+        <w:rPr>
+          <w:rFonts w:ascii="Calibri" w:hAnsi="Calibri" w:eastAsia="Calibri" w:cs="Calibri"/>
+          <w:b w:val="0"/>
+          <w:bCs w:val="0"/>
+          <w:i w:val="0"/>
+          <w:iCs w:val="0"/>
+          <w:color w:val="000000"/>
+          <w:sz w:val="21"/>
+          <w:szCs w:val="21"/>
+        </w:rPr>
+        <w:t>(chưa có)</w:t>
+      </w:r>
+    </w:p>
+    <w:p>
+      <w:pPr>
+        <w:pStyle w:val="4"/>
+        <w:spacing w:before="240" w:after="120"/>
+      </w:pPr>
+      <w:r>
+        <w:rPr>
+          <w:rFonts w:ascii="Calibri" w:hAnsi="Calibri" w:eastAsia="Calibri" w:cs="Calibri"/>
+          <w:b/>
+          <w:bCs/>
+          <w:color w:val="595959"/>
+        </w:rPr>
+        <w:t>Fixed</w:t>
+      </w:r>
+    </w:p>
+    <w:p>
+      <w:pPr>
+        <w:spacing w:after="160"/>
+      </w:pPr>
+      <w:r>
+        <w:rPr>
+          <w:rFonts w:ascii="Calibri" w:hAnsi="Calibri" w:eastAsia="Calibri" w:cs="Calibri"/>
+          <w:b w:val="0"/>
+          <w:bCs w:val="0"/>
+          <w:i w:val="0"/>
+          <w:iCs w:val="0"/>
+          <w:color w:val="000000"/>
+          <w:sz w:val="21"/>
+          <w:szCs w:val="21"/>
+        </w:rPr>
+        <w:t>(chưa có)</w:t>
+      </w:r>
+    </w:p>
+    <w:p>
+      <w:pPr>
+        <w:pStyle w:val="4"/>
+        <w:spacing w:before="240" w:after="120"/>
+      </w:pPr>
+      <w:r>
+        <w:rPr>
+          <w:rFonts w:ascii="Calibri" w:hAnsi="Calibri" w:eastAsia="Calibri" w:cs="Calibri"/>
+          <w:b/>
+          <w:bCs/>
+          <w:color w:val="595959"/>
+        </w:rPr>
+        <w:t>Removed</w:t>
+      </w:r>
+    </w:p>
+    <w:p>
+      <w:pPr>
+        <w:spacing w:after="160"/>
+      </w:pPr>
+      <w:r>
+        <w:rPr>
+          <w:rFonts w:ascii="Calibri" w:hAnsi="Calibri" w:eastAsia="Calibri" w:cs="Calibri"/>
+          <w:b w:val="0"/>
+          <w:bCs w:val="0"/>
+          <w:i w:val="0"/>
+          <w:iCs w:val="0"/>
+          <w:color w:val="000000"/>
+          <w:sz w:val="21"/>
+          <w:szCs w:val="21"/>
+        </w:rPr>
+        <w:t>(chưa có)</w:t>
+      </w:r>
+    </w:p>
+    <w:p>
+      <w:pPr>
+        <w:pBdr>
+          <w:bottom w:val="single" w:color="595959" w:sz="6" w:space="1"/>
+        </w:pBdr>
+        <w:spacing w:before="100" w:after="200"/>
+      </w:pPr>
     </w:p>
     <w:p>
       <w:pPr>

--- a/00_Project_Management/Change Log.docx
+++ b/00_Project_Management/Change Log.docx
@@ -103,6 +103,12 @@
             <w:insideH w:val="single" w:color="auto" w:sz="4" w:space="0"/>
             <w:insideV w:val="single" w:color="auto" w:sz="4" w:space="0"/>
           </w:tblBorders>
+          <w:tblCellMar>
+            <w:top w:w="0" w:type="dxa"/>
+            <w:left w:w="10" w:type="dxa"/>
+            <w:bottom w:w="0" w:type="dxa"/>
+            <w:right w:w="10" w:type="dxa"/>
+          </w:tblCellMar>
         </w:tblPrEx>
         <w:tc>
           <w:tcPr>
@@ -595,6 +601,12 @@
             <w:insideH w:val="single" w:color="auto" w:sz="4" w:space="0"/>
             <w:insideV w:val="single" w:color="auto" w:sz="4" w:space="0"/>
           </w:tblBorders>
+          <w:tblCellMar>
+            <w:top w:w="0" w:type="dxa"/>
+            <w:left w:w="10" w:type="dxa"/>
+            <w:bottom w:w="0" w:type="dxa"/>
+            <w:right w:w="10" w:type="dxa"/>
+          </w:tblCellMar>
         </w:tblPrEx>
         <w:trPr>
           <w:tblHeader/>
@@ -1766,8 +1778,6 @@
         </w:rPr>
         <w:t>07_Engineering_Assets/Templates/: Thêm 5 mẫu tài liệu chuẩn (EKB-RES-201 đến EKB-RES-205) thuộc Resources Pack (Gói 3).</w:t>
       </w:r>
-      <w:bookmarkStart w:id="0" w:name="_GoBack"/>
-      <w:bookmarkEnd w:id="0"/>
     </w:p>
     <w:p>
       <w:pPr>
@@ -1874,6 +1884,248 @@
           <w:bottom w:val="single" w:color="595959" w:sz="6" w:space="1"/>
         </w:pBdr>
         <w:spacing w:before="100" w:after="200"/>
+      </w:pPr>
+    </w:p>
+    <w:p>
+      <w:pPr>
+        <w:spacing w:after="160"/>
+        <w:rPr>
+          <w:rFonts w:ascii="Calibri" w:hAnsi="Calibri" w:eastAsia="Calibri" w:cs="Calibri"/>
+          <w:b w:val="0"/>
+          <w:bCs w:val="0"/>
+          <w:i w:val="0"/>
+          <w:iCs w:val="0"/>
+          <w:color w:val="000000"/>
+          <w:sz w:val="21"/>
+          <w:szCs w:val="21"/>
+        </w:rPr>
+      </w:pPr>
+    </w:p>
+    <w:p>
+      <w:pPr>
+        <w:pStyle w:val="3"/>
+        <w:spacing w:before="320" w:after="160"/>
+      </w:pPr>
+      <w:r>
+        <w:rPr>
+          <w:rFonts w:ascii="Calibri" w:hAnsi="Calibri" w:eastAsia="Calibri" w:cs="Calibri"/>
+          <w:b/>
+          <w:bCs/>
+          <w:color w:val="2E5395"/>
+        </w:rPr>
+        <w:t>[v0.</w:t>
+      </w:r>
+      <w:r>
+        <w:rPr>
+          <w:rFonts w:hint="default" w:ascii="Calibri" w:hAnsi="Calibri" w:eastAsia="Calibri" w:cs="Calibri"/>
+          <w:b/>
+          <w:bCs/>
+          <w:color w:val="2E5395"/>
+          <w:lang w:val="en-US"/>
+        </w:rPr>
+        <w:t>4</w:t>
+      </w:r>
+      <w:r>
+        <w:rPr>
+          <w:rFonts w:ascii="Calibri" w:hAnsi="Calibri" w:eastAsia="Calibri" w:cs="Calibri"/>
+          <w:b/>
+          <w:bCs/>
+          <w:color w:val="2E5395"/>
+        </w:rPr>
+        <w:t xml:space="preserve">.0] - </w:t>
+      </w:r>
+      <w:r>
+        <w:rPr>
+          <w:rFonts w:hint="default" w:ascii="Calibri" w:hAnsi="Calibri" w:eastAsia="Calibri" w:cs="Calibri"/>
+          <w:b/>
+          <w:bCs/>
+          <w:color w:val="2E5395"/>
+          <w:lang w:val="en-US"/>
+        </w:rPr>
+        <w:t>23</w:t>
+      </w:r>
+      <w:r>
+        <w:rPr>
+          <w:rFonts w:ascii="Calibri" w:hAnsi="Calibri" w:eastAsia="Calibri" w:cs="Calibri"/>
+          <w:b/>
+          <w:bCs/>
+          <w:color w:val="2E5395"/>
+        </w:rPr>
+        <w:t xml:space="preserve"> /</w:t>
+      </w:r>
+      <w:r>
+        <w:rPr>
+          <w:rFonts w:hint="default" w:ascii="Calibri" w:hAnsi="Calibri" w:eastAsia="Calibri" w:cs="Calibri"/>
+          <w:b/>
+          <w:bCs/>
+          <w:color w:val="2E5395"/>
+          <w:lang w:val="en-US"/>
+        </w:rPr>
+        <w:t>07</w:t>
+      </w:r>
+      <w:r>
+        <w:rPr>
+          <w:rFonts w:ascii="Calibri" w:hAnsi="Calibri" w:eastAsia="Calibri" w:cs="Calibri"/>
+          <w:b/>
+          <w:bCs/>
+          <w:color w:val="2E5395"/>
+        </w:rPr>
+        <w:t xml:space="preserve"> /2026</w:t>
+      </w:r>
+    </w:p>
+    <w:p>
+      <w:pPr>
+        <w:pStyle w:val="4"/>
+        <w:spacing w:before="240" w:after="120"/>
+      </w:pPr>
+      <w:r>
+        <w:rPr>
+          <w:rFonts w:ascii="Calibri" w:hAnsi="Calibri" w:eastAsia="Calibri" w:cs="Calibri"/>
+          <w:b/>
+          <w:bCs/>
+          <w:color w:val="595959"/>
+        </w:rPr>
+        <w:t>Added</w:t>
+      </w:r>
+    </w:p>
+    <w:p>
+      <w:pPr>
+        <w:pStyle w:val="16"/>
+        <w:numPr>
+          <w:ilvl w:val="0"/>
+          <w:numId w:val="1"/>
+        </w:numPr>
+        <w:spacing w:after="80"/>
+      </w:pPr>
+      <w:r>
+        <w:rPr>
+          <w:rFonts w:hint="default"/>
+        </w:rPr>
+        <w:t>04_Projects/: Khởi tạo 6 Project Templates chuẩn (LED, Platform_Designer, SPI, UART, VGA, HPS) thuộc Project Pack (Gói 4).</w:t>
+      </w:r>
+      <w:bookmarkStart w:id="0" w:name="_GoBack"/>
+      <w:bookmarkEnd w:id="0"/>
+    </w:p>
+    <w:p>
+      <w:pPr>
+        <w:pStyle w:val="4"/>
+        <w:spacing w:before="240" w:after="120"/>
+      </w:pPr>
+      <w:r>
+        <w:rPr>
+          <w:rFonts w:ascii="Calibri" w:hAnsi="Calibri" w:eastAsia="Calibri" w:cs="Calibri"/>
+          <w:b/>
+          <w:bCs/>
+          <w:color w:val="595959"/>
+        </w:rPr>
+        <w:t>Changed</w:t>
+      </w:r>
+    </w:p>
+    <w:p>
+      <w:pPr>
+        <w:spacing w:after="160"/>
+      </w:pPr>
+      <w:r>
+        <w:rPr>
+          <w:rFonts w:ascii="Calibri" w:hAnsi="Calibri" w:eastAsia="Calibri" w:cs="Calibri"/>
+          <w:b w:val="0"/>
+          <w:bCs w:val="0"/>
+          <w:i w:val="0"/>
+          <w:iCs w:val="0"/>
+          <w:color w:val="000000"/>
+          <w:sz w:val="21"/>
+          <w:szCs w:val="21"/>
+        </w:rPr>
+        <w:t>(chưa có)</w:t>
+      </w:r>
+    </w:p>
+    <w:p>
+      <w:pPr>
+        <w:pStyle w:val="4"/>
+        <w:spacing w:before="240" w:after="120"/>
+      </w:pPr>
+      <w:r>
+        <w:rPr>
+          <w:rFonts w:ascii="Calibri" w:hAnsi="Calibri" w:eastAsia="Calibri" w:cs="Calibri"/>
+          <w:b/>
+          <w:bCs/>
+          <w:color w:val="595959"/>
+        </w:rPr>
+        <w:t>Fixed</w:t>
+      </w:r>
+    </w:p>
+    <w:p>
+      <w:pPr>
+        <w:spacing w:after="160"/>
+      </w:pPr>
+      <w:r>
+        <w:rPr>
+          <w:rFonts w:ascii="Calibri" w:hAnsi="Calibri" w:eastAsia="Calibri" w:cs="Calibri"/>
+          <w:b w:val="0"/>
+          <w:bCs w:val="0"/>
+          <w:i w:val="0"/>
+          <w:iCs w:val="0"/>
+          <w:color w:val="000000"/>
+          <w:sz w:val="21"/>
+          <w:szCs w:val="21"/>
+        </w:rPr>
+        <w:t>(chưa có)</w:t>
+      </w:r>
+    </w:p>
+    <w:p>
+      <w:pPr>
+        <w:pStyle w:val="4"/>
+        <w:spacing w:before="240" w:after="120"/>
+      </w:pPr>
+      <w:r>
+        <w:rPr>
+          <w:rFonts w:ascii="Calibri" w:hAnsi="Calibri" w:eastAsia="Calibri" w:cs="Calibri"/>
+          <w:b/>
+          <w:bCs/>
+          <w:color w:val="595959"/>
+        </w:rPr>
+        <w:t>Removed</w:t>
+      </w:r>
+    </w:p>
+    <w:p>
+      <w:pPr>
+        <w:spacing w:after="160"/>
+      </w:pPr>
+      <w:r>
+        <w:rPr>
+          <w:rFonts w:ascii="Calibri" w:hAnsi="Calibri" w:eastAsia="Calibri" w:cs="Calibri"/>
+          <w:b w:val="0"/>
+          <w:bCs w:val="0"/>
+          <w:i w:val="0"/>
+          <w:iCs w:val="0"/>
+          <w:color w:val="000000"/>
+          <w:sz w:val="21"/>
+          <w:szCs w:val="21"/>
+        </w:rPr>
+        <w:t>(chưa có)</w:t>
+      </w:r>
+    </w:p>
+    <w:p>
+      <w:pPr>
+        <w:pBdr>
+          <w:bottom w:val="single" w:color="595959" w:sz="6" w:space="1"/>
+        </w:pBdr>
+        <w:spacing w:before="100" w:after="200"/>
+      </w:pPr>
+    </w:p>
+    <w:p>
+      <w:pPr>
+        <w:spacing w:after="160"/>
+        <w:rPr>
+          <w:rFonts w:ascii="Calibri" w:hAnsi="Calibri" w:eastAsia="Calibri" w:cs="Calibri"/>
+          <w:b w:val="0"/>
+          <w:bCs w:val="0"/>
+          <w:i w:val="0"/>
+          <w:iCs w:val="0"/>
+          <w:color w:val="000000"/>
+          <w:sz w:val="21"/>
+          <w:szCs w:val="21"/>
+        </w:rPr>
       </w:pPr>
     </w:p>
     <w:p>

--- a/00_Project_Management/Change Log.docx
+++ b/00_Project_Management/Change Log.docx
@@ -2003,8 +2003,252 @@
         </w:rPr>
         <w:t>04_Projects/: Khởi tạo 6 Project Templates chuẩn (LED, Platform_Designer, SPI, UART, VGA, HPS) thuộc Project Pack (Gói 4).</w:t>
       </w:r>
+    </w:p>
+    <w:p>
+      <w:pPr>
+        <w:pStyle w:val="4"/>
+        <w:spacing w:before="240" w:after="120"/>
+      </w:pPr>
+      <w:r>
+        <w:rPr>
+          <w:rFonts w:ascii="Calibri" w:hAnsi="Calibri" w:eastAsia="Calibri" w:cs="Calibri"/>
+          <w:b/>
+          <w:bCs/>
+          <w:color w:val="595959"/>
+        </w:rPr>
+        <w:t>Changed</w:t>
+      </w:r>
+    </w:p>
+    <w:p>
+      <w:pPr>
+        <w:spacing w:after="160"/>
+      </w:pPr>
+      <w:r>
+        <w:rPr>
+          <w:rFonts w:ascii="Calibri" w:hAnsi="Calibri" w:eastAsia="Calibri" w:cs="Calibri"/>
+          <w:b w:val="0"/>
+          <w:bCs w:val="0"/>
+          <w:i w:val="0"/>
+          <w:iCs w:val="0"/>
+          <w:color w:val="000000"/>
+          <w:sz w:val="21"/>
+          <w:szCs w:val="21"/>
+        </w:rPr>
+        <w:t>(chưa có)</w:t>
+      </w:r>
+    </w:p>
+    <w:p>
+      <w:pPr>
+        <w:pStyle w:val="4"/>
+        <w:spacing w:before="240" w:after="120"/>
+      </w:pPr>
+      <w:r>
+        <w:rPr>
+          <w:rFonts w:ascii="Calibri" w:hAnsi="Calibri" w:eastAsia="Calibri" w:cs="Calibri"/>
+          <w:b/>
+          <w:bCs/>
+          <w:color w:val="595959"/>
+        </w:rPr>
+        <w:t>Fixed</w:t>
+      </w:r>
+    </w:p>
+    <w:p>
+      <w:pPr>
+        <w:spacing w:after="160"/>
+      </w:pPr>
+      <w:r>
+        <w:rPr>
+          <w:rFonts w:ascii="Calibri" w:hAnsi="Calibri" w:eastAsia="Calibri" w:cs="Calibri"/>
+          <w:b w:val="0"/>
+          <w:bCs w:val="0"/>
+          <w:i w:val="0"/>
+          <w:iCs w:val="0"/>
+          <w:color w:val="000000"/>
+          <w:sz w:val="21"/>
+          <w:szCs w:val="21"/>
+        </w:rPr>
+        <w:t>(chưa có)</w:t>
+      </w:r>
+    </w:p>
+    <w:p>
+      <w:pPr>
+        <w:pStyle w:val="4"/>
+        <w:spacing w:before="240" w:after="120"/>
+      </w:pPr>
+      <w:r>
+        <w:rPr>
+          <w:rFonts w:ascii="Calibri" w:hAnsi="Calibri" w:eastAsia="Calibri" w:cs="Calibri"/>
+          <w:b/>
+          <w:bCs/>
+          <w:color w:val="595959"/>
+        </w:rPr>
+        <w:t>Removed</w:t>
+      </w:r>
+    </w:p>
+    <w:p>
+      <w:pPr>
+        <w:spacing w:after="160"/>
+      </w:pPr>
+      <w:r>
+        <w:rPr>
+          <w:rFonts w:ascii="Calibri" w:hAnsi="Calibri" w:eastAsia="Calibri" w:cs="Calibri"/>
+          <w:b w:val="0"/>
+          <w:bCs w:val="0"/>
+          <w:i w:val="0"/>
+          <w:iCs w:val="0"/>
+          <w:color w:val="000000"/>
+          <w:sz w:val="21"/>
+          <w:szCs w:val="21"/>
+        </w:rPr>
+        <w:t>(chưa có)</w:t>
+      </w:r>
+    </w:p>
+    <w:p>
+      <w:pPr>
+        <w:pBdr>
+          <w:bottom w:val="single" w:color="595959" w:sz="6" w:space="1"/>
+        </w:pBdr>
+        <w:spacing w:before="100" w:after="200"/>
+      </w:pPr>
+    </w:p>
+    <w:p>
+      <w:pPr>
+        <w:spacing w:after="160"/>
+        <w:rPr>
+          <w:rFonts w:ascii="Calibri" w:hAnsi="Calibri" w:eastAsia="Calibri" w:cs="Calibri"/>
+          <w:b w:val="0"/>
+          <w:bCs w:val="0"/>
+          <w:i w:val="0"/>
+          <w:iCs w:val="0"/>
+          <w:color w:val="000000"/>
+          <w:sz w:val="21"/>
+          <w:szCs w:val="21"/>
+        </w:rPr>
+      </w:pPr>
+    </w:p>
+    <w:p>
+      <w:pPr>
+        <w:pStyle w:val="3"/>
+        <w:spacing w:before="320" w:after="160"/>
+      </w:pPr>
+      <w:r>
+        <w:rPr>
+          <w:rFonts w:ascii="Calibri" w:hAnsi="Calibri" w:eastAsia="Calibri" w:cs="Calibri"/>
+          <w:b/>
+          <w:bCs/>
+          <w:color w:val="2E5395"/>
+        </w:rPr>
+        <w:t>[v0.</w:t>
+      </w:r>
+      <w:r>
+        <w:rPr>
+          <w:rFonts w:hint="default" w:ascii="Calibri" w:hAnsi="Calibri" w:eastAsia="Calibri" w:cs="Calibri"/>
+          <w:b/>
+          <w:bCs/>
+          <w:color w:val="2E5395"/>
+          <w:lang w:val="en-US"/>
+        </w:rPr>
+        <w:t>5</w:t>
+      </w:r>
+      <w:r>
+        <w:rPr>
+          <w:rFonts w:ascii="Calibri" w:hAnsi="Calibri" w:eastAsia="Calibri" w:cs="Calibri"/>
+          <w:b/>
+          <w:bCs/>
+          <w:color w:val="2E5395"/>
+        </w:rPr>
+        <w:t xml:space="preserve">.0] - </w:t>
+      </w:r>
+      <w:r>
+        <w:rPr>
+          <w:rFonts w:hint="default" w:ascii="Calibri" w:hAnsi="Calibri" w:eastAsia="Calibri" w:cs="Calibri"/>
+          <w:b/>
+          <w:bCs/>
+          <w:color w:val="2E5395"/>
+          <w:lang w:val="en-US"/>
+        </w:rPr>
+        <w:t>23</w:t>
+      </w:r>
+      <w:r>
+        <w:rPr>
+          <w:rFonts w:ascii="Calibri" w:hAnsi="Calibri" w:eastAsia="Calibri" w:cs="Calibri"/>
+          <w:b/>
+          <w:bCs/>
+          <w:color w:val="2E5395"/>
+        </w:rPr>
+        <w:t xml:space="preserve"> /</w:t>
+      </w:r>
+      <w:r>
+        <w:rPr>
+          <w:rFonts w:hint="default" w:ascii="Calibri" w:hAnsi="Calibri" w:eastAsia="Calibri" w:cs="Calibri"/>
+          <w:b/>
+          <w:bCs/>
+          <w:color w:val="2E5395"/>
+          <w:lang w:val="en-US"/>
+        </w:rPr>
+        <w:t>07</w:t>
+      </w:r>
+      <w:r>
+        <w:rPr>
+          <w:rFonts w:ascii="Calibri" w:hAnsi="Calibri" w:eastAsia="Calibri" w:cs="Calibri"/>
+          <w:b/>
+          <w:bCs/>
+          <w:color w:val="2E5395"/>
+        </w:rPr>
+        <w:t xml:space="preserve"> /2026</w:t>
+      </w:r>
       <w:bookmarkStart w:id="0" w:name="_GoBack"/>
       <w:bookmarkEnd w:id="0"/>
+    </w:p>
+    <w:p>
+      <w:pPr>
+        <w:pStyle w:val="4"/>
+        <w:spacing w:before="240" w:after="120"/>
+      </w:pPr>
+      <w:r>
+        <w:rPr>
+          <w:rFonts w:ascii="Calibri" w:hAnsi="Calibri" w:eastAsia="Calibri" w:cs="Calibri"/>
+          <w:b/>
+          <w:bCs/>
+          <w:color w:val="595959"/>
+        </w:rPr>
+        <w:t>Added</w:t>
+      </w:r>
+    </w:p>
+    <w:p>
+      <w:pPr>
+        <w:pStyle w:val="16"/>
+        <w:numPr>
+          <w:ilvl w:val="0"/>
+          <w:numId w:val="1"/>
+        </w:numPr>
+        <w:spacing w:after="80"/>
+        <w:rPr>
+          <w:rFonts w:hint="default"/>
+        </w:rPr>
+      </w:pPr>
+      <w:r>
+        <w:rPr>
+          <w:rFonts w:hint="default"/>
+        </w:rPr>
+        <w:t xml:space="preserve"> 07_Engineering_Assets/Templates/: Thêm 4 mẫu tài liệu kiểm duyệt (EKB-REV-701 đến EKB-REV-704) thuộc Review Pack (Gói 5).</w:t>
+      </w:r>
+    </w:p>
+    <w:p>
+      <w:pPr>
+        <w:pStyle w:val="16"/>
+        <w:numPr>
+          <w:ilvl w:val="0"/>
+          <w:numId w:val="1"/>
+        </w:numPr>
+        <w:spacing w:after="80"/>
+      </w:pPr>
+      <w:r>
+        <w:rPr>
+          <w:rFonts w:hint="default"/>
+        </w:rPr>
+        <w:t>-08_Review/: Tạo thư mục con Release_Notes/.</w:t>
+      </w:r>
     </w:p>
     <w:p>
       <w:pPr>

--- a/00_Project_Management/Change Log.docx
+++ b/00_Project_Management/Change Log.docx
@@ -2197,8 +2197,6 @@
         </w:rPr>
         <w:t xml:space="preserve"> /2026</w:t>
       </w:r>
-      <w:bookmarkStart w:id="0" w:name="_GoBack"/>
-      <w:bookmarkEnd w:id="0"/>
     </w:p>
     <w:p>
       <w:pPr>
@@ -2282,6 +2280,274 @@
         </w:rPr>
         <w:t>(chưa có)</w:t>
       </w:r>
+    </w:p>
+    <w:p>
+      <w:pPr>
+        <w:pStyle w:val="4"/>
+        <w:spacing w:before="240" w:after="120"/>
+      </w:pPr>
+      <w:r>
+        <w:rPr>
+          <w:rFonts w:ascii="Calibri" w:hAnsi="Calibri" w:eastAsia="Calibri" w:cs="Calibri"/>
+          <w:b/>
+          <w:bCs/>
+          <w:color w:val="595959"/>
+        </w:rPr>
+        <w:t>Fixed</w:t>
+      </w:r>
+    </w:p>
+    <w:p>
+      <w:pPr>
+        <w:spacing w:after="160"/>
+      </w:pPr>
+      <w:r>
+        <w:rPr>
+          <w:rFonts w:ascii="Calibri" w:hAnsi="Calibri" w:eastAsia="Calibri" w:cs="Calibri"/>
+          <w:b w:val="0"/>
+          <w:bCs w:val="0"/>
+          <w:i w:val="0"/>
+          <w:iCs w:val="0"/>
+          <w:color w:val="000000"/>
+          <w:sz w:val="21"/>
+          <w:szCs w:val="21"/>
+        </w:rPr>
+        <w:t>(chưa có)</w:t>
+      </w:r>
+    </w:p>
+    <w:p>
+      <w:pPr>
+        <w:pStyle w:val="4"/>
+        <w:spacing w:before="240" w:after="120"/>
+      </w:pPr>
+      <w:r>
+        <w:rPr>
+          <w:rFonts w:ascii="Calibri" w:hAnsi="Calibri" w:eastAsia="Calibri" w:cs="Calibri"/>
+          <w:b/>
+          <w:bCs/>
+          <w:color w:val="595959"/>
+        </w:rPr>
+        <w:t>Removed</w:t>
+      </w:r>
+    </w:p>
+    <w:p>
+      <w:pPr>
+        <w:spacing w:after="160"/>
+      </w:pPr>
+      <w:r>
+        <w:rPr>
+          <w:rFonts w:ascii="Calibri" w:hAnsi="Calibri" w:eastAsia="Calibri" w:cs="Calibri"/>
+          <w:b w:val="0"/>
+          <w:bCs w:val="0"/>
+          <w:i w:val="0"/>
+          <w:iCs w:val="0"/>
+          <w:color w:val="000000"/>
+          <w:sz w:val="21"/>
+          <w:szCs w:val="21"/>
+        </w:rPr>
+        <w:t>(chưa có)</w:t>
+      </w:r>
+    </w:p>
+    <w:p>
+      <w:pPr>
+        <w:pBdr>
+          <w:bottom w:val="single" w:color="595959" w:sz="6" w:space="1"/>
+        </w:pBdr>
+        <w:spacing w:before="100" w:after="200"/>
+      </w:pPr>
+    </w:p>
+    <w:p>
+      <w:pPr>
+        <w:spacing w:after="160"/>
+        <w:rPr>
+          <w:rFonts w:ascii="Calibri" w:hAnsi="Calibri" w:eastAsia="Calibri" w:cs="Calibri"/>
+          <w:b w:val="0"/>
+          <w:bCs w:val="0"/>
+          <w:i w:val="0"/>
+          <w:iCs w:val="0"/>
+          <w:color w:val="000000"/>
+          <w:sz w:val="21"/>
+          <w:szCs w:val="21"/>
+        </w:rPr>
+      </w:pPr>
+    </w:p>
+    <w:p>
+      <w:pPr>
+        <w:pStyle w:val="3"/>
+        <w:spacing w:before="320" w:after="160"/>
+      </w:pPr>
+      <w:r>
+        <w:rPr>
+          <w:rFonts w:ascii="Calibri" w:hAnsi="Calibri" w:eastAsia="Calibri" w:cs="Calibri"/>
+          <w:b/>
+          <w:bCs/>
+          <w:color w:val="2E5395"/>
+        </w:rPr>
+        <w:t>[v0.</w:t>
+      </w:r>
+      <w:r>
+        <w:rPr>
+          <w:rFonts w:hint="default" w:cs="Calibri"/>
+          <w:b/>
+          <w:bCs/>
+          <w:color w:val="2E5395"/>
+          <w:lang w:val="en-US"/>
+        </w:rPr>
+        <w:t>6</w:t>
+      </w:r>
+      <w:r>
+        <w:rPr>
+          <w:rFonts w:ascii="Calibri" w:hAnsi="Calibri" w:eastAsia="Calibri" w:cs="Calibri"/>
+          <w:b/>
+          <w:bCs/>
+          <w:color w:val="2E5395"/>
+        </w:rPr>
+        <w:t xml:space="preserve">.0] - </w:t>
+      </w:r>
+      <w:r>
+        <w:rPr>
+          <w:rFonts w:hint="default" w:ascii="Calibri" w:hAnsi="Calibri" w:eastAsia="Calibri" w:cs="Calibri"/>
+          <w:b/>
+          <w:bCs/>
+          <w:color w:val="2E5395"/>
+          <w:lang w:val="en-US"/>
+        </w:rPr>
+        <w:t>23</w:t>
+      </w:r>
+      <w:r>
+        <w:rPr>
+          <w:rFonts w:ascii="Calibri" w:hAnsi="Calibri" w:eastAsia="Calibri" w:cs="Calibri"/>
+          <w:b/>
+          <w:bCs/>
+          <w:color w:val="2E5395"/>
+        </w:rPr>
+        <w:t xml:space="preserve"> /</w:t>
+      </w:r>
+      <w:r>
+        <w:rPr>
+          <w:rFonts w:hint="default" w:ascii="Calibri" w:hAnsi="Calibri" w:eastAsia="Calibri" w:cs="Calibri"/>
+          <w:b/>
+          <w:bCs/>
+          <w:color w:val="2E5395"/>
+          <w:lang w:val="en-US"/>
+        </w:rPr>
+        <w:t>07</w:t>
+      </w:r>
+      <w:r>
+        <w:rPr>
+          <w:rFonts w:ascii="Calibri" w:hAnsi="Calibri" w:eastAsia="Calibri" w:cs="Calibri"/>
+          <w:b/>
+          <w:bCs/>
+          <w:color w:val="2E5395"/>
+        </w:rPr>
+        <w:t xml:space="preserve"> /2026</w:t>
+      </w:r>
+    </w:p>
+    <w:p>
+      <w:pPr>
+        <w:pStyle w:val="4"/>
+        <w:spacing w:before="240" w:after="120"/>
+      </w:pPr>
+      <w:r>
+        <w:rPr>
+          <w:rFonts w:ascii="Calibri" w:hAnsi="Calibri" w:eastAsia="Calibri" w:cs="Calibri"/>
+          <w:b/>
+          <w:bCs/>
+          <w:color w:val="595959"/>
+        </w:rPr>
+        <w:t>Added</w:t>
+      </w:r>
+    </w:p>
+    <w:p>
+      <w:pPr>
+        <w:pStyle w:val="16"/>
+        <w:numPr>
+          <w:ilvl w:val="0"/>
+          <w:numId w:val="1"/>
+        </w:numPr>
+        <w:spacing w:after="80"/>
+        <w:rPr>
+          <w:rFonts w:hint="default"/>
+        </w:rPr>
+      </w:pPr>
+      <w:r>
+        <w:rPr>
+          <w:rFonts w:hint="default"/>
+        </w:rPr>
+        <w:t xml:space="preserve"> 03_Resources/: Thêm Verification_Report_LED.docx</w:t>
+      </w:r>
+    </w:p>
+    <w:p>
+      <w:pPr>
+        <w:pStyle w:val="4"/>
+        <w:spacing w:before="240" w:after="120"/>
+      </w:pPr>
+      <w:r>
+        <w:rPr>
+          <w:rFonts w:ascii="Calibri" w:hAnsi="Calibri" w:eastAsia="Calibri" w:cs="Calibri"/>
+          <w:b/>
+          <w:bCs/>
+          <w:color w:val="595959"/>
+        </w:rPr>
+        <w:t>Changed</w:t>
+      </w:r>
+    </w:p>
+    <w:p>
+      <w:pPr>
+        <w:pStyle w:val="16"/>
+        <w:numPr>
+          <w:ilvl w:val="0"/>
+          <w:numId w:val="1"/>
+        </w:numPr>
+        <w:spacing w:after="80"/>
+        <w:rPr>
+          <w:rFonts w:hint="default"/>
+        </w:rPr>
+      </w:pPr>
+      <w:r>
+        <w:rPr>
+          <w:rFonts w:hint="default"/>
+        </w:rPr>
+        <w:t>04_Projects/LED/: Hoàn thiện RTL code (led_chaser.v, clk_divider.v), Testbench, Quartus Project, và chạy thành công trên board thật.</w:t>
+      </w:r>
+    </w:p>
+    <w:p>
+      <w:pPr>
+        <w:pStyle w:val="16"/>
+        <w:numPr>
+          <w:ilvl w:val="0"/>
+          <w:numId w:val="1"/>
+        </w:numPr>
+        <w:spacing w:after="80"/>
+        <w:rPr>
+          <w:rFonts w:hint="default"/>
+        </w:rPr>
+      </w:pPr>
+      <w:r>
+        <w:rPr>
+          <w:rFonts w:hint="default"/>
+        </w:rPr>
+        <w:t>-</w:t>
+      </w:r>
+      <w:bookmarkStart w:id="0" w:name="_GoBack"/>
+      <w:bookmarkEnd w:id="0"/>
+      <w:r>
+        <w:rPr>
+          <w:rFonts w:hint="default"/>
+        </w:rPr>
+        <w:t>02_Handbook/Volume II_Core_Logic_and_RTL.docx: Cập nhật trạng thái hoàn thành 100% cho Chương 2 (FSM).</w:t>
+      </w:r>
+    </w:p>
+    <w:p>
+      <w:pPr>
+        <w:pStyle w:val="4"/>
+        <w:spacing w:before="240" w:after="120"/>
+        <w:rPr>
+          <w:rFonts w:ascii="Calibri" w:hAnsi="Calibri" w:eastAsia="Calibri" w:cs="Calibri"/>
+          <w:b/>
+          <w:bCs/>
+          <w:color w:val="595959"/>
+        </w:rPr>
+      </w:pPr>
     </w:p>
     <w:p>
       <w:pPr>

--- a/00_Project_Management/Change Log.docx
+++ b/00_Project_Management/Change Log.docx
@@ -2526,15 +2526,7 @@
         <w:rPr>
           <w:rFonts w:hint="default"/>
         </w:rPr>
-        <w:t>-</w:t>
-      </w:r>
-      <w:bookmarkStart w:id="0" w:name="_GoBack"/>
-      <w:bookmarkEnd w:id="0"/>
-      <w:r>
-        <w:rPr>
-          <w:rFonts w:hint="default"/>
-        </w:rPr>
-        <w:t>02_Handbook/Volume II_Core_Logic_and_RTL.docx: Cập nhật trạng thái hoàn thành 100% cho Chương 2 (FSM).</w:t>
+        <w:t>-02_Handbook/Volume II_Core_Logic_and_RTL.docx: Cập nhật trạng thái hoàn thành 100% cho Chương 2 (FSM).</w:t>
       </w:r>
     </w:p>
     <w:p>
@@ -2637,6 +2629,565 @@
           <w:szCs w:val="21"/>
         </w:rPr>
       </w:pPr>
+    </w:p>
+    <w:p>
+      <w:pPr>
+        <w:pStyle w:val="3"/>
+        <w:spacing w:before="320" w:after="160"/>
+      </w:pPr>
+      <w:r>
+        <w:rPr>
+          <w:rFonts w:ascii="Calibri" w:hAnsi="Calibri" w:eastAsia="Calibri" w:cs="Calibri"/>
+          <w:b/>
+          <w:bCs/>
+          <w:color w:val="2E5395"/>
+        </w:rPr>
+        <w:t>[v0.</w:t>
+      </w:r>
+      <w:r>
+        <w:rPr>
+          <w:rFonts w:hint="default" w:cs="Calibri"/>
+          <w:b/>
+          <w:bCs/>
+          <w:color w:val="2E5395"/>
+          <w:lang w:val="en-US"/>
+        </w:rPr>
+        <w:t>6</w:t>
+      </w:r>
+      <w:r>
+        <w:rPr>
+          <w:rFonts w:ascii="Calibri" w:hAnsi="Calibri" w:eastAsia="Calibri" w:cs="Calibri"/>
+          <w:b/>
+          <w:bCs/>
+          <w:color w:val="2E5395"/>
+        </w:rPr>
+        <w:t xml:space="preserve">.0] - </w:t>
+      </w:r>
+      <w:r>
+        <w:rPr>
+          <w:rFonts w:hint="default" w:ascii="Calibri" w:hAnsi="Calibri" w:eastAsia="Calibri" w:cs="Calibri"/>
+          <w:b/>
+          <w:bCs/>
+          <w:color w:val="2E5395"/>
+          <w:lang w:val="en-US"/>
+        </w:rPr>
+        <w:t>0</w:t>
+      </w:r>
+      <w:r>
+        <w:rPr>
+          <w:rFonts w:hint="default" w:cs="Calibri"/>
+          <w:b/>
+          <w:bCs/>
+          <w:color w:val="2E5395"/>
+          <w:lang w:val="vi-VN"/>
+        </w:rPr>
+        <w:t>6</w:t>
+      </w:r>
+      <w:r>
+        <w:rPr>
+          <w:rFonts w:ascii="Calibri" w:hAnsi="Calibri" w:eastAsia="Calibri" w:cs="Calibri"/>
+          <w:b/>
+          <w:bCs/>
+          <w:color w:val="2E5395"/>
+        </w:rPr>
+        <w:t xml:space="preserve"> /</w:t>
+      </w:r>
+      <w:r>
+        <w:rPr>
+          <w:rFonts w:hint="default" w:ascii="Calibri" w:hAnsi="Calibri" w:eastAsia="Calibri" w:cs="Calibri"/>
+          <w:b/>
+          <w:bCs/>
+          <w:color w:val="2E5395"/>
+          <w:lang w:val="en-US"/>
+        </w:rPr>
+        <w:t>08</w:t>
+      </w:r>
+      <w:r>
+        <w:rPr>
+          <w:rFonts w:ascii="Calibri" w:hAnsi="Calibri" w:eastAsia="Calibri" w:cs="Calibri"/>
+          <w:b/>
+          <w:bCs/>
+          <w:color w:val="2E5395"/>
+        </w:rPr>
+        <w:t xml:space="preserve"> /2026</w:t>
+      </w:r>
+    </w:p>
+    <w:p>
+      <w:pPr>
+        <w:pStyle w:val="4"/>
+        <w:spacing w:before="240" w:after="120"/>
+      </w:pPr>
+      <w:r>
+        <w:rPr>
+          <w:rFonts w:ascii="Calibri" w:hAnsi="Calibri" w:eastAsia="Calibri" w:cs="Calibri"/>
+          <w:b/>
+          <w:bCs/>
+          <w:color w:val="595959"/>
+        </w:rPr>
+        <w:t>Added</w:t>
+      </w:r>
+    </w:p>
+    <w:p>
+      <w:pPr>
+        <w:pStyle w:val="16"/>
+        <w:numPr>
+          <w:ilvl w:val="0"/>
+          <w:numId w:val="1"/>
+        </w:numPr>
+        <w:spacing w:after="80"/>
+        <w:rPr>
+          <w:rFonts w:hint="default"/>
+        </w:rPr>
+      </w:pPr>
+      <w:r>
+        <w:rPr>
+          <w:rFonts w:hint="default"/>
+        </w:rPr>
+        <w:t>Tích hợp thành công phần cứng hệ thống SoC (HPS) thông qua Platform Designer (Qsys).</w:t>
+      </w:r>
+    </w:p>
+    <w:p>
+      <w:pPr>
+        <w:pStyle w:val="16"/>
+        <w:numPr>
+          <w:ilvl w:val="0"/>
+          <w:numId w:val="1"/>
+        </w:numPr>
+        <w:spacing w:after="80"/>
+        <w:rPr>
+          <w:rFonts w:hint="default"/>
+        </w:rPr>
+      </w:pPr>
+      <w:r>
+        <w:rPr>
+          <w:rFonts w:hint="default"/>
+        </w:rPr>
+        <w:t>Generate và trích xuất thành công các file phục vụ khởi động Linux: soc_system.dts, soc_system.dtb, và u-boot.scr.</w:t>
+      </w:r>
+    </w:p>
+    <w:p>
+      <w:pPr>
+        <w:pStyle w:val="16"/>
+        <w:numPr>
+          <w:ilvl w:val="0"/>
+          <w:numId w:val="1"/>
+        </w:numPr>
+        <w:spacing w:after="80"/>
+        <w:rPr>
+          <w:rFonts w:hint="default"/>
+        </w:rPr>
+      </w:pPr>
+      <w:r>
+        <w:rPr>
+          <w:rFonts w:hint="default"/>
+        </w:rPr>
+        <w:t>Tạo thư mục mới 04_Projects\HPS\Linux_Boot\ để chứa cấu hình phần mềm boot HPS.</w:t>
+      </w:r>
+    </w:p>
+    <w:p>
+      <w:pPr>
+        <w:pStyle w:val="4"/>
+        <w:spacing w:before="240" w:after="120"/>
+      </w:pPr>
+      <w:r>
+        <w:rPr>
+          <w:rFonts w:ascii="Calibri" w:hAnsi="Calibri" w:eastAsia="Calibri" w:cs="Calibri"/>
+          <w:b/>
+          <w:bCs/>
+          <w:color w:val="595959"/>
+        </w:rPr>
+        <w:t>Changed</w:t>
+      </w:r>
+    </w:p>
+    <w:p>
+      <w:pPr>
+        <w:pStyle w:val="16"/>
+        <w:numPr>
+          <w:ilvl w:val="0"/>
+          <w:numId w:val="1"/>
+        </w:numPr>
+        <w:spacing w:after="80"/>
+        <w:rPr>
+          <w:rFonts w:hint="default"/>
+        </w:rPr>
+      </w:pPr>
+      <w:r>
+        <w:rPr>
+          <w:rFonts w:hint="default"/>
+        </w:rPr>
+        <w:t>Hoàn thiện nội dung Volume V_SoC_and_Platform_Designer.docx.</w:t>
+      </w:r>
+    </w:p>
+    <w:p>
+      <w:pPr>
+        <w:pStyle w:val="4"/>
+        <w:spacing w:before="240" w:after="120"/>
+        <w:rPr>
+          <w:rFonts w:ascii="Calibri" w:hAnsi="Calibri" w:eastAsia="Calibri" w:cs="Calibri"/>
+          <w:b/>
+          <w:bCs/>
+          <w:color w:val="595959"/>
+        </w:rPr>
+      </w:pPr>
+    </w:p>
+    <w:p>
+      <w:pPr>
+        <w:pStyle w:val="4"/>
+        <w:spacing w:before="240" w:after="120"/>
+      </w:pPr>
+      <w:r>
+        <w:rPr>
+          <w:rFonts w:ascii="Calibri" w:hAnsi="Calibri" w:eastAsia="Calibri" w:cs="Calibri"/>
+          <w:b/>
+          <w:bCs/>
+          <w:color w:val="595959"/>
+        </w:rPr>
+        <w:t>Fixed</w:t>
+      </w:r>
+    </w:p>
+    <w:p>
+      <w:pPr>
+        <w:spacing w:after="160"/>
+      </w:pPr>
+      <w:r>
+        <w:rPr>
+          <w:rFonts w:ascii="Calibri" w:hAnsi="Calibri" w:eastAsia="Calibri" w:cs="Calibri"/>
+          <w:b w:val="0"/>
+          <w:bCs w:val="0"/>
+          <w:i w:val="0"/>
+          <w:iCs w:val="0"/>
+          <w:color w:val="000000"/>
+          <w:sz w:val="21"/>
+          <w:szCs w:val="21"/>
+        </w:rPr>
+        <w:t>(chưa có)</w:t>
+      </w:r>
+    </w:p>
+    <w:p>
+      <w:pPr>
+        <w:pStyle w:val="4"/>
+        <w:spacing w:before="240" w:after="120"/>
+      </w:pPr>
+      <w:r>
+        <w:rPr>
+          <w:rFonts w:ascii="Calibri" w:hAnsi="Calibri" w:eastAsia="Calibri" w:cs="Calibri"/>
+          <w:b/>
+          <w:bCs/>
+          <w:color w:val="595959"/>
+        </w:rPr>
+        <w:t>Removed</w:t>
+      </w:r>
+    </w:p>
+    <w:p>
+      <w:pPr>
+        <w:spacing w:after="160"/>
+      </w:pPr>
+      <w:r>
+        <w:rPr>
+          <w:rFonts w:ascii="Calibri" w:hAnsi="Calibri" w:eastAsia="Calibri" w:cs="Calibri"/>
+          <w:b w:val="0"/>
+          <w:bCs w:val="0"/>
+          <w:i w:val="0"/>
+          <w:iCs w:val="0"/>
+          <w:color w:val="000000"/>
+          <w:sz w:val="21"/>
+          <w:szCs w:val="21"/>
+        </w:rPr>
+        <w:t>(chưa có)</w:t>
+      </w:r>
+    </w:p>
+    <w:p>
+      <w:pPr>
+        <w:pBdr>
+          <w:bottom w:val="single" w:color="595959" w:sz="6" w:space="1"/>
+        </w:pBdr>
+        <w:spacing w:before="100" w:after="200"/>
+      </w:pPr>
+    </w:p>
+    <w:p>
+      <w:pPr>
+        <w:spacing w:after="160"/>
+        <w:rPr>
+          <w:rFonts w:ascii="Calibri" w:hAnsi="Calibri" w:eastAsia="Calibri" w:cs="Calibri"/>
+          <w:b w:val="0"/>
+          <w:bCs w:val="0"/>
+          <w:i w:val="0"/>
+          <w:iCs w:val="0"/>
+          <w:color w:val="000000"/>
+          <w:sz w:val="21"/>
+          <w:szCs w:val="21"/>
+        </w:rPr>
+      </w:pPr>
+    </w:p>
+    <w:p>
+      <w:pPr>
+        <w:pStyle w:val="3"/>
+        <w:spacing w:before="320" w:after="160"/>
+      </w:pPr>
+      <w:r>
+        <w:rPr>
+          <w:rFonts w:ascii="Calibri" w:hAnsi="Calibri" w:eastAsia="Calibri" w:cs="Calibri"/>
+          <w:b/>
+          <w:bCs/>
+          <w:color w:val="2E5395"/>
+        </w:rPr>
+        <w:t>[v0.</w:t>
+      </w:r>
+      <w:r>
+        <w:rPr>
+          <w:rFonts w:hint="default" w:cs="Calibri"/>
+          <w:b/>
+          <w:bCs/>
+          <w:color w:val="2E5395"/>
+          <w:lang w:val="en-US"/>
+        </w:rPr>
+        <w:t>6</w:t>
+      </w:r>
+      <w:r>
+        <w:rPr>
+          <w:rFonts w:ascii="Calibri" w:hAnsi="Calibri" w:eastAsia="Calibri" w:cs="Calibri"/>
+          <w:b/>
+          <w:bCs/>
+          <w:color w:val="2E5395"/>
+        </w:rPr>
+        <w:t xml:space="preserve">.0] - </w:t>
+      </w:r>
+      <w:r>
+        <w:rPr>
+          <w:rFonts w:hint="default" w:ascii="Calibri" w:hAnsi="Calibri" w:eastAsia="Calibri" w:cs="Calibri"/>
+          <w:b/>
+          <w:bCs/>
+          <w:color w:val="2E5395"/>
+          <w:lang w:val="en-US"/>
+        </w:rPr>
+        <w:t>0</w:t>
+      </w:r>
+      <w:r>
+        <w:rPr>
+          <w:rFonts w:hint="default" w:cs="Calibri"/>
+          <w:b/>
+          <w:bCs/>
+          <w:color w:val="2E5395"/>
+          <w:lang w:val="vi-VN"/>
+        </w:rPr>
+        <w:t>7</w:t>
+      </w:r>
+      <w:r>
+        <w:rPr>
+          <w:rFonts w:ascii="Calibri" w:hAnsi="Calibri" w:eastAsia="Calibri" w:cs="Calibri"/>
+          <w:b/>
+          <w:bCs/>
+          <w:color w:val="2E5395"/>
+        </w:rPr>
+        <w:t xml:space="preserve"> /</w:t>
+      </w:r>
+      <w:r>
+        <w:rPr>
+          <w:rFonts w:hint="default" w:ascii="Calibri" w:hAnsi="Calibri" w:eastAsia="Calibri" w:cs="Calibri"/>
+          <w:b/>
+          <w:bCs/>
+          <w:color w:val="2E5395"/>
+          <w:lang w:val="en-US"/>
+        </w:rPr>
+        <w:t>08</w:t>
+      </w:r>
+      <w:r>
+        <w:rPr>
+          <w:rFonts w:ascii="Calibri" w:hAnsi="Calibri" w:eastAsia="Calibri" w:cs="Calibri"/>
+          <w:b/>
+          <w:bCs/>
+          <w:color w:val="2E5395"/>
+        </w:rPr>
+        <w:t xml:space="preserve"> /2026</w:t>
+      </w:r>
+    </w:p>
+    <w:p>
+      <w:pPr>
+        <w:pStyle w:val="4"/>
+        <w:spacing w:before="240" w:after="120"/>
+      </w:pPr>
+      <w:r>
+        <w:rPr>
+          <w:rFonts w:ascii="Calibri" w:hAnsi="Calibri" w:eastAsia="Calibri" w:cs="Calibri"/>
+          <w:b/>
+          <w:bCs/>
+          <w:color w:val="595959"/>
+        </w:rPr>
+        <w:t>Added</w:t>
+      </w:r>
+    </w:p>
+    <w:p>
+      <w:pPr>
+        <w:pStyle w:val="16"/>
+        <w:numPr>
+          <w:ilvl w:val="0"/>
+          <w:numId w:val="1"/>
+        </w:numPr>
+        <w:spacing w:after="80"/>
+        <w:rPr>
+          <w:rFonts w:hint="default"/>
+        </w:rPr>
+      </w:pPr>
+      <w:r>
+        <w:rPr>
+          <w:rFonts w:hint="default"/>
+          <w:lang w:val="vi-VN"/>
+        </w:rPr>
+        <w:t>T</w:t>
+      </w:r>
+      <w:r>
+        <w:rPr>
+          <w:rFonts w:hint="default"/>
+        </w:rPr>
+        <w:t>hêm 2 tài liệu hướng dẫn tra cứu địa chỉ GPIO/PIO trên Linux và quy trình tạo Device Tree/Boot SD Card vào thư mục 03_Resources/Guides/.</w:t>
+      </w:r>
+    </w:p>
+    <w:p>
+      <w:pPr>
+        <w:pStyle w:val="4"/>
+        <w:spacing w:before="240" w:after="120"/>
+        <w:rPr>
+          <w:rFonts w:ascii="Calibri" w:hAnsi="Calibri" w:eastAsia="Calibri" w:cs="Calibri"/>
+          <w:b/>
+          <w:bCs/>
+          <w:color w:val="595959"/>
+        </w:rPr>
+      </w:pPr>
+      <w:r>
+        <w:rPr>
+          <w:rFonts w:ascii="Calibri" w:hAnsi="Calibri" w:eastAsia="Calibri" w:cs="Calibri"/>
+          <w:b/>
+          <w:bCs/>
+          <w:color w:val="595959"/>
+        </w:rPr>
+        <w:t>Changed</w:t>
+      </w:r>
+    </w:p>
+    <w:p>
+      <w:pPr>
+        <w:rPr>
+          <w:rFonts w:hint="default"/>
+          <w:b w:val="0"/>
+          <w:bCs w:val="0"/>
+          <w:lang w:val="vi-VN"/>
+        </w:rPr>
+      </w:pPr>
+      <w:r>
+        <w:rPr>
+          <w:rFonts w:hint="default" w:cs="Calibri"/>
+          <w:b w:val="0"/>
+          <w:bCs w:val="0"/>
+          <w:color w:val="595959"/>
+          <w:lang w:val="vi-VN"/>
+        </w:rPr>
+        <w:t>(chưa có)</w:t>
+      </w:r>
+    </w:p>
+    <w:p>
+      <w:pPr>
+        <w:pStyle w:val="4"/>
+        <w:spacing w:before="240" w:after="120"/>
+      </w:pPr>
+      <w:r>
+        <w:rPr>
+          <w:rFonts w:ascii="Calibri" w:hAnsi="Calibri" w:eastAsia="Calibri" w:cs="Calibri"/>
+          <w:b/>
+          <w:bCs/>
+          <w:color w:val="595959"/>
+        </w:rPr>
+        <w:t>Fixed</w:t>
+      </w:r>
+    </w:p>
+    <w:p>
+      <w:pPr>
+        <w:spacing w:after="160"/>
+      </w:pPr>
+      <w:r>
+        <w:rPr>
+          <w:rFonts w:ascii="Calibri" w:hAnsi="Calibri" w:eastAsia="Calibri" w:cs="Calibri"/>
+          <w:b w:val="0"/>
+          <w:bCs w:val="0"/>
+          <w:i w:val="0"/>
+          <w:iCs w:val="0"/>
+          <w:color w:val="000000"/>
+          <w:sz w:val="21"/>
+          <w:szCs w:val="21"/>
+        </w:rPr>
+        <w:t>(chưa có)</w:t>
+      </w:r>
+    </w:p>
+    <w:p>
+      <w:pPr>
+        <w:pStyle w:val="4"/>
+        <w:spacing w:before="240" w:after="120"/>
+      </w:pPr>
+      <w:r>
+        <w:rPr>
+          <w:rFonts w:ascii="Calibri" w:hAnsi="Calibri" w:eastAsia="Calibri" w:cs="Calibri"/>
+          <w:b/>
+          <w:bCs/>
+          <w:color w:val="595959"/>
+        </w:rPr>
+        <w:t>Removed</w:t>
+      </w:r>
+    </w:p>
+    <w:p>
+      <w:pPr>
+        <w:spacing w:after="160"/>
+      </w:pPr>
+      <w:r>
+        <w:rPr>
+          <w:rFonts w:ascii="Calibri" w:hAnsi="Calibri" w:eastAsia="Calibri" w:cs="Calibri"/>
+          <w:b w:val="0"/>
+          <w:bCs w:val="0"/>
+          <w:i w:val="0"/>
+          <w:iCs w:val="0"/>
+          <w:color w:val="000000"/>
+          <w:sz w:val="21"/>
+          <w:szCs w:val="21"/>
+        </w:rPr>
+        <w:t>(chưa có)</w:t>
+      </w:r>
+    </w:p>
+    <w:p>
+      <w:pPr>
+        <w:pBdr>
+          <w:bottom w:val="single" w:color="595959" w:sz="6" w:space="1"/>
+        </w:pBdr>
+        <w:spacing w:before="100" w:after="200"/>
+      </w:pPr>
+    </w:p>
+    <w:p>
+      <w:pPr>
+        <w:spacing w:after="160"/>
+        <w:rPr>
+          <w:rFonts w:ascii="Calibri" w:hAnsi="Calibri" w:eastAsia="Calibri" w:cs="Calibri"/>
+          <w:b w:val="0"/>
+          <w:bCs w:val="0"/>
+          <w:i w:val="0"/>
+          <w:iCs w:val="0"/>
+          <w:color w:val="000000"/>
+          <w:sz w:val="21"/>
+          <w:szCs w:val="21"/>
+        </w:rPr>
+      </w:pPr>
+    </w:p>
+    <w:p>
+      <w:pPr>
+        <w:spacing w:after="160"/>
+        <w:rPr>
+          <w:rFonts w:ascii="Calibri" w:hAnsi="Calibri" w:eastAsia="Calibri" w:cs="Calibri"/>
+          <w:b w:val="0"/>
+          <w:bCs w:val="0"/>
+          <w:i w:val="0"/>
+          <w:iCs w:val="0"/>
+          <w:color w:val="000000"/>
+          <w:sz w:val="21"/>
+          <w:szCs w:val="21"/>
+        </w:rPr>
+      </w:pPr>
+      <w:bookmarkStart w:id="0" w:name="_GoBack"/>
+      <w:bookmarkEnd w:id="0"/>
     </w:p>
     <w:p>
       <w:pPr>
@@ -2995,7 +3546,7 @@
     <w:lsdException w:qFormat="1" w:unhideWhenUsed="0" w:uiPriority="0" w:semiHidden="0" w:name="Title"/>
     <w:lsdException w:unhideWhenUsed="0" w:uiPriority="0" w:semiHidden="0" w:name="Closing"/>
     <w:lsdException w:unhideWhenUsed="0" w:uiPriority="0" w:semiHidden="0" w:name="Signature"/>
-    <w:lsdException w:unhideWhenUsed="0" w:uiPriority="0" w:name="Default Paragraph Font"/>
+    <w:lsdException w:qFormat="1" w:unhideWhenUsed="0" w:uiPriority="0" w:name="Default Paragraph Font"/>
     <w:lsdException w:unhideWhenUsed="0" w:uiPriority="0" w:semiHidden="0" w:name="Body Text"/>
     <w:lsdException w:unhideWhenUsed="0" w:uiPriority="0" w:semiHidden="0" w:name="Body Text Indent"/>
     <w:lsdException w:unhideWhenUsed="0" w:uiPriority="0" w:semiHidden="0" w:name="List Continue"/>
@@ -3282,6 +3833,7 @@
   <w:style w:type="character" w:default="1" w:styleId="8">
     <w:name w:val="Default Paragraph Font"/>
     <w:semiHidden/>
+    <w:qFormat/>
     <w:uiPriority w:val="0"/>
   </w:style>
   <w:style w:type="table" w:default="1" w:styleId="9">

--- a/00_Project_Management/Change Log.docx
+++ b/00_Project_Management/Change Log.docx
@@ -388,7 +388,14 @@
                 <w:rFonts w:hint="default"/>
                 <w:lang w:val="en-US"/>
               </w:rPr>
-              <w:t>Nguyen Gia Huy</w:t>
+              <w:t>Ng</w:t>
+            </w:r>
+            <w:r>
+              <w:rPr>
+                <w:rFonts w:hint="default"/>
+                <w:lang w:val="vi-VN"/>
+              </w:rPr>
+              <w:t>uyễn Gia Huy</w:t>
             </w:r>
           </w:p>
         </w:tc>
@@ -3186,8 +3193,365 @@
           <w:szCs w:val="21"/>
         </w:rPr>
       </w:pPr>
+    </w:p>
+    <w:p>
+      <w:pPr>
+        <w:spacing w:after="160"/>
+        <w:rPr>
+          <w:rFonts w:ascii="Calibri" w:hAnsi="Calibri" w:eastAsia="Calibri" w:cs="Calibri"/>
+          <w:b w:val="0"/>
+          <w:bCs w:val="0"/>
+          <w:i w:val="0"/>
+          <w:iCs w:val="0"/>
+          <w:color w:val="000000"/>
+          <w:sz w:val="21"/>
+          <w:szCs w:val="21"/>
+        </w:rPr>
+      </w:pPr>
+    </w:p>
+    <w:p>
+      <w:pPr>
+        <w:pStyle w:val="3"/>
+        <w:spacing w:before="320" w:after="160"/>
+      </w:pPr>
+      <w:r>
+        <w:rPr>
+          <w:rFonts w:ascii="Calibri" w:hAnsi="Calibri" w:eastAsia="Calibri" w:cs="Calibri"/>
+          <w:b/>
+          <w:bCs/>
+          <w:color w:val="2E5395"/>
+        </w:rPr>
+        <w:t>[v0.</w:t>
+      </w:r>
+      <w:r>
+        <w:rPr>
+          <w:rFonts w:hint="default" w:cs="Calibri"/>
+          <w:b/>
+          <w:bCs/>
+          <w:color w:val="2E5395"/>
+          <w:lang w:val="en-US"/>
+        </w:rPr>
+        <w:t>6</w:t>
+      </w:r>
+      <w:r>
+        <w:rPr>
+          <w:rFonts w:ascii="Calibri" w:hAnsi="Calibri" w:eastAsia="Calibri" w:cs="Calibri"/>
+          <w:b/>
+          <w:bCs/>
+          <w:color w:val="2E5395"/>
+        </w:rPr>
+        <w:t xml:space="preserve">.0] - </w:t>
+      </w:r>
+      <w:r>
+        <w:rPr>
+          <w:rFonts w:hint="default" w:ascii="Calibri" w:hAnsi="Calibri" w:eastAsia="Calibri" w:cs="Calibri"/>
+          <w:b/>
+          <w:bCs/>
+          <w:color w:val="2E5395"/>
+          <w:lang w:val="en-US"/>
+        </w:rPr>
+        <w:t>0</w:t>
+      </w:r>
+      <w:r>
+        <w:rPr>
+          <w:rFonts w:hint="default" w:cs="Calibri"/>
+          <w:b/>
+          <w:bCs/>
+          <w:color w:val="2E5395"/>
+          <w:lang w:val="vi-VN"/>
+        </w:rPr>
+        <w:t>7</w:t>
+      </w:r>
+      <w:r>
+        <w:rPr>
+          <w:rFonts w:ascii="Calibri" w:hAnsi="Calibri" w:eastAsia="Calibri" w:cs="Calibri"/>
+          <w:b/>
+          <w:bCs/>
+          <w:color w:val="2E5395"/>
+        </w:rPr>
+        <w:t xml:space="preserve"> /</w:t>
+      </w:r>
+      <w:r>
+        <w:rPr>
+          <w:rFonts w:hint="default" w:ascii="Calibri" w:hAnsi="Calibri" w:eastAsia="Calibri" w:cs="Calibri"/>
+          <w:b/>
+          <w:bCs/>
+          <w:color w:val="2E5395"/>
+          <w:lang w:val="en-US"/>
+        </w:rPr>
+        <w:t>08</w:t>
+      </w:r>
+      <w:r>
+        <w:rPr>
+          <w:rFonts w:ascii="Calibri" w:hAnsi="Calibri" w:eastAsia="Calibri" w:cs="Calibri"/>
+          <w:b/>
+          <w:bCs/>
+          <w:color w:val="2E5395"/>
+        </w:rPr>
+        <w:t xml:space="preserve"> /2026</w:t>
+      </w:r>
+    </w:p>
+    <w:p>
+      <w:pPr>
+        <w:pStyle w:val="4"/>
+        <w:spacing w:before="240" w:after="120"/>
+      </w:pPr>
+      <w:r>
+        <w:rPr>
+          <w:rFonts w:ascii="Calibri" w:hAnsi="Calibri" w:eastAsia="Calibri" w:cs="Calibri"/>
+          <w:b/>
+          <w:bCs/>
+          <w:color w:val="595959"/>
+        </w:rPr>
+        <w:t>Added</w:t>
+      </w:r>
+    </w:p>
+    <w:p>
+      <w:pPr>
+        <w:pStyle w:val="16"/>
+        <w:numPr>
+          <w:ilvl w:val="0"/>
+          <w:numId w:val="1"/>
+        </w:numPr>
+        <w:spacing w:after="80"/>
+        <w:rPr>
+          <w:rFonts w:hint="default"/>
+        </w:rPr>
+      </w:pPr>
+      <w:r>
+        <w:rPr>
+          <w:rFonts w:hint="default"/>
+        </w:rPr>
+        <w:t>04_Projects/UART/: Khởi tạo và hoàn thành project UART Echo Loopback (8N1, 115200 bps).</w:t>
+      </w:r>
+    </w:p>
+    <w:p>
+      <w:pPr>
+        <w:pStyle w:val="16"/>
+        <w:numPr>
+          <w:ilvl w:val="0"/>
+          <w:numId w:val="1"/>
+        </w:numPr>
+        <w:spacing w:after="80"/>
+        <w:rPr>
+          <w:rFonts w:hint="default"/>
+        </w:rPr>
+      </w:pPr>
+      <w:r>
+        <w:rPr>
+          <w:rFonts w:hint="default"/>
+        </w:rPr>
+        <w:t>04_Projects/UART/RTL/: Thêm các module uart_tx.v, uart_rx.v (áp dụng mid-bit sampling &amp; double-flop synchronizer) và uart_top.v ánh xạ trực tiếp GPIO.</w:t>
+      </w:r>
+    </w:p>
+    <w:p>
+      <w:pPr>
+        <w:pStyle w:val="16"/>
+        <w:numPr>
+          <w:ilvl w:val="0"/>
+          <w:numId w:val="1"/>
+        </w:numPr>
+        <w:spacing w:after="80"/>
+        <w:rPr>
+          <w:rFonts w:hint="default"/>
+        </w:rPr>
+      </w:pPr>
+      <w:r>
+        <w:rPr>
+          <w:rFonts w:hint="default"/>
+        </w:rPr>
+        <w:t>04_Projects/UART/Simulation/: Thêm 2 file Self-Checking testbench (tb_uart_tx.v, tb_uart_rx.v) và script chạy tự động (run_tx.do, run_rx.do).</w:t>
+      </w:r>
+    </w:p>
+    <w:p>
+      <w:pPr>
+        <w:pStyle w:val="16"/>
+        <w:numPr>
+          <w:ilvl w:val="0"/>
+          <w:numId w:val="1"/>
+        </w:numPr>
+        <w:spacing w:after="80"/>
+        <w:rPr>
+          <w:rFonts w:hint="default"/>
+        </w:rPr>
+      </w:pPr>
+      <w:r>
+        <w:rPr>
+          <w:rFonts w:hint="default"/>
+        </w:rPr>
+        <w:t>04_Projects/UART/Images/: Thêm ảnh chụp waveform testbench thành công (tb_uart_rx_success.png, tb_uart_tx_success.png).</w:t>
+      </w:r>
+    </w:p>
+    <w:p>
+      <w:pPr>
+        <w:pStyle w:val="4"/>
+        <w:spacing w:before="240" w:after="120"/>
+        <w:rPr>
+          <w:rFonts w:hint="default"/>
+        </w:rPr>
+      </w:pPr>
+      <w:r>
+        <w:rPr>
+          <w:rFonts w:ascii="Calibri" w:hAnsi="Calibri" w:eastAsia="Calibri" w:cs="Calibri"/>
+          <w:b/>
+          <w:bCs/>
+          <w:color w:val="595959"/>
+        </w:rPr>
+        <w:t>Changed</w:t>
+      </w:r>
+    </w:p>
+    <w:p>
+      <w:pPr>
+        <w:pStyle w:val="16"/>
+        <w:numPr>
+          <w:ilvl w:val="0"/>
+          <w:numId w:val="1"/>
+        </w:numPr>
+        <w:spacing w:after="80"/>
+        <w:rPr>
+          <w:rFonts w:hint="default"/>
+        </w:rPr>
+      </w:pPr>
+      <w:r>
+        <w:rPr>
+          <w:rFonts w:hint="default"/>
+        </w:rPr>
+        <w:t>Hoàn thiện nội dung "Volume IV - Peripherals and IO", Chương 1: UART (8N1, Baud Rate).</w:t>
+      </w:r>
+    </w:p>
+    <w:p>
+      <w:pPr>
+        <w:pStyle w:val="16"/>
+        <w:numPr>
+          <w:ilvl w:val="0"/>
+          <w:numId w:val="1"/>
+        </w:numPr>
+        <w:spacing w:after="80"/>
+        <w:rPr>
+          <w:rFonts w:hint="default"/>
+          <w:b w:val="0"/>
+          <w:bCs w:val="0"/>
+          <w:lang w:val="vi-VN"/>
+        </w:rPr>
+      </w:pPr>
+      <w:r>
+        <w:rPr>
+          <w:rFonts w:hint="default"/>
+        </w:rPr>
+        <w:t>Hoàn thiện nội dung "Volume III - Verification and Simulation</w:t>
+      </w:r>
       <w:bookmarkStart w:id="0" w:name="_GoBack"/>
       <w:bookmarkEnd w:id="0"/>
+      <w:r>
+        <w:rPr>
+          <w:rFonts w:hint="default"/>
+        </w:rPr>
+        <w:t>", Chương 2: Self-Checking Testbench.</w:t>
+      </w:r>
+    </w:p>
+    <w:p>
+      <w:pPr>
+        <w:pStyle w:val="4"/>
+        <w:spacing w:before="240" w:after="120"/>
+      </w:pPr>
+      <w:r>
+        <w:rPr>
+          <w:rFonts w:ascii="Calibri" w:hAnsi="Calibri" w:eastAsia="Calibri" w:cs="Calibri"/>
+          <w:b/>
+          <w:bCs/>
+          <w:color w:val="595959"/>
+        </w:rPr>
+        <w:t>Fixed</w:t>
+      </w:r>
+    </w:p>
+    <w:p>
+      <w:pPr>
+        <w:spacing w:after="160"/>
+      </w:pPr>
+      <w:r>
+        <w:rPr>
+          <w:rFonts w:ascii="Calibri" w:hAnsi="Calibri" w:eastAsia="Calibri" w:cs="Calibri"/>
+          <w:b w:val="0"/>
+          <w:bCs w:val="0"/>
+          <w:i w:val="0"/>
+          <w:iCs w:val="0"/>
+          <w:color w:val="000000"/>
+          <w:sz w:val="21"/>
+          <w:szCs w:val="21"/>
+        </w:rPr>
+        <w:t>(chưa có)</w:t>
+      </w:r>
+    </w:p>
+    <w:p>
+      <w:pPr>
+        <w:pStyle w:val="4"/>
+        <w:spacing w:before="240" w:after="120"/>
+      </w:pPr>
+      <w:r>
+        <w:rPr>
+          <w:rFonts w:ascii="Calibri" w:hAnsi="Calibri" w:eastAsia="Calibri" w:cs="Calibri"/>
+          <w:b/>
+          <w:bCs/>
+          <w:color w:val="595959"/>
+        </w:rPr>
+        <w:t>Removed</w:t>
+      </w:r>
+    </w:p>
+    <w:p>
+      <w:pPr>
+        <w:spacing w:after="160"/>
+      </w:pPr>
+      <w:r>
+        <w:rPr>
+          <w:rFonts w:ascii="Calibri" w:hAnsi="Calibri" w:eastAsia="Calibri" w:cs="Calibri"/>
+          <w:b w:val="0"/>
+          <w:bCs w:val="0"/>
+          <w:i w:val="0"/>
+          <w:iCs w:val="0"/>
+          <w:color w:val="000000"/>
+          <w:sz w:val="21"/>
+          <w:szCs w:val="21"/>
+        </w:rPr>
+        <w:t>(chưa có)</w:t>
+      </w:r>
+    </w:p>
+    <w:p>
+      <w:pPr>
+        <w:pBdr>
+          <w:bottom w:val="single" w:color="595959" w:sz="6" w:space="1"/>
+        </w:pBdr>
+        <w:spacing w:before="100" w:after="200"/>
+      </w:pPr>
+    </w:p>
+    <w:p>
+      <w:pPr>
+        <w:spacing w:after="160"/>
+        <w:rPr>
+          <w:rFonts w:ascii="Calibri" w:hAnsi="Calibri" w:eastAsia="Calibri" w:cs="Calibri"/>
+          <w:b w:val="0"/>
+          <w:bCs w:val="0"/>
+          <w:i w:val="0"/>
+          <w:iCs w:val="0"/>
+          <w:color w:val="000000"/>
+          <w:sz w:val="21"/>
+          <w:szCs w:val="21"/>
+        </w:rPr>
+      </w:pPr>
+    </w:p>
+    <w:p>
+      <w:pPr>
+        <w:spacing w:after="160"/>
+        <w:rPr>
+          <w:rFonts w:ascii="Calibri" w:hAnsi="Calibri" w:eastAsia="Calibri" w:cs="Calibri"/>
+          <w:b w:val="0"/>
+          <w:bCs w:val="0"/>
+          <w:i w:val="0"/>
+          <w:iCs w:val="0"/>
+          <w:color w:val="000000"/>
+          <w:sz w:val="21"/>
+          <w:szCs w:val="21"/>
+        </w:rPr>
+      </w:pPr>
     </w:p>
     <w:p>
       <w:pPr>

--- a/00_Project_Management/Change Log.docx
+++ b/00_Project_Management/Change Log.docx
@@ -1097,12 +1097,6 @@
             <w:insideH w:val="single" w:color="auto" w:sz="4" w:space="0"/>
             <w:insideV w:val="single" w:color="auto" w:sz="4" w:space="0"/>
           </w:tblBorders>
-          <w:tblCellMar>
-            <w:top w:w="0" w:type="dxa"/>
-            <w:left w:w="10" w:type="dxa"/>
-            <w:bottom w:w="0" w:type="dxa"/>
-            <w:right w:w="10" w:type="dxa"/>
-          </w:tblCellMar>
         </w:tblPrEx>
         <w:tc>
           <w:tcPr>
@@ -3438,15 +3432,7 @@
         <w:rPr>
           <w:rFonts w:hint="default"/>
         </w:rPr>
-        <w:t>Hoàn thiện nội dung "Volume III - Verification and Simulation</w:t>
-      </w:r>
-      <w:bookmarkStart w:id="0" w:name="_GoBack"/>
-      <w:bookmarkEnd w:id="0"/>
-      <w:r>
-        <w:rPr>
-          <w:rFonts w:hint="default"/>
-        </w:rPr>
-        <w:t>", Chương 2: Self-Checking Testbench.</w:t>
+        <w:t>Hoàn thiện nội dung "Volume III - Verification and Simulation", Chương 2: Self-Checking Testbench.</w:t>
       </w:r>
     </w:p>
     <w:p>
@@ -3521,6 +3507,365 @@
           <w:bottom w:val="single" w:color="595959" w:sz="6" w:space="1"/>
         </w:pBdr>
         <w:spacing w:before="100" w:after="200"/>
+      </w:pPr>
+    </w:p>
+    <w:p>
+      <w:pPr>
+        <w:spacing w:after="160"/>
+        <w:rPr>
+          <w:rFonts w:ascii="Calibri" w:hAnsi="Calibri" w:eastAsia="Calibri" w:cs="Calibri"/>
+          <w:b w:val="0"/>
+          <w:bCs w:val="0"/>
+          <w:i w:val="0"/>
+          <w:iCs w:val="0"/>
+          <w:color w:val="000000"/>
+          <w:sz w:val="21"/>
+          <w:szCs w:val="21"/>
+        </w:rPr>
+      </w:pPr>
+    </w:p>
+    <w:p>
+      <w:pPr>
+        <w:pStyle w:val="3"/>
+        <w:spacing w:before="320" w:after="160"/>
+      </w:pPr>
+      <w:r>
+        <w:rPr>
+          <w:rFonts w:ascii="Calibri" w:hAnsi="Calibri" w:eastAsia="Calibri" w:cs="Calibri"/>
+          <w:b/>
+          <w:bCs/>
+          <w:color w:val="2E5395"/>
+        </w:rPr>
+        <w:t>[v0.</w:t>
+      </w:r>
+      <w:r>
+        <w:rPr>
+          <w:rFonts w:hint="default" w:cs="Calibri"/>
+          <w:b/>
+          <w:bCs/>
+          <w:color w:val="2E5395"/>
+          <w:lang w:val="en-US"/>
+        </w:rPr>
+        <w:t>8</w:t>
+      </w:r>
+      <w:r>
+        <w:rPr>
+          <w:rFonts w:ascii="Calibri" w:hAnsi="Calibri" w:eastAsia="Calibri" w:cs="Calibri"/>
+          <w:b/>
+          <w:bCs/>
+          <w:color w:val="2E5395"/>
+        </w:rPr>
+        <w:t xml:space="preserve">.0] - </w:t>
+      </w:r>
+      <w:r>
+        <w:rPr>
+          <w:rFonts w:hint="default" w:ascii="Calibri" w:hAnsi="Calibri" w:eastAsia="Calibri" w:cs="Calibri"/>
+          <w:b/>
+          <w:bCs/>
+          <w:color w:val="2E5395"/>
+          <w:lang w:val="en-US"/>
+        </w:rPr>
+        <w:t>0</w:t>
+      </w:r>
+      <w:r>
+        <w:rPr>
+          <w:rFonts w:hint="default" w:cs="Calibri"/>
+          <w:b/>
+          <w:bCs/>
+          <w:color w:val="2E5395"/>
+          <w:lang w:val="en-US"/>
+        </w:rPr>
+        <w:t>9</w:t>
+      </w:r>
+      <w:r>
+        <w:rPr>
+          <w:rFonts w:ascii="Calibri" w:hAnsi="Calibri" w:eastAsia="Calibri" w:cs="Calibri"/>
+          <w:b/>
+          <w:bCs/>
+          <w:color w:val="2E5395"/>
+        </w:rPr>
+        <w:t xml:space="preserve"> /</w:t>
+      </w:r>
+      <w:r>
+        <w:rPr>
+          <w:rFonts w:hint="default" w:ascii="Calibri" w:hAnsi="Calibri" w:eastAsia="Calibri" w:cs="Calibri"/>
+          <w:b/>
+          <w:bCs/>
+          <w:color w:val="2E5395"/>
+          <w:lang w:val="en-US"/>
+        </w:rPr>
+        <w:t>08</w:t>
+      </w:r>
+      <w:r>
+        <w:rPr>
+          <w:rFonts w:ascii="Calibri" w:hAnsi="Calibri" w:eastAsia="Calibri" w:cs="Calibri"/>
+          <w:b/>
+          <w:bCs/>
+          <w:color w:val="2E5395"/>
+        </w:rPr>
+        <w:t xml:space="preserve"> /2026</w:t>
+      </w:r>
+    </w:p>
+    <w:p>
+      <w:pPr>
+        <w:pStyle w:val="4"/>
+        <w:spacing w:before="240" w:after="120"/>
+      </w:pPr>
+      <w:r>
+        <w:rPr>
+          <w:rFonts w:ascii="Calibri" w:hAnsi="Calibri" w:eastAsia="Calibri" w:cs="Calibri"/>
+          <w:b/>
+          <w:bCs/>
+          <w:color w:val="595959"/>
+        </w:rPr>
+        <w:t>Added</w:t>
+      </w:r>
+    </w:p>
+    <w:p>
+      <w:pPr>
+        <w:pStyle w:val="16"/>
+        <w:numPr>
+          <w:ilvl w:val="0"/>
+          <w:numId w:val="1"/>
+        </w:numPr>
+        <w:spacing w:after="80"/>
+        <w:rPr>
+          <w:rFonts w:hint="default"/>
+        </w:rPr>
+      </w:pPr>
+      <w:r>
+        <w:rPr>
+          <w:rFonts w:hint="default"/>
+        </w:rPr>
+        <w:t>04_Projects/VGA/: Khởi tạo và hoàn thành project xuất tín hiệu VGA Color Bar Pattern (chuẩn 640x480@60Hz).</w:t>
+      </w:r>
+    </w:p>
+    <w:p>
+      <w:pPr>
+        <w:pStyle w:val="16"/>
+        <w:numPr>
+          <w:ilvl w:val="0"/>
+          <w:numId w:val="1"/>
+        </w:numPr>
+        <w:spacing w:after="80"/>
+        <w:rPr>
+          <w:rFonts w:hint="default"/>
+        </w:rPr>
+      </w:pPr>
+      <w:r>
+        <w:rPr>
+          <w:rFonts w:hint="default"/>
+          <w:lang w:val="en-US"/>
+        </w:rPr>
+        <w:t>0</w:t>
+      </w:r>
+      <w:r>
+        <w:rPr>
+          <w:rFonts w:hint="default"/>
+        </w:rPr>
+        <w:t>4_Projects/VGA/RTL/: Thêm top module `fpga_vga.v`, module điều khiển `vga_timing.v`, module tạo mẫu màu `color_bar_pattern.v` và tích hợp IP Altera PLL `pll_25m175`.</w:t>
+      </w:r>
+    </w:p>
+    <w:p>
+      <w:pPr>
+        <w:pStyle w:val="16"/>
+        <w:numPr>
+          <w:ilvl w:val="0"/>
+          <w:numId w:val="1"/>
+        </w:numPr>
+        <w:spacing w:after="80"/>
+        <w:rPr>
+          <w:rFonts w:hint="default"/>
+        </w:rPr>
+      </w:pPr>
+      <w:r>
+        <w:rPr>
+          <w:rFonts w:hint="default"/>
+        </w:rPr>
+        <w:t>04_Projects/VGA/Simulation/: Thêm testbench `tb_vga_timing.v` và script chạy tự động `run.do`.</w:t>
+      </w:r>
+    </w:p>
+    <w:p>
+      <w:pPr>
+        <w:pStyle w:val="16"/>
+        <w:numPr>
+          <w:ilvl w:val="0"/>
+          <w:numId w:val="1"/>
+        </w:numPr>
+        <w:spacing w:after="80"/>
+        <w:rPr>
+          <w:rFonts w:hint="default"/>
+        </w:rPr>
+      </w:pPr>
+      <w:r>
+        <w:rPr>
+          <w:rFonts w:hint="default"/>
+        </w:rPr>
+        <w:t>04_Projects/VGA/Images/: Thêm ảnh waveform chứng minh timing hsync/vsync/pixel_x/pixel_y hoạt động chính xác (`tb_vga_timing_success.png`).</w:t>
+      </w:r>
+    </w:p>
+    <w:p>
+      <w:pPr>
+        <w:pStyle w:val="16"/>
+        <w:numPr>
+          <w:ilvl w:val="0"/>
+          <w:numId w:val="1"/>
+        </w:numPr>
+        <w:spacing w:after="80"/>
+        <w:rPr>
+          <w:rFonts w:hint="default"/>
+        </w:rPr>
+      </w:pPr>
+      <w:r>
+        <w:rPr>
+          <w:rFonts w:hint="default"/>
+          <w:lang w:val="vi-VN"/>
+        </w:rPr>
+        <w:t xml:space="preserve">Lưu Ý, nhận thấy cổng nhận nguồn điện của Kit có vấn đề rod điện, khi cắm vào và lay cổng cắm nhưng chưa được nhấn nút cấp nguồn mà kit vẫn tự được cung cấp điện chớp tắt và kêu tiếng xẹt xẹt. Tuy nhiên, tôi đã rút dây cấp nguồn ra khi không cần dùng. </w:t>
+      </w:r>
+      <w:bookmarkStart w:id="0" w:name="_GoBack"/>
+      <w:bookmarkEnd w:id="0"/>
+      <w:r>
+        <w:rPr>
+          <w:rFonts w:hint="default"/>
+          <w:lang w:val="vi-VN"/>
+        </w:rPr>
+        <w:t xml:space="preserve"> </w:t>
+      </w:r>
+    </w:p>
+    <w:p>
+      <w:pPr>
+        <w:pStyle w:val="4"/>
+        <w:spacing w:before="240" w:after="120"/>
+        <w:rPr>
+          <w:rFonts w:hint="default"/>
+          <w:b w:val="0"/>
+          <w:bCs w:val="0"/>
+          <w:lang w:val="vi-VN"/>
+        </w:rPr>
+      </w:pPr>
+      <w:r>
+        <w:rPr>
+          <w:rFonts w:ascii="Calibri" w:hAnsi="Calibri" w:eastAsia="Calibri" w:cs="Calibri"/>
+          <w:b/>
+          <w:bCs/>
+          <w:color w:val="595959"/>
+        </w:rPr>
+        <w:t>Changed</w:t>
+      </w:r>
+    </w:p>
+    <w:p>
+      <w:pPr>
+        <w:pStyle w:val="16"/>
+        <w:numPr>
+          <w:ilvl w:val="0"/>
+          <w:numId w:val="1"/>
+        </w:numPr>
+        <w:spacing w:after="80"/>
+        <w:rPr>
+          <w:rFonts w:hint="default"/>
+          <w:b w:val="0"/>
+          <w:bCs w:val="0"/>
+          <w:lang w:val="vi-VN"/>
+        </w:rPr>
+      </w:pPr>
+      <w:r>
+        <w:rPr>
+          <w:rFonts w:hint="default"/>
+          <w:b w:val="0"/>
+          <w:bCs w:val="0"/>
+          <w:lang w:val="vi-VN"/>
+        </w:rPr>
+        <w:t>02_Handbook/Volume IV_Peripherals_and_IO.docx: Hoàn thiện trạng thái nội dung Chương 4 (VGA Timing &amp; Color Bar).</w:t>
+      </w:r>
+    </w:p>
+    <w:p>
+      <w:pPr>
+        <w:pStyle w:val="4"/>
+        <w:spacing w:before="240" w:after="120"/>
+      </w:pPr>
+      <w:r>
+        <w:rPr>
+          <w:rFonts w:ascii="Calibri" w:hAnsi="Calibri" w:eastAsia="Calibri" w:cs="Calibri"/>
+          <w:b/>
+          <w:bCs/>
+          <w:color w:val="595959"/>
+        </w:rPr>
+        <w:t>Fixed</w:t>
+      </w:r>
+    </w:p>
+    <w:p>
+      <w:pPr>
+        <w:spacing w:after="160"/>
+      </w:pPr>
+      <w:r>
+        <w:rPr>
+          <w:rFonts w:ascii="Calibri" w:hAnsi="Calibri" w:eastAsia="Calibri" w:cs="Calibri"/>
+          <w:b w:val="0"/>
+          <w:bCs w:val="0"/>
+          <w:i w:val="0"/>
+          <w:iCs w:val="0"/>
+          <w:color w:val="000000"/>
+          <w:sz w:val="21"/>
+          <w:szCs w:val="21"/>
+        </w:rPr>
+        <w:t>(chưa có)</w:t>
+      </w:r>
+    </w:p>
+    <w:p>
+      <w:pPr>
+        <w:pStyle w:val="4"/>
+        <w:spacing w:before="240" w:after="120"/>
+      </w:pPr>
+      <w:r>
+        <w:rPr>
+          <w:rFonts w:ascii="Calibri" w:hAnsi="Calibri" w:eastAsia="Calibri" w:cs="Calibri"/>
+          <w:b/>
+          <w:bCs/>
+          <w:color w:val="595959"/>
+        </w:rPr>
+        <w:t>Removed</w:t>
+      </w:r>
+    </w:p>
+    <w:p>
+      <w:pPr>
+        <w:spacing w:after="160"/>
+      </w:pPr>
+      <w:r>
+        <w:rPr>
+          <w:rFonts w:ascii="Calibri" w:hAnsi="Calibri" w:eastAsia="Calibri" w:cs="Calibri"/>
+          <w:b w:val="0"/>
+          <w:bCs w:val="0"/>
+          <w:i w:val="0"/>
+          <w:iCs w:val="0"/>
+          <w:color w:val="000000"/>
+          <w:sz w:val="21"/>
+          <w:szCs w:val="21"/>
+        </w:rPr>
+        <w:t>(chưa có)</w:t>
+      </w:r>
+    </w:p>
+    <w:p>
+      <w:pPr>
+        <w:pBdr>
+          <w:bottom w:val="single" w:color="595959" w:sz="6" w:space="1"/>
+        </w:pBdr>
+        <w:spacing w:before="100" w:after="200"/>
+      </w:pPr>
+    </w:p>
+    <w:p>
+      <w:pPr>
+        <w:spacing w:after="160"/>
+        <w:rPr>
+          <w:rFonts w:ascii="Calibri" w:hAnsi="Calibri" w:eastAsia="Calibri" w:cs="Calibri"/>
+          <w:b w:val="0"/>
+          <w:bCs w:val="0"/>
+          <w:i w:val="0"/>
+          <w:iCs w:val="0"/>
+          <w:color w:val="000000"/>
+          <w:sz w:val="21"/>
+          <w:szCs w:val="21"/>
+        </w:rPr>
       </w:pPr>
     </w:p>
     <w:p>

--- a/00_Project_Management/Change Log.docx
+++ b/00_Project_Management/Change Log.docx
@@ -3721,16 +3721,7 @@
           <w:rFonts w:hint="default"/>
           <w:lang w:val="vi-VN"/>
         </w:rPr>
-        <w:t xml:space="preserve">Lưu Ý, nhận thấy cổng nhận nguồn điện của Kit có vấn đề rod điện, khi cắm vào và lay cổng cắm nhưng chưa được nhấn nút cấp nguồn mà kit vẫn tự được cung cấp điện chớp tắt và kêu tiếng xẹt xẹt. Tuy nhiên, tôi đã rút dây cấp nguồn ra khi không cần dùng. </w:t>
-      </w:r>
-      <w:bookmarkStart w:id="0" w:name="_GoBack"/>
-      <w:bookmarkEnd w:id="0"/>
-      <w:r>
-        <w:rPr>
-          <w:rFonts w:hint="default"/>
-          <w:lang w:val="vi-VN"/>
-        </w:rPr>
-        <w:t xml:space="preserve"> </w:t>
+        <w:t xml:space="preserve">Lưu Ý, nhận thấy cổng nhận nguồn điện của Kit có vấn đề rod điện, khi cắm vào và lay cổng cắm nhưng chưa được nhấn nút cấp nguồn mà kit vẫn tự được cung cấp điện chớp tắt và kêu tiếng xẹt xẹt. Tuy nhiên, tôi đã rút dây cấp nguồn ra khi không cần dùng.  </w:t>
       </w:r>
     </w:p>
     <w:p>
@@ -3851,6 +3842,422 @@
           <w:bottom w:val="single" w:color="595959" w:sz="6" w:space="1"/>
         </w:pBdr>
         <w:spacing w:before="100" w:after="200"/>
+      </w:pPr>
+    </w:p>
+    <w:p>
+      <w:pPr>
+        <w:spacing w:after="160"/>
+        <w:rPr>
+          <w:rFonts w:ascii="Calibri" w:hAnsi="Calibri" w:eastAsia="Calibri" w:cs="Calibri"/>
+          <w:b w:val="0"/>
+          <w:bCs w:val="0"/>
+          <w:i w:val="0"/>
+          <w:iCs w:val="0"/>
+          <w:color w:val="000000"/>
+          <w:sz w:val="21"/>
+          <w:szCs w:val="21"/>
+        </w:rPr>
+      </w:pPr>
+    </w:p>
+    <w:p>
+      <w:pPr>
+        <w:pStyle w:val="3"/>
+        <w:spacing w:before="320" w:after="160"/>
+      </w:pPr>
+      <w:r>
+        <w:rPr>
+          <w:rFonts w:ascii="Calibri" w:hAnsi="Calibri" w:eastAsia="Calibri" w:cs="Calibri"/>
+          <w:b/>
+          <w:bCs/>
+          <w:color w:val="2E5395"/>
+        </w:rPr>
+        <w:t>[v0.</w:t>
+      </w:r>
+      <w:r>
+        <w:rPr>
+          <w:rFonts w:hint="default" w:ascii="Calibri" w:hAnsi="Calibri" w:eastAsia="Calibri" w:cs="Calibri"/>
+          <w:b/>
+          <w:bCs/>
+          <w:color w:val="2E5395"/>
+          <w:lang w:val="en-US"/>
+        </w:rPr>
+        <w:t>9</w:t>
+      </w:r>
+      <w:r>
+        <w:rPr>
+          <w:rFonts w:ascii="Calibri" w:hAnsi="Calibri" w:eastAsia="Calibri" w:cs="Calibri"/>
+          <w:b/>
+          <w:bCs/>
+          <w:color w:val="2E5395"/>
+        </w:rPr>
+        <w:t xml:space="preserve">.0] - </w:t>
+      </w:r>
+      <w:r>
+        <w:rPr>
+          <w:rFonts w:hint="default" w:ascii="Calibri" w:hAnsi="Calibri" w:eastAsia="Calibri" w:cs="Calibri"/>
+          <w:b/>
+          <w:bCs/>
+          <w:color w:val="2E5395"/>
+          <w:lang w:val="en-US"/>
+        </w:rPr>
+        <w:t>10</w:t>
+      </w:r>
+      <w:r>
+        <w:rPr>
+          <w:rFonts w:ascii="Calibri" w:hAnsi="Calibri" w:eastAsia="Calibri" w:cs="Calibri"/>
+          <w:b/>
+          <w:bCs/>
+          <w:color w:val="2E5395"/>
+        </w:rPr>
+        <w:t xml:space="preserve"> /</w:t>
+      </w:r>
+      <w:r>
+        <w:rPr>
+          <w:rFonts w:hint="default" w:ascii="Calibri" w:hAnsi="Calibri" w:eastAsia="Calibri" w:cs="Calibri"/>
+          <w:b/>
+          <w:bCs/>
+          <w:color w:val="2E5395"/>
+          <w:lang w:val="en-US"/>
+        </w:rPr>
+        <w:t>08</w:t>
+      </w:r>
+      <w:r>
+        <w:rPr>
+          <w:rFonts w:ascii="Calibri" w:hAnsi="Calibri" w:eastAsia="Calibri" w:cs="Calibri"/>
+          <w:b/>
+          <w:bCs/>
+          <w:color w:val="2E5395"/>
+        </w:rPr>
+        <w:t xml:space="preserve"> /2026</w:t>
+      </w:r>
+    </w:p>
+    <w:p>
+      <w:pPr>
+        <w:pStyle w:val="4"/>
+        <w:spacing w:before="240" w:after="120"/>
+      </w:pPr>
+      <w:r>
+        <w:rPr>
+          <w:rFonts w:ascii="Calibri" w:hAnsi="Calibri" w:eastAsia="Calibri" w:cs="Calibri"/>
+          <w:b/>
+          <w:bCs/>
+          <w:color w:val="595959"/>
+        </w:rPr>
+        <w:t>Added</w:t>
+      </w:r>
+    </w:p>
+    <w:p>
+      <w:pPr>
+        <w:pStyle w:val="16"/>
+        <w:numPr>
+          <w:ilvl w:val="0"/>
+          <w:numId w:val="1"/>
+        </w:numPr>
+        <w:spacing w:after="80"/>
+        <w:rPr>
+          <w:rFonts w:hint="default"/>
+        </w:rPr>
+      </w:pPr>
+      <w:r>
+        <w:rPr>
+          <w:rFonts w:hint="default"/>
+        </w:rPr>
+        <w:t>**04_Projects/SPI/RTL/**: Khởi tạo và hoàn thiện trọn bộ IP Core SPI Loopback BIST giao tiếp song công (Full-Duplex) chuẩn **SPI Mode 3** (CPOL=1, CPHA=1).</w:t>
+      </w:r>
+    </w:p>
+    <w:p>
+      <w:pPr>
+        <w:pStyle w:val="16"/>
+        <w:numPr>
+          <w:ilvl w:val="0"/>
+          <w:numId w:val="1"/>
+        </w:numPr>
+        <w:spacing w:after="80"/>
+        <w:rPr>
+          <w:rFonts w:hint="default"/>
+        </w:rPr>
+      </w:pPr>
+      <w:r>
+        <w:rPr>
+          <w:rFonts w:hint="default"/>
+        </w:rPr>
+        <w:t xml:space="preserve">  - `spi_master.v`: SPI Master Engine tích hợp bộ chia clock an toàn với `$clog2`, hỗ trợ thời gian `tCSS` (CS setup time).</w:t>
+      </w:r>
+    </w:p>
+    <w:p>
+      <w:pPr>
+        <w:pStyle w:val="16"/>
+        <w:numPr>
+          <w:ilvl w:val="0"/>
+          <w:numId w:val="1"/>
+        </w:numPr>
+        <w:spacing w:after="80"/>
+        <w:rPr>
+          <w:rFonts w:hint="default"/>
+        </w:rPr>
+      </w:pPr>
+      <w:r>
+        <w:rPr>
+          <w:rFonts w:hint="default"/>
+        </w:rPr>
+        <w:t xml:space="preserve">  - `spi_slave.v`: SPI Slave Engine chống bất ổn định (Metastability safe) với 3-stage synchronizer cho SCLK/CS_N.</w:t>
+      </w:r>
+    </w:p>
+    <w:p>
+      <w:pPr>
+        <w:pStyle w:val="16"/>
+        <w:numPr>
+          <w:ilvl w:val="0"/>
+          <w:numId w:val="1"/>
+        </w:numPr>
+        <w:spacing w:after="80"/>
+        <w:rPr>
+          <w:rFonts w:hint="default"/>
+        </w:rPr>
+      </w:pPr>
+      <w:r>
+        <w:rPr>
+          <w:rFonts w:hint="default"/>
+        </w:rPr>
+        <w:t xml:space="preserve">  - `spi_bist.v`: Built-In Self-Test Controller tự động sinh 8 Test Pattern (All 0, All 1, Checkerboard 0xAA/0x55, Walking 1s) kèm bộ so sánh kết quả tự động (Scoreboard). Hỗ trợ parameter `TEST_INTERVAL` linh hoạt cho Simulation/Hardware.</w:t>
+      </w:r>
+    </w:p>
+    <w:p>
+      <w:pPr>
+        <w:pStyle w:val="16"/>
+        <w:numPr>
+          <w:ilvl w:val="0"/>
+          <w:numId w:val="1"/>
+        </w:numPr>
+        <w:spacing w:after="80"/>
+        <w:rPr>
+          <w:rFonts w:hint="default"/>
+        </w:rPr>
+      </w:pPr>
+      <w:r>
+        <w:rPr>
+          <w:rFonts w:hint="default"/>
+        </w:rPr>
+        <w:t xml:space="preserve">  - `spi_top.v`: Top-level lắp ráp toàn bộ hệ thống, tích hợp mạch **Reset Synchronizer 2 tầng** (Asynchronous Assertion, Synchronous De-assertion) cho `KEY[0]` và khối **Hardware Error Injector** điều khiển qua `KEY[1]`.</w:t>
+      </w:r>
+    </w:p>
+    <w:p>
+      <w:pPr>
+        <w:pStyle w:val="16"/>
+        <w:numPr>
+          <w:ilvl w:val="0"/>
+          <w:numId w:val="1"/>
+        </w:numPr>
+        <w:spacing w:after="80"/>
+        <w:rPr>
+          <w:rFonts w:hint="default"/>
+        </w:rPr>
+      </w:pPr>
+      <w:r>
+        <w:rPr>
+          <w:rFonts w:hint="default"/>
+        </w:rPr>
+        <w:t xml:space="preserve">- **04_Projects/SPI/Simulation/**: </w:t>
+      </w:r>
+    </w:p>
+    <w:p>
+      <w:pPr>
+        <w:pStyle w:val="16"/>
+        <w:numPr>
+          <w:ilvl w:val="0"/>
+          <w:numId w:val="1"/>
+        </w:numPr>
+        <w:spacing w:after="80"/>
+        <w:rPr>
+          <w:rFonts w:hint="default"/>
+        </w:rPr>
+      </w:pPr>
+      <w:r>
+        <w:rPr>
+          <w:rFonts w:hint="default"/>
+        </w:rPr>
+        <w:t xml:space="preserve">  - `tb_spi_loopback.v`: Self-checking testbench mô phỏng kịch bản BIST tự động, kiểm thử bơm lỗi (Error Injection) và khả năng tự phục hồi (Recovery).</w:t>
+      </w:r>
+    </w:p>
+    <w:p>
+      <w:pPr>
+        <w:pStyle w:val="16"/>
+        <w:numPr>
+          <w:ilvl w:val="0"/>
+          <w:numId w:val="1"/>
+        </w:numPr>
+        <w:spacing w:after="80"/>
+        <w:rPr>
+          <w:rFonts w:hint="default"/>
+        </w:rPr>
+      </w:pPr>
+      <w:r>
+        <w:rPr>
+          <w:rFonts w:hint="default"/>
+        </w:rPr>
+        <w:t xml:space="preserve">  - `run_spi_loopback.do`: Script Tcl tự động biên dịch và tạo Waveform hiển thị rõ các cạnh Shift/Sample của SPI Mode 3 trên ModelSim.</w:t>
+      </w:r>
+    </w:p>
+    <w:p>
+      <w:pPr>
+        <w:pStyle w:val="16"/>
+        <w:numPr>
+          <w:ilvl w:val="0"/>
+          <w:numId w:val="1"/>
+        </w:numPr>
+        <w:spacing w:after="80"/>
+        <w:rPr>
+          <w:rFonts w:hint="default"/>
+        </w:rPr>
+      </w:pPr>
+      <w:r>
+        <w:rPr>
+          <w:rFonts w:hint="default"/>
+        </w:rPr>
+        <w:t>- **04_Projects/SPI/Quartus/**:</w:t>
+      </w:r>
+    </w:p>
+    <w:p>
+      <w:pPr>
+        <w:pStyle w:val="16"/>
+        <w:numPr>
+          <w:ilvl w:val="0"/>
+          <w:numId w:val="1"/>
+        </w:numPr>
+        <w:spacing w:after="80"/>
+        <w:rPr>
+          <w:rFonts w:hint="default"/>
+        </w:rPr>
+      </w:pPr>
+      <w:r>
+        <w:rPr>
+          <w:rFonts w:hint="default"/>
+        </w:rPr>
+        <w:t xml:space="preserve">  - `spi.sdc`: Khai báo constraint clock 50MHz (`CLOCK_50`) và `set_false_path` cho các I/O tĩnh (`KEY`, `SW`, `LEDR`, `HEX`) giải quyết triệt để lỗi Recovery/Removal timing.</w:t>
+      </w:r>
+    </w:p>
+    <w:p>
+      <w:pPr>
+        <w:pStyle w:val="4"/>
+        <w:spacing w:before="240" w:after="120"/>
+        <w:rPr>
+          <w:rFonts w:hint="default"/>
+          <w:b w:val="0"/>
+          <w:bCs w:val="0"/>
+          <w:lang w:val="vi-VN"/>
+        </w:rPr>
+      </w:pPr>
+      <w:r>
+        <w:rPr>
+          <w:rFonts w:ascii="Calibri" w:hAnsi="Calibri" w:eastAsia="Calibri" w:cs="Calibri"/>
+          <w:b/>
+          <w:bCs/>
+          <w:color w:val="595959"/>
+        </w:rPr>
+        <w:t>Changed</w:t>
+      </w:r>
+    </w:p>
+    <w:p>
+      <w:pPr>
+        <w:pStyle w:val="4"/>
+        <w:spacing w:before="240" w:after="120"/>
+      </w:pPr>
+      <w:r>
+        <w:rPr>
+          <w:rFonts w:ascii="Calibri" w:hAnsi="Calibri" w:eastAsia="Calibri" w:cs="Calibri"/>
+          <w:b/>
+          <w:bCs/>
+          <w:color w:val="595959"/>
+        </w:rPr>
+        <w:t>Fixed</w:t>
+      </w:r>
+    </w:p>
+    <w:p>
+      <w:pPr>
+        <w:pStyle w:val="16"/>
+        <w:numPr>
+          <w:ilvl w:val="0"/>
+          <w:numId w:val="1"/>
+        </w:numPr>
+        <w:spacing w:after="80"/>
+        <w:rPr>
+          <w:rFonts w:hint="default"/>
+          <w:b w:val="0"/>
+          <w:bCs w:val="0"/>
+          <w:lang w:val="vi-VN"/>
+        </w:rPr>
+      </w:pPr>
+      <w:bookmarkStart w:id="0" w:name="_GoBack"/>
+      <w:bookmarkEnd w:id="0"/>
+      <w:r>
+        <w:rPr>
+          <w:rFonts w:hint="default"/>
+          <w:b w:val="0"/>
+          <w:bCs w:val="0"/>
+          <w:lang w:val="vi-VN"/>
+        </w:rPr>
+        <w:t>Khắc phục lỗi lệch Transaction trong mô hình Echo bằng cách chuyển sang kiến trúc Full-Duplex BIST (Slave tải trước Test Pattern tại cạnh xuống của CS_N).</w:t>
+      </w:r>
+    </w:p>
+    <w:p>
+      <w:pPr>
+        <w:spacing w:after="160"/>
+      </w:pPr>
+    </w:p>
+    <w:p>
+      <w:pPr>
+        <w:pStyle w:val="4"/>
+        <w:spacing w:before="240" w:after="120"/>
+      </w:pPr>
+      <w:r>
+        <w:rPr>
+          <w:rFonts w:ascii="Calibri" w:hAnsi="Calibri" w:eastAsia="Calibri" w:cs="Calibri"/>
+          <w:b/>
+          <w:bCs/>
+          <w:color w:val="595959"/>
+        </w:rPr>
+        <w:t>Removed</w:t>
+      </w:r>
+    </w:p>
+    <w:p>
+      <w:pPr>
+        <w:spacing w:after="160"/>
+      </w:pPr>
+      <w:r>
+        <w:rPr>
+          <w:rFonts w:ascii="Calibri" w:hAnsi="Calibri" w:eastAsia="Calibri" w:cs="Calibri"/>
+          <w:b w:val="0"/>
+          <w:bCs w:val="0"/>
+          <w:i w:val="0"/>
+          <w:iCs w:val="0"/>
+          <w:color w:val="000000"/>
+          <w:sz w:val="21"/>
+          <w:szCs w:val="21"/>
+        </w:rPr>
+        <w:t>(chưa có)</w:t>
+      </w:r>
+    </w:p>
+    <w:p>
+      <w:pPr>
+        <w:pBdr>
+          <w:bottom w:val="single" w:color="595959" w:sz="6" w:space="1"/>
+        </w:pBdr>
+        <w:spacing w:before="100" w:after="200"/>
+      </w:pPr>
+    </w:p>
+    <w:p>
+      <w:pPr>
+        <w:spacing w:after="160"/>
+        <w:rPr>
+          <w:rFonts w:ascii="Calibri" w:hAnsi="Calibri" w:eastAsia="Calibri" w:cs="Calibri"/>
+          <w:b w:val="0"/>
+          <w:bCs w:val="0"/>
+          <w:i w:val="0"/>
+          <w:iCs w:val="0"/>
+          <w:color w:val="000000"/>
+          <w:sz w:val="21"/>
+          <w:szCs w:val="21"/>
+        </w:rPr>
       </w:pPr>
     </w:p>
     <w:p>
